--- a/Final_Paper/paper_jatin.docx
+++ b/Final_Paper/paper_jatin.docx
@@ -405,7 +405,6 @@
         </w:rPr>
         <w:t xml:space="preserve"> we take 2 images as input from which we find their binary mask. After which the salient target mask and background mask is obtained. We apply the dwt on the images and the subbands of dwt are then combined using </w:t>
       </w:r>
-      <w:proofErr w:type="spellStart"/>
       <w:r>
         <w:rPr>
           <w:rFonts w:ascii="Times New Roman" w:hAnsi="Times New Roman" w:cs="Times New Roman"/>
@@ -415,19 +414,7 @@
           <w:szCs w:val="24"/>
           <w:lang w:val="en-US"/>
         </w:rPr>
-        <w:t>STDNet</w:t>
-      </w:r>
-      <w:proofErr w:type="spellEnd"/>
-      <w:r>
-        <w:rPr>
-          <w:rFonts w:ascii="Times New Roman" w:hAnsi="Times New Roman" w:cs="Times New Roman"/>
-          <w:b/>
-          <w:bCs/>
-          <w:sz w:val="24"/>
-          <w:szCs w:val="24"/>
-          <w:lang w:val="en-US"/>
-        </w:rPr>
-        <w:t xml:space="preserve"> Fusion</w:t>
+        <w:t>STDNet Fusion</w:t>
       </w:r>
       <w:r>
         <w:rPr>
@@ -835,7 +822,7 @@
     </w:p>
     <w:p>
       <w:pPr>
-        <w:ind w:left="360" w:firstLine="207"/>
+        <w:ind w:left="357" w:firstLine="357"/>
         <w:jc w:val="both"/>
         <w:rPr>
           <w:rFonts w:ascii="Times New Roman" w:hAnsi="Times New Roman" w:cs="Times New Roman"/>
@@ -856,7 +843,7 @@
     </w:p>
     <w:p>
       <w:pPr>
-        <w:ind w:left="360" w:firstLine="207"/>
+        <w:ind w:left="357" w:firstLine="357"/>
         <w:jc w:val="both"/>
         <w:rPr>
           <w:rFonts w:ascii="Times New Roman" w:hAnsi="Times New Roman" w:cs="Times New Roman"/>
@@ -877,7 +864,7 @@
     </w:p>
     <w:p>
       <w:pPr>
-        <w:ind w:left="360" w:firstLine="207"/>
+        <w:ind w:left="357" w:firstLine="357"/>
         <w:jc w:val="both"/>
         <w:rPr>
           <w:rFonts w:ascii="Times New Roman" w:hAnsi="Times New Roman" w:cs="Times New Roman"/>
@@ -925,7 +912,15 @@
           <w:sz w:val="24"/>
           <w:szCs w:val="24"/>
         </w:rPr>
-        <w:t xml:space="preserve"> is obtained by applying the below expression conceptually as</w:t>
+        <w:t xml:space="preserve"> </w:t>
+      </w:r>
+      <w:r>
+        <w:rPr>
+          <w:rFonts w:ascii="Times New Roman" w:hAnsi="Times New Roman" w:cs="Times New Roman"/>
+          <w:sz w:val="24"/>
+          <w:szCs w:val="24"/>
+        </w:rPr>
+        <w:t>is obtained by applying the below expression conceptually as</w:t>
       </w:r>
     </w:p>
     <w:p>
@@ -1129,7 +1124,31 @@
           <w:sz w:val="24"/>
           <w:szCs w:val="24"/>
         </w:rPr>
-        <w:t xml:space="preserve">is the infrared image </w:t>
+        <w:t xml:space="preserve"> </w:t>
+      </w:r>
+      <w:r>
+        <w:rPr>
+          <w:rFonts w:ascii="Times New Roman" w:eastAsiaTheme="minorEastAsia" w:hAnsi="Times New Roman" w:cs="Times New Roman"/>
+          <w:sz w:val="24"/>
+          <w:szCs w:val="24"/>
+        </w:rPr>
+        <w:t>is the</w:t>
+      </w:r>
+      <w:r>
+        <w:rPr>
+          <w:rFonts w:ascii="Times New Roman" w:eastAsiaTheme="minorEastAsia" w:hAnsi="Times New Roman" w:cs="Times New Roman"/>
+          <w:sz w:val="24"/>
+          <w:szCs w:val="24"/>
+        </w:rPr>
+        <w:t xml:space="preserve"> </w:t>
+      </w:r>
+      <w:r>
+        <w:rPr>
+          <w:rFonts w:ascii="Times New Roman" w:eastAsiaTheme="minorEastAsia" w:hAnsi="Times New Roman" w:cs="Times New Roman"/>
+          <w:sz w:val="24"/>
+          <w:szCs w:val="24"/>
+        </w:rPr>
+        <w:t xml:space="preserve">infrared image </w:t>
       </w:r>
       <m:oMath>
         <m:sSub>
@@ -1194,22 +1213,10 @@
     </w:p>
     <w:p>
       <w:pPr>
-        <w:ind w:left="360" w:firstLine="207"/>
-        <w:jc w:val="both"/>
-        <w:rPr>
-          <w:rFonts w:ascii="Times New Roman" w:hAnsi="Times New Roman" w:cs="Times New Roman"/>
-          <w:sz w:val="24"/>
-          <w:szCs w:val="24"/>
-          <w:lang w:val="en-US"/>
-        </w:rPr>
-      </w:pPr>
-    </w:p>
-    <w:p>
-      <w:pPr>
         <w:pStyle w:val="ListParagraph"/>
         <w:numPr>
           <w:ilvl w:val="0"/>
-          <w:numId w:val="4"/>
+          <w:numId w:val="5"/>
         </w:numPr>
         <w:jc w:val="both"/>
         <w:rPr>
@@ -1231,6 +1238,279 @@
           <w:lang w:val="en-US"/>
         </w:rPr>
         <w:t>Image Fusion using DWT</w:t>
+      </w:r>
+    </w:p>
+    <w:p>
+      <w:pPr>
+        <w:ind w:left="357" w:firstLine="357"/>
+        <w:jc w:val="both"/>
+        <w:rPr>
+          <w:rFonts w:ascii="Times New Roman" w:hAnsi="Times New Roman" w:cs="Times New Roman"/>
+          <w:sz w:val="24"/>
+          <w:szCs w:val="24"/>
+        </w:rPr>
+      </w:pPr>
+      <w:r>
+        <w:rPr>
+          <w:rFonts w:ascii="Times New Roman" w:hAnsi="Times New Roman" w:cs="Times New Roman"/>
+          <w:sz w:val="24"/>
+          <w:szCs w:val="24"/>
+        </w:rPr>
+        <w:t xml:space="preserve">In image processing, the Discrete Wavelet Transform (DWT) is a technique that decomposes an image into different frequency </w:t>
+      </w:r>
+      <w:r>
+        <w:rPr>
+          <w:rFonts w:ascii="Times New Roman" w:hAnsi="Times New Roman" w:cs="Times New Roman"/>
+          <w:sz w:val="24"/>
+          <w:szCs w:val="24"/>
+        </w:rPr>
+        <w:t>sub bands</w:t>
+      </w:r>
+      <w:r>
+        <w:rPr>
+          <w:rFonts w:ascii="Times New Roman" w:hAnsi="Times New Roman" w:cs="Times New Roman"/>
+          <w:sz w:val="24"/>
+          <w:szCs w:val="24"/>
+        </w:rPr>
+        <w:t xml:space="preserve">, allowing for tasks like compression, </w:t>
+      </w:r>
+      <w:r>
+        <w:rPr>
+          <w:rFonts w:ascii="Times New Roman" w:hAnsi="Times New Roman" w:cs="Times New Roman"/>
+          <w:sz w:val="24"/>
+          <w:szCs w:val="24"/>
+        </w:rPr>
+        <w:t>de-noising, enhancement, and feature extraction. It works by breaking down an image into components at various scales and orientations, using low-pass and high-pass filters. The resulting approximation coefficients (LL) represent the low-frequency, general image information, while detail coefficients (LH, HL, HH) capture high-frequency details at different orientations. </w:t>
+      </w:r>
+    </w:p>
+    <w:p>
+      <w:pPr>
+        <w:ind w:left="357" w:firstLine="357"/>
+        <w:jc w:val="both"/>
+        <w:rPr>
+          <w:rFonts w:ascii="Times New Roman" w:hAnsi="Times New Roman" w:cs="Times New Roman"/>
+          <w:sz w:val="24"/>
+          <w:szCs w:val="24"/>
+        </w:rPr>
+      </w:pPr>
+      <w:r>
+        <w:rPr>
+          <w:rFonts w:ascii="Times New Roman" w:hAnsi="Times New Roman" w:cs="Times New Roman"/>
+          <w:sz w:val="24"/>
+          <w:szCs w:val="24"/>
+        </w:rPr>
+        <w:t>The discrete wavelet transform (DWT) preserves visual information by enabling image decomposition in various</w:t>
+      </w:r>
+      <w:r>
+        <w:rPr>
+          <w:rFonts w:ascii="Times New Roman" w:hAnsi="Times New Roman" w:cs="Times New Roman"/>
+          <w:sz w:val="24"/>
+          <w:szCs w:val="24"/>
+        </w:rPr>
+        <w:t xml:space="preserve"> </w:t>
+      </w:r>
+      <w:r>
+        <w:rPr>
+          <w:rFonts w:ascii="Times New Roman" w:hAnsi="Times New Roman" w:cs="Times New Roman"/>
+          <w:sz w:val="24"/>
+          <w:szCs w:val="24"/>
+        </w:rPr>
+        <w:t>coefficients. In order to properly collect the information in the original images, these coefficients from various images</w:t>
+      </w:r>
+      <w:r>
+        <w:rPr>
+          <w:rFonts w:ascii="Times New Roman" w:hAnsi="Times New Roman" w:cs="Times New Roman"/>
+          <w:sz w:val="24"/>
+          <w:szCs w:val="24"/>
+        </w:rPr>
+        <w:t xml:space="preserve"> </w:t>
+      </w:r>
+      <w:r>
+        <w:rPr>
+          <w:rFonts w:ascii="Times New Roman" w:hAnsi="Times New Roman" w:cs="Times New Roman"/>
+          <w:sz w:val="24"/>
+          <w:szCs w:val="24"/>
+        </w:rPr>
+        <w:t xml:space="preserve">can be suitably merged to create new coefficients. </w:t>
+      </w:r>
+      <w:r>
+        <w:rPr>
+          <w:rFonts w:ascii="Times New Roman" w:hAnsi="Times New Roman" w:cs="Times New Roman"/>
+          <w:sz w:val="24"/>
+          <w:szCs w:val="24"/>
+        </w:rPr>
+        <w:t xml:space="preserve">And </w:t>
+      </w:r>
+      <w:r>
+        <w:rPr>
+          <w:rFonts w:ascii="Times New Roman" w:hAnsi="Times New Roman" w:cs="Times New Roman"/>
+          <w:sz w:val="24"/>
+          <w:szCs w:val="24"/>
+        </w:rPr>
+        <w:t xml:space="preserve">the coefficients are </w:t>
+      </w:r>
+      <w:r>
+        <w:rPr>
+          <w:rFonts w:ascii="Times New Roman" w:hAnsi="Times New Roman" w:cs="Times New Roman"/>
+          <w:sz w:val="24"/>
+          <w:szCs w:val="24"/>
+        </w:rPr>
+        <w:t>combined;</w:t>
+      </w:r>
+      <w:r>
+        <w:rPr>
+          <w:rFonts w:ascii="Times New Roman" w:hAnsi="Times New Roman" w:cs="Times New Roman"/>
+          <w:sz w:val="24"/>
+          <w:szCs w:val="24"/>
+        </w:rPr>
+        <w:t xml:space="preserve"> the inverse discrete wavelet</w:t>
+      </w:r>
+      <w:r>
+        <w:rPr>
+          <w:rFonts w:ascii="Times New Roman" w:hAnsi="Times New Roman" w:cs="Times New Roman"/>
+          <w:sz w:val="24"/>
+          <w:szCs w:val="24"/>
+        </w:rPr>
+        <w:t xml:space="preserve"> </w:t>
+      </w:r>
+      <w:r>
+        <w:rPr>
+          <w:rFonts w:ascii="Times New Roman" w:hAnsi="Times New Roman" w:cs="Times New Roman"/>
+          <w:sz w:val="24"/>
+          <w:szCs w:val="24"/>
+        </w:rPr>
+        <w:t>transform (IDWT) is utilized to create the final fused image while maintaining the information contained in the combined</w:t>
+      </w:r>
+      <w:r>
+        <w:rPr>
+          <w:rFonts w:ascii="Times New Roman" w:hAnsi="Times New Roman" w:cs="Times New Roman"/>
+          <w:sz w:val="24"/>
+          <w:szCs w:val="24"/>
+        </w:rPr>
+        <w:t xml:space="preserve"> </w:t>
+      </w:r>
+      <w:r>
+        <w:rPr>
+          <w:rFonts w:ascii="Times New Roman" w:hAnsi="Times New Roman" w:cs="Times New Roman"/>
+          <w:sz w:val="24"/>
+          <w:szCs w:val="24"/>
+        </w:rPr>
+        <w:t>coefficients.</w:t>
+      </w:r>
+    </w:p>
+    <w:p>
+      <w:pPr>
+        <w:ind w:left="357" w:firstLine="357"/>
+        <w:jc w:val="both"/>
+        <w:rPr>
+          <w:rFonts w:ascii="Times New Roman" w:hAnsi="Times New Roman" w:cs="Times New Roman"/>
+          <w:sz w:val="24"/>
+          <w:szCs w:val="24"/>
+        </w:rPr>
+      </w:pPr>
+      <w:r>
+        <w:rPr>
+          <w:rFonts w:ascii="Times New Roman" w:hAnsi="Times New Roman" w:cs="Times New Roman"/>
+          <w:sz w:val="24"/>
+          <w:szCs w:val="24"/>
+        </w:rPr>
+        <w:t>When it comes to signal reconstruction, the information that continuous wavelet transform (CWT) provides is quite</w:t>
+      </w:r>
+      <w:r>
+        <w:rPr>
+          <w:rFonts w:ascii="Times New Roman" w:hAnsi="Times New Roman" w:cs="Times New Roman"/>
+          <w:sz w:val="24"/>
+          <w:szCs w:val="24"/>
+        </w:rPr>
+        <w:t xml:space="preserve"> </w:t>
+      </w:r>
+      <w:r>
+        <w:rPr>
+          <w:rFonts w:ascii="Times New Roman" w:hAnsi="Times New Roman" w:cs="Times New Roman"/>
+          <w:sz w:val="24"/>
+          <w:szCs w:val="24"/>
+        </w:rPr>
+        <w:t>redundant. With a significant reduction in calculation time, DWT offers sufficient information for analysis and synthesis.</w:t>
+      </w:r>
+      <w:r>
+        <w:rPr>
+          <w:rFonts w:ascii="Times New Roman" w:hAnsi="Times New Roman" w:cs="Times New Roman"/>
+          <w:sz w:val="24"/>
+          <w:szCs w:val="24"/>
+        </w:rPr>
+        <w:t xml:space="preserve"> </w:t>
+      </w:r>
+      <w:r>
+        <w:rPr>
+          <w:rFonts w:ascii="Times New Roman" w:hAnsi="Times New Roman" w:cs="Times New Roman"/>
+          <w:sz w:val="24"/>
+          <w:szCs w:val="24"/>
+        </w:rPr>
+        <w:t>Filtering techniques yield a signal’s time-scale representation. At various scales, filters with varying cut-off frequencies are</w:t>
+      </w:r>
+      <w:r>
+        <w:rPr>
+          <w:rFonts w:ascii="Times New Roman" w:hAnsi="Times New Roman" w:cs="Times New Roman"/>
+          <w:sz w:val="24"/>
+          <w:szCs w:val="24"/>
+        </w:rPr>
+        <w:t xml:space="preserve"> </w:t>
+      </w:r>
+      <w:r>
+        <w:rPr>
+          <w:rFonts w:ascii="Times New Roman" w:hAnsi="Times New Roman" w:cs="Times New Roman"/>
+          <w:sz w:val="24"/>
+          <w:szCs w:val="24"/>
+        </w:rPr>
+        <w:t>employed. High-frequency analysis is done with high-pass filters, and low-frequency analysis is done with low-pass filters.</w:t>
+      </w:r>
+      <w:r>
+        <w:rPr>
+          <w:rFonts w:ascii="Times New Roman" w:hAnsi="Times New Roman" w:cs="Times New Roman"/>
+          <w:sz w:val="24"/>
+          <w:szCs w:val="24"/>
+        </w:rPr>
+        <w:t xml:space="preserve"> </w:t>
+      </w:r>
+      <w:r>
+        <w:rPr>
+          <w:rFonts w:ascii="Times New Roman" w:hAnsi="Times New Roman" w:cs="Times New Roman"/>
+          <w:sz w:val="24"/>
+          <w:szCs w:val="24"/>
+        </w:rPr>
+        <w:t>Up sampling and down sampling processes alter the signal’s resolution after it has passed through filters. Up sampling</w:t>
+      </w:r>
+      <w:r>
+        <w:rPr>
+          <w:rFonts w:ascii="Times New Roman" w:hAnsi="Times New Roman" w:cs="Times New Roman"/>
+          <w:sz w:val="24"/>
+          <w:szCs w:val="24"/>
+        </w:rPr>
+        <w:t xml:space="preserve"> </w:t>
+      </w:r>
+      <w:r>
+        <w:rPr>
+          <w:rFonts w:ascii="Times New Roman" w:hAnsi="Times New Roman" w:cs="Times New Roman"/>
+          <w:sz w:val="24"/>
+          <w:szCs w:val="24"/>
+        </w:rPr>
+        <w:t xml:space="preserve">involves adding additional samples to the signal, while down sampling </w:t>
+      </w:r>
+      <w:r>
+        <w:rPr>
+          <w:rFonts w:ascii="Times New Roman" w:hAnsi="Times New Roman" w:cs="Times New Roman"/>
+          <w:sz w:val="24"/>
+          <w:szCs w:val="24"/>
+        </w:rPr>
+        <w:t>involves</w:t>
+      </w:r>
+      <w:r>
+        <w:rPr>
+          <w:rFonts w:ascii="Times New Roman" w:hAnsi="Times New Roman" w:cs="Times New Roman"/>
+          <w:sz w:val="24"/>
+          <w:szCs w:val="24"/>
+        </w:rPr>
+        <w:t xml:space="preserve"> removing part of the signal’s samples.</w:t>
       </w:r>
     </w:p>
     <w:p>
@@ -1252,7 +1532,7 @@
         <w:pStyle w:val="ListParagraph"/>
         <w:numPr>
           <w:ilvl w:val="0"/>
-          <w:numId w:val="4"/>
+          <w:numId w:val="5"/>
         </w:numPr>
         <w:jc w:val="both"/>
         <w:rPr>
@@ -1274,6 +1554,108 @@
           <w:lang w:val="en-US"/>
         </w:rPr>
         <w:t>Proposed Hybrid Method</w:t>
+      </w:r>
+    </w:p>
+    <w:p>
+      <w:pPr>
+        <w:pStyle w:val="ListParagraph"/>
+        <w:jc w:val="both"/>
+        <w:rPr>
+          <w:rFonts w:ascii="Times New Roman" w:hAnsi="Times New Roman" w:cs="Times New Roman"/>
+          <w:b/>
+          <w:bCs/>
+          <w:sz w:val="24"/>
+          <w:szCs w:val="24"/>
+          <w:lang w:val="en-US"/>
+        </w:rPr>
+      </w:pPr>
+    </w:p>
+    <w:p>
+      <w:pPr>
+        <w:pStyle w:val="ListParagraph"/>
+        <w:jc w:val="both"/>
+        <w:rPr>
+          <w:rFonts w:ascii="Times New Roman" w:hAnsi="Times New Roman" w:cs="Times New Roman"/>
+          <w:b/>
+          <w:bCs/>
+          <w:sz w:val="24"/>
+          <w:szCs w:val="24"/>
+          <w:lang w:val="en-US"/>
+        </w:rPr>
+      </w:pPr>
+    </w:p>
+    <w:p>
+      <w:pPr>
+        <w:rPr>
+          <w:rFonts w:ascii="Times New Roman" w:hAnsi="Times New Roman" w:cs="Times New Roman"/>
+          <w:sz w:val="24"/>
+          <w:szCs w:val="24"/>
+          <w:lang w:val="en-US"/>
+        </w:rPr>
+      </w:pPr>
+      <w:r>
+        <w:rPr>
+          <w:rFonts w:ascii="Times New Roman" w:hAnsi="Times New Roman" w:cs="Times New Roman"/>
+          <w:sz w:val="24"/>
+          <w:szCs w:val="24"/>
+          <w:lang w:val="en-US"/>
+        </w:rPr>
+        <w:lastRenderedPageBreak/>
+        <w:drawing>
+          <wp:inline distT="0" distB="0" distL="0" distR="0" wp14:anchorId="734CEE45" wp14:editId="4F0C3F1C">
+            <wp:extent cx="3097530" cy="3755390"/>
+            <wp:effectExtent l="0" t="0" r="7620" b="0"/>
+            <wp:docPr id="1071979462" name="Picture 1"/>
+            <wp:cNvGraphicFramePr>
+              <a:graphicFrameLocks xmlns:a="http://schemas.openxmlformats.org/drawingml/2006/main" noChangeAspect="1"/>
+            </wp:cNvGraphicFramePr>
+            <a:graphic xmlns:a="http://schemas.openxmlformats.org/drawingml/2006/main">
+              <a:graphicData uri="http://schemas.openxmlformats.org/drawingml/2006/picture">
+                <pic:pic xmlns:pic="http://schemas.openxmlformats.org/drawingml/2006/picture">
+                  <pic:nvPicPr>
+                    <pic:cNvPr id="1071979462" name=""/>
+                    <pic:cNvPicPr/>
+                  </pic:nvPicPr>
+                  <pic:blipFill>
+                    <a:blip r:embed="rId10"/>
+                    <a:stretch>
+                      <a:fillRect/>
+                    </a:stretch>
+                  </pic:blipFill>
+                  <pic:spPr>
+                    <a:xfrm>
+                      <a:off x="0" y="0"/>
+                      <a:ext cx="3097530" cy="3755390"/>
+                    </a:xfrm>
+                    <a:prstGeom prst="rect">
+                      <a:avLst/>
+                    </a:prstGeom>
+                  </pic:spPr>
+                </pic:pic>
+              </a:graphicData>
+            </a:graphic>
+          </wp:inline>
+        </w:drawing>
+      </w:r>
+    </w:p>
+    <w:p>
+      <w:pPr>
+        <w:jc w:val="center"/>
+        <w:rPr>
+          <w:rFonts w:ascii="Times New Roman" w:hAnsi="Times New Roman" w:cs="Times New Roman"/>
+          <w:sz w:val="24"/>
+          <w:szCs w:val="24"/>
+          <w:lang w:val="en-US"/>
+        </w:rPr>
+      </w:pPr>
+      <w:r>
+        <w:rPr>
+          <w:rFonts w:ascii="Times New Roman" w:hAnsi="Times New Roman" w:cs="Times New Roman"/>
+          <w:sz w:val="24"/>
+          <w:szCs w:val="24"/>
+          <w:lang w:val="en-US"/>
+        </w:rPr>
+        <w:t>Fig. 1: Steps in DWT based Image Fusion</w:t>
       </w:r>
     </w:p>
     <w:p>
@@ -1334,7 +1716,7 @@
     </w:p>
     <w:p>
       <w:pPr>
-        <w:ind w:firstLine="360"/>
+        <w:ind w:firstLine="357"/>
         <w:jc w:val="both"/>
         <w:rPr>
           <w:rFonts w:ascii="Times New Roman" w:hAnsi="Times New Roman" w:cs="Times New Roman"/>
@@ -1407,6 +1789,17 @@
           <w:lang w:val="en-US"/>
         </w:rPr>
         <w:t>Peak Signal to Noise Ratio (PSNR)</w:t>
+      </w:r>
+      <w:r>
+        <w:rPr>
+          <w:rFonts w:ascii="Times New Roman" w:hAnsi="Times New Roman" w:cs="Times New Roman"/>
+          <w:i/>
+          <w:iCs/>
+          <w:sz w:val="24"/>
+          <w:szCs w:val="24"/>
+          <w:lang w:val="en-US"/>
+        </w:rPr>
+        <w:t>:</w:t>
       </w:r>
     </w:p>
     <w:p>
@@ -1671,17 +2064,10 @@
                               </m:ctrlPr>
                             </m:sSupPr>
                             <m:e>
-                              <m:r>
-                                <w:rPr>
-                                  <w:rFonts w:ascii="Cambria Math" w:hAnsi="Cambria Math" w:cs="Times New Roman"/>
-                                  <w:sz w:val="24"/>
-                                  <w:szCs w:val="24"/>
-                                  <w:lang w:val="en-US"/>
-                                </w:rPr>
-                                <m:t>[R</m:t>
-                              </m:r>
                               <m:d>
                                 <m:dPr>
+                                  <m:begChr m:val="["/>
+                                  <m:endChr m:val="]"/>
                                   <m:ctrlPr>
                                     <w:rPr>
                                       <w:rFonts w:ascii="Cambria Math" w:hAnsi="Cambria Math" w:cs="Times New Roman"/>
@@ -1700,19 +2086,67 @@
                                       <w:szCs w:val="24"/>
                                       <w:lang w:val="en-US"/>
                                     </w:rPr>
-                                    <m:t>i, j</m:t>
+                                    <m:t>R</m:t>
                                   </m:r>
+                                  <m:d>
+                                    <m:dPr>
+                                      <m:ctrlPr>
+                                        <w:rPr>
+                                          <w:rFonts w:ascii="Cambria Math" w:hAnsi="Cambria Math" w:cs="Times New Roman"/>
+                                          <w:i/>
+                                          <w:sz w:val="24"/>
+                                          <w:szCs w:val="24"/>
+                                          <w:lang w:val="en-US"/>
+                                        </w:rPr>
+                                      </m:ctrlPr>
+                                    </m:dPr>
+                                    <m:e>
+                                      <m:r>
+                                        <w:rPr>
+                                          <w:rFonts w:ascii="Cambria Math" w:hAnsi="Cambria Math" w:cs="Times New Roman"/>
+                                          <w:sz w:val="24"/>
+                                          <w:szCs w:val="24"/>
+                                          <w:lang w:val="en-US"/>
+                                        </w:rPr>
+                                        <m:t>i, j</m:t>
+                                      </m:r>
+                                    </m:e>
+                                  </m:d>
+                                  <m:r>
+                                    <w:rPr>
+                                      <w:rFonts w:ascii="Cambria Math" w:hAnsi="Cambria Math" w:cs="Times New Roman"/>
+                                      <w:sz w:val="24"/>
+                                      <w:szCs w:val="24"/>
+                                      <w:lang w:val="en-US"/>
+                                    </w:rPr>
+                                    <m:t xml:space="preserve"> - F</m:t>
+                                  </m:r>
+                                  <m:d>
+                                    <m:dPr>
+                                      <m:ctrlPr>
+                                        <w:rPr>
+                                          <w:rFonts w:ascii="Cambria Math" w:hAnsi="Cambria Math" w:cs="Times New Roman"/>
+                                          <w:i/>
+                                          <w:sz w:val="24"/>
+                                          <w:szCs w:val="24"/>
+                                          <w:lang w:val="en-US"/>
+                                        </w:rPr>
+                                      </m:ctrlPr>
+                                    </m:dPr>
+                                    <m:e>
+                                      <m:r>
+                                        <w:rPr>
+                                          <w:rFonts w:ascii="Cambria Math" w:hAnsi="Cambria Math" w:cs="Times New Roman"/>
+                                          <w:sz w:val="24"/>
+                                          <w:szCs w:val="24"/>
+                                          <w:lang w:val="en-US"/>
+                                        </w:rPr>
+                                        <m:t>i, j</m:t>
+                                      </m:r>
+                                    </m:e>
+                                  </m:d>
                                 </m:e>
                               </m:d>
-                              <m:r>
-                                <w:rPr>
-                                  <w:rFonts w:ascii="Cambria Math" w:hAnsi="Cambria Math" w:cs="Times New Roman"/>
-                                  <w:sz w:val="24"/>
-                                  <w:szCs w:val="24"/>
-                                  <w:lang w:val="en-US"/>
-                                </w:rPr>
-                                <m:t xml:space="preserve"> - F(i, j)]</m:t>
-                              </m:r>
                             </m:e>
                             <m:sup>
                               <m:r>
@@ -1739,7 +2173,7 @@
                       <w:szCs w:val="24"/>
                       <w:lang w:val="en-US"/>
                     </w:rPr>
-                    <m:t>M ×N</m:t>
+                    <m:t>M×N</m:t>
                   </m:r>
                 </m:den>
               </m:f>
@@ -1776,20 +2210,8 @@
           </w:rPr>
           <m:t>PSNR=10×</m:t>
         </m:r>
-        <m:r>
-          <m:rPr>
-            <m:sty m:val="p"/>
-          </m:rPr>
-          <w:rPr>
-            <w:rFonts w:ascii="Cambria Math" w:hAnsi="Cambria Math" w:cs="Times New Roman"/>
-            <w:sz w:val="24"/>
-            <w:szCs w:val="24"/>
-            <w:lang w:val="en-US"/>
-          </w:rPr>
-          <m:t>ln⁡</m:t>
-        </m:r>
-        <m:d>
-          <m:dPr>
+        <m:func>
+          <m:funcPr>
             <m:ctrlPr>
               <w:rPr>
                 <w:rFonts w:ascii="Cambria Math" w:hAnsi="Cambria Math" w:cs="Times New Roman"/>
@@ -1798,23 +2220,45 @@
                 <w:lang w:val="en-US"/>
               </w:rPr>
             </m:ctrlPr>
-          </m:dPr>
+          </m:funcPr>
+          <m:fName>
+            <m:r>
+              <m:rPr>
+                <m:sty m:val="p"/>
+              </m:rPr>
+              <w:rPr>
+                <w:rFonts w:ascii="Cambria Math" w:hAnsi="Cambria Math" w:cs="Times New Roman"/>
+                <w:sz w:val="24"/>
+                <w:szCs w:val="24"/>
+                <w:lang w:val="en-US"/>
+              </w:rPr>
+              <m:t>ln</m:t>
+            </m:r>
+            <m:ctrlPr>
+              <w:rPr>
+                <w:rFonts w:ascii="Cambria Math" w:hAnsi="Cambria Math" w:cs="Times New Roman"/>
+                <w:i/>
+                <w:sz w:val="24"/>
+                <w:szCs w:val="24"/>
+                <w:lang w:val="en-US"/>
+              </w:rPr>
+            </m:ctrlPr>
+          </m:fName>
           <m:e>
-            <m:f>
-              <m:fPr>
+            <m:d>
+              <m:dPr>
                 <m:ctrlPr>
                   <w:rPr>
                     <w:rFonts w:ascii="Cambria Math" w:hAnsi="Cambria Math" w:cs="Times New Roman"/>
-                    <w:i/>
                     <w:sz w:val="24"/>
                     <w:szCs w:val="24"/>
                     <w:lang w:val="en-US"/>
                   </w:rPr>
                 </m:ctrlPr>
-              </m:fPr>
-              <m:num>
-                <m:sSub>
-                  <m:sSubPr>
+              </m:dPr>
+              <m:e>
+                <m:f>
+                  <m:fPr>
                     <m:ctrlPr>
                       <w:rPr>
                         <w:rFonts w:ascii="Cambria Math" w:hAnsi="Cambria Math" w:cs="Times New Roman"/>
@@ -1824,8 +2268,43 @@
                         <w:lang w:val="en-US"/>
                       </w:rPr>
                     </m:ctrlPr>
-                  </m:sSubPr>
-                  <m:e>
+                  </m:fPr>
+                  <m:num>
+                    <m:sSub>
+                      <m:sSubPr>
+                        <m:ctrlPr>
+                          <w:rPr>
+                            <w:rFonts w:ascii="Cambria Math" w:hAnsi="Cambria Math" w:cs="Times New Roman"/>
+                            <w:i/>
+                            <w:sz w:val="24"/>
+                            <w:szCs w:val="24"/>
+                            <w:lang w:val="en-US"/>
+                          </w:rPr>
+                        </m:ctrlPr>
+                      </m:sSubPr>
+                      <m:e>
+                        <m:r>
+                          <w:rPr>
+                            <w:rFonts w:ascii="Cambria Math" w:hAnsi="Cambria Math" w:cs="Times New Roman"/>
+                            <w:sz w:val="24"/>
+                            <w:szCs w:val="24"/>
+                            <w:lang w:val="en-US"/>
+                          </w:rPr>
+                          <m:t>p</m:t>
+                        </m:r>
+                      </m:e>
+                      <m:sub>
+                        <m:r>
+                          <w:rPr>
+                            <w:rFonts w:ascii="Cambria Math" w:hAnsi="Cambria Math" w:cs="Times New Roman"/>
+                            <w:sz w:val="24"/>
+                            <w:szCs w:val="24"/>
+                            <w:lang w:val="en-US"/>
+                          </w:rPr>
+                          <m:t>max</m:t>
+                        </m:r>
+                      </m:sub>
+                    </m:sSub>
                     <m:r>
                       <w:rPr>
                         <w:rFonts w:ascii="Cambria Math" w:hAnsi="Cambria Math" w:cs="Times New Roman"/>
@@ -1833,106 +2312,86 @@
                         <w:szCs w:val="24"/>
                         <w:lang w:val="en-US"/>
                       </w:rPr>
-                      <m:t>p</m:t>
+                      <m:t xml:space="preserve"> × </m:t>
                     </m:r>
-                  </m:e>
-                  <m:sub>
-                    <m:r>
-                      <w:rPr>
-                        <w:rFonts w:ascii="Cambria Math" w:hAnsi="Cambria Math" w:cs="Times New Roman"/>
-                        <w:sz w:val="24"/>
-                        <w:szCs w:val="24"/>
-                        <w:lang w:val="en-US"/>
-                      </w:rPr>
-                      <m:t>max</m:t>
-                    </m:r>
-                  </m:sub>
-                </m:sSub>
-                <m:r>
-                  <w:rPr>
-                    <w:rFonts w:ascii="Cambria Math" w:hAnsi="Cambria Math" w:cs="Times New Roman"/>
-                    <w:sz w:val="24"/>
-                    <w:szCs w:val="24"/>
-                    <w:lang w:val="en-US"/>
-                  </w:rPr>
-                  <m:t xml:space="preserve"> × </m:t>
-                </m:r>
-                <m:sSub>
-                  <m:sSubPr>
-                    <m:ctrlPr>
-                      <w:rPr>
-                        <w:rFonts w:ascii="Cambria Math" w:hAnsi="Cambria Math" w:cs="Times New Roman"/>
-                        <w:i/>
-                        <w:sz w:val="24"/>
-                        <w:szCs w:val="24"/>
-                        <w:lang w:val="en-US"/>
-                      </w:rPr>
-                    </m:ctrlPr>
-                  </m:sSubPr>
-                  <m:e>
-                    <m:r>
-                      <w:rPr>
-                        <w:rFonts w:ascii="Cambria Math" w:hAnsi="Cambria Math" w:cs="Times New Roman"/>
-                        <w:sz w:val="24"/>
-                        <w:szCs w:val="24"/>
-                        <w:lang w:val="en-US"/>
-                      </w:rPr>
-                      <m:t>p</m:t>
-                    </m:r>
-                  </m:e>
-                  <m:sub>
-                    <m:r>
-                      <w:rPr>
-                        <w:rFonts w:ascii="Cambria Math" w:hAnsi="Cambria Math" w:cs="Times New Roman"/>
-                        <w:sz w:val="24"/>
-                        <w:szCs w:val="24"/>
-                        <w:lang w:val="en-US"/>
-                      </w:rPr>
-                      <m:t>min</m:t>
-                    </m:r>
-                  </m:sub>
-                </m:sSub>
-              </m:num>
-              <m:den>
-                <m:sSup>
-                  <m:sSupPr>
-                    <m:ctrlPr>
-                      <w:rPr>
-                        <w:rFonts w:ascii="Cambria Math" w:hAnsi="Cambria Math" w:cs="Times New Roman"/>
-                        <w:i/>
-                        <w:sz w:val="24"/>
-                        <w:szCs w:val="24"/>
-                        <w:lang w:val="en-US"/>
-                      </w:rPr>
-                    </m:ctrlPr>
-                  </m:sSupPr>
-                  <m:e>
-                    <m:r>
-                      <w:rPr>
-                        <w:rFonts w:ascii="Cambria Math" w:hAnsi="Cambria Math" w:cs="Times New Roman"/>
-                        <w:sz w:val="24"/>
-                        <w:szCs w:val="24"/>
-                        <w:lang w:val="en-US"/>
-                      </w:rPr>
-                      <m:t>RMSE</m:t>
-                    </m:r>
-                  </m:e>
-                  <m:sup>
-                    <m:r>
-                      <w:rPr>
-                        <w:rFonts w:ascii="Cambria Math" w:hAnsi="Cambria Math" w:cs="Times New Roman"/>
-                        <w:sz w:val="24"/>
-                        <w:szCs w:val="24"/>
-                        <w:lang w:val="en-US"/>
-                      </w:rPr>
-                      <m:t>2</m:t>
-                    </m:r>
-                  </m:sup>
-                </m:sSup>
-              </m:den>
-            </m:f>
+                    <m:sSub>
+                      <m:sSubPr>
+                        <m:ctrlPr>
+                          <w:rPr>
+                            <w:rFonts w:ascii="Cambria Math" w:hAnsi="Cambria Math" w:cs="Times New Roman"/>
+                            <w:i/>
+                            <w:sz w:val="24"/>
+                            <w:szCs w:val="24"/>
+                            <w:lang w:val="en-US"/>
+                          </w:rPr>
+                        </m:ctrlPr>
+                      </m:sSubPr>
+                      <m:e>
+                        <m:r>
+                          <w:rPr>
+                            <w:rFonts w:ascii="Cambria Math" w:hAnsi="Cambria Math" w:cs="Times New Roman"/>
+                            <w:sz w:val="24"/>
+                            <w:szCs w:val="24"/>
+                            <w:lang w:val="en-US"/>
+                          </w:rPr>
+                          <m:t>p</m:t>
+                        </m:r>
+                      </m:e>
+                      <m:sub>
+                        <m:r>
+                          <w:rPr>
+                            <w:rFonts w:ascii="Cambria Math" w:hAnsi="Cambria Math" w:cs="Times New Roman"/>
+                            <w:sz w:val="24"/>
+                            <w:szCs w:val="24"/>
+                            <w:lang w:val="en-US"/>
+                          </w:rPr>
+                          <m:t>min</m:t>
+                        </m:r>
+                      </m:sub>
+                    </m:sSub>
+                  </m:num>
+                  <m:den>
+                    <m:sSup>
+                      <m:sSupPr>
+                        <m:ctrlPr>
+                          <w:rPr>
+                            <w:rFonts w:ascii="Cambria Math" w:hAnsi="Cambria Math" w:cs="Times New Roman"/>
+                            <w:i/>
+                            <w:sz w:val="24"/>
+                            <w:szCs w:val="24"/>
+                            <w:lang w:val="en-US"/>
+                          </w:rPr>
+                        </m:ctrlPr>
+                      </m:sSupPr>
+                      <m:e>
+                        <m:r>
+                          <w:rPr>
+                            <w:rFonts w:ascii="Cambria Math" w:hAnsi="Cambria Math" w:cs="Times New Roman"/>
+                            <w:sz w:val="24"/>
+                            <w:szCs w:val="24"/>
+                            <w:lang w:val="en-US"/>
+                          </w:rPr>
+                          <m:t>RMSE</m:t>
+                        </m:r>
+                      </m:e>
+                      <m:sup>
+                        <m:r>
+                          <w:rPr>
+                            <w:rFonts w:ascii="Cambria Math" w:hAnsi="Cambria Math" w:cs="Times New Roman"/>
+                            <w:sz w:val="24"/>
+                            <w:szCs w:val="24"/>
+                            <w:lang w:val="en-US"/>
+                          </w:rPr>
+                          <m:t>2</m:t>
+                        </m:r>
+                      </m:sup>
+                    </m:sSup>
+                  </m:den>
+                </m:f>
+              </m:e>
+            </m:d>
           </m:e>
-        </m:d>
+        </m:func>
       </m:oMath>
     </w:p>
     <w:p>
@@ -2041,6 +2500,28 @@
           <w:lang w:val="en-US"/>
         </w:rPr>
         <w:t>Entropy</w:t>
+      </w:r>
+      <w:r>
+        <w:rPr>
+          <w:rFonts w:ascii="Times New Roman" w:hAnsi="Times New Roman" w:cs="Times New Roman"/>
+          <w:i/>
+          <w:iCs/>
+          <w:sz w:val="24"/>
+          <w:szCs w:val="24"/>
+          <w:lang w:val="en-US"/>
+        </w:rPr>
+        <w:t xml:space="preserve"> (EN)</w:t>
+      </w:r>
+      <w:r>
+        <w:rPr>
+          <w:rFonts w:ascii="Times New Roman" w:hAnsi="Times New Roman" w:cs="Times New Roman"/>
+          <w:i/>
+          <w:iCs/>
+          <w:sz w:val="24"/>
+          <w:szCs w:val="24"/>
+          <w:lang w:val="en-US"/>
+        </w:rPr>
+        <w:t>:</w:t>
       </w:r>
     </w:p>
     <w:p>
@@ -2425,6 +2906,2948 @@
           <w:sz w:val="24"/>
           <w:szCs w:val="24"/>
           <w:lang w:val="en-US"/>
+        </w:rPr>
+      </w:pPr>
+      <w:r>
+        <w:rPr>
+          <w:rFonts w:ascii="Times New Roman" w:hAnsi="Times New Roman" w:cs="Times New Roman"/>
+          <w:i/>
+          <w:iCs/>
+          <w:sz w:val="24"/>
+          <w:szCs w:val="24"/>
+          <w:lang w:val="en-US"/>
+        </w:rPr>
+        <w:t>Spatial Frequency</w:t>
+      </w:r>
+      <w:r>
+        <w:rPr>
+          <w:rFonts w:ascii="Times New Roman" w:hAnsi="Times New Roman" w:cs="Times New Roman"/>
+          <w:i/>
+          <w:iCs/>
+          <w:sz w:val="24"/>
+          <w:szCs w:val="24"/>
+          <w:lang w:val="en-US"/>
+        </w:rPr>
+        <w:t xml:space="preserve"> (SF)</w:t>
+      </w:r>
+      <w:r>
+        <w:rPr>
+          <w:rFonts w:ascii="Times New Roman" w:hAnsi="Times New Roman" w:cs="Times New Roman"/>
+          <w:i/>
+          <w:iCs/>
+          <w:sz w:val="24"/>
+          <w:szCs w:val="24"/>
+          <w:lang w:val="en-US"/>
+        </w:rPr>
+        <w:t>:</w:t>
+      </w:r>
+    </w:p>
+    <w:p>
+      <w:pPr>
+        <w:pStyle w:val="ListParagraph"/>
+        <w:jc w:val="both"/>
+        <w:rPr>
+          <w:rFonts w:ascii="Times New Roman" w:hAnsi="Times New Roman" w:cs="Times New Roman"/>
+          <w:i/>
+          <w:iCs/>
+          <w:sz w:val="24"/>
+          <w:szCs w:val="24"/>
+          <w:lang w:val="en-US"/>
+        </w:rPr>
+      </w:pPr>
+    </w:p>
+    <w:p>
+      <w:pPr>
+        <w:pStyle w:val="ListParagraph"/>
+        <w:jc w:val="both"/>
+        <w:rPr>
+          <w:rFonts w:ascii="Times New Roman" w:hAnsi="Times New Roman" w:cs="Times New Roman"/>
+          <w:sz w:val="24"/>
+          <w:szCs w:val="24"/>
+        </w:rPr>
+      </w:pPr>
+      <w:r>
+        <w:rPr>
+          <w:rFonts w:ascii="Times New Roman" w:hAnsi="Times New Roman" w:cs="Times New Roman"/>
+          <w:sz w:val="24"/>
+          <w:szCs w:val="24"/>
+        </w:rPr>
+        <w:t>The SF metric is a reference-free metric that measures</w:t>
+      </w:r>
+      <w:r>
+        <w:rPr>
+          <w:rFonts w:ascii="Times New Roman" w:hAnsi="Times New Roman" w:cs="Times New Roman"/>
+          <w:sz w:val="24"/>
+          <w:szCs w:val="24"/>
+        </w:rPr>
+        <w:t xml:space="preserve"> </w:t>
+      </w:r>
+      <w:r>
+        <w:rPr>
+          <w:rFonts w:ascii="Times New Roman" w:hAnsi="Times New Roman" w:cs="Times New Roman"/>
+          <w:sz w:val="24"/>
+          <w:szCs w:val="24"/>
+        </w:rPr>
+        <w:t>the spatial frequency information contained in the fused</w:t>
+      </w:r>
+      <w:r>
+        <w:rPr>
+          <w:rFonts w:ascii="Times New Roman" w:hAnsi="Times New Roman" w:cs="Times New Roman"/>
+          <w:sz w:val="24"/>
+          <w:szCs w:val="24"/>
+        </w:rPr>
+        <w:t xml:space="preserve"> </w:t>
+      </w:r>
+      <w:r>
+        <w:rPr>
+          <w:rFonts w:ascii="Times New Roman" w:hAnsi="Times New Roman" w:cs="Times New Roman"/>
+          <w:sz w:val="24"/>
+          <w:szCs w:val="24"/>
+        </w:rPr>
+        <w:t>image through the row frequency and column frequency. The</w:t>
+      </w:r>
+      <w:r>
+        <w:rPr>
+          <w:rFonts w:ascii="Times New Roman" w:hAnsi="Times New Roman" w:cs="Times New Roman"/>
+          <w:sz w:val="24"/>
+          <w:szCs w:val="24"/>
+        </w:rPr>
+        <w:t xml:space="preserve"> </w:t>
+      </w:r>
+      <w:r>
+        <w:rPr>
+          <w:rFonts w:ascii="Times New Roman" w:hAnsi="Times New Roman" w:cs="Times New Roman"/>
+          <w:sz w:val="24"/>
+          <w:szCs w:val="24"/>
+        </w:rPr>
+        <w:t>mathematical definition of SF is as follows:</w:t>
+      </w:r>
+    </w:p>
+    <w:p>
+      <w:pPr>
+        <w:pStyle w:val="ListParagraph"/>
+        <w:jc w:val="both"/>
+        <w:rPr>
+          <w:rFonts w:ascii="Times New Roman" w:hAnsi="Times New Roman" w:cs="Times New Roman"/>
+          <w:sz w:val="24"/>
+          <w:szCs w:val="24"/>
+        </w:rPr>
+      </w:pPr>
+    </w:p>
+    <w:p>
+      <w:pPr>
+        <w:pStyle w:val="ListParagraph"/>
+        <w:jc w:val="center"/>
+        <w:rPr>
+          <w:rFonts w:ascii="Times New Roman" w:eastAsiaTheme="minorEastAsia" w:hAnsi="Times New Roman" w:cs="Times New Roman"/>
+          <w:sz w:val="24"/>
+          <w:szCs w:val="24"/>
+          <w:lang w:val="en-US"/>
+        </w:rPr>
+      </w:pPr>
+      <m:oMathPara>
+        <m:oMath>
+          <m:r>
+            <w:rPr>
+              <w:rFonts w:ascii="Cambria Math" w:hAnsi="Cambria Math" w:cs="Times New Roman"/>
+              <w:sz w:val="24"/>
+              <w:szCs w:val="24"/>
+              <w:lang w:val="en-US"/>
+            </w:rPr>
+            <m:t>SF=</m:t>
+          </m:r>
+          <m:rad>
+            <m:radPr>
+              <m:degHide m:val="1"/>
+              <m:ctrlPr>
+                <w:rPr>
+                  <w:rFonts w:ascii="Cambria Math" w:hAnsi="Cambria Math" w:cs="Times New Roman"/>
+                  <w:i/>
+                  <w:sz w:val="24"/>
+                  <w:szCs w:val="24"/>
+                  <w:lang w:val="en-US"/>
+                </w:rPr>
+              </m:ctrlPr>
+            </m:radPr>
+            <m:deg/>
+            <m:e>
+              <m:sSup>
+                <m:sSupPr>
+                  <m:ctrlPr>
+                    <w:rPr>
+                      <w:rFonts w:ascii="Cambria Math" w:hAnsi="Cambria Math" w:cs="Times New Roman"/>
+                      <w:i/>
+                      <w:sz w:val="24"/>
+                      <w:szCs w:val="24"/>
+                      <w:lang w:val="en-US"/>
+                    </w:rPr>
+                  </m:ctrlPr>
+                </m:sSupPr>
+                <m:e>
+                  <m:r>
+                    <w:rPr>
+                      <w:rFonts w:ascii="Cambria Math" w:hAnsi="Cambria Math" w:cs="Times New Roman"/>
+                      <w:sz w:val="24"/>
+                      <w:szCs w:val="24"/>
+                      <w:lang w:val="en-US"/>
+                    </w:rPr>
+                    <m:t>RF</m:t>
+                  </m:r>
+                </m:e>
+                <m:sup>
+                  <m:r>
+                    <w:rPr>
+                      <w:rFonts w:ascii="Cambria Math" w:hAnsi="Cambria Math" w:cs="Times New Roman"/>
+                      <w:sz w:val="24"/>
+                      <w:szCs w:val="24"/>
+                      <w:lang w:val="en-US"/>
+                    </w:rPr>
+                    <m:t>2</m:t>
+                  </m:r>
+                </m:sup>
+              </m:sSup>
+              <m:r>
+                <w:rPr>
+                  <w:rFonts w:ascii="Cambria Math" w:hAnsi="Cambria Math" w:cs="Times New Roman"/>
+                  <w:sz w:val="24"/>
+                  <w:szCs w:val="24"/>
+                  <w:lang w:val="en-US"/>
+                </w:rPr>
+                <m:t>+</m:t>
+              </m:r>
+              <m:sSup>
+                <m:sSupPr>
+                  <m:ctrlPr>
+                    <w:rPr>
+                      <w:rFonts w:ascii="Cambria Math" w:hAnsi="Cambria Math" w:cs="Times New Roman"/>
+                      <w:i/>
+                      <w:sz w:val="24"/>
+                      <w:szCs w:val="24"/>
+                      <w:lang w:val="en-US"/>
+                    </w:rPr>
+                  </m:ctrlPr>
+                </m:sSupPr>
+                <m:e>
+                  <m:r>
+                    <w:rPr>
+                      <w:rFonts w:ascii="Cambria Math" w:hAnsi="Cambria Math" w:cs="Times New Roman"/>
+                      <w:sz w:val="24"/>
+                      <w:szCs w:val="24"/>
+                      <w:lang w:val="en-US"/>
+                    </w:rPr>
+                    <m:t>CF</m:t>
+                  </m:r>
+                </m:e>
+                <m:sup>
+                  <m:r>
+                    <w:rPr>
+                      <w:rFonts w:ascii="Cambria Math" w:hAnsi="Cambria Math" w:cs="Times New Roman"/>
+                      <w:sz w:val="24"/>
+                      <w:szCs w:val="24"/>
+                      <w:lang w:val="en-US"/>
+                    </w:rPr>
+                    <m:t>2</m:t>
+                  </m:r>
+                </m:sup>
+              </m:sSup>
+            </m:e>
+          </m:rad>
+        </m:oMath>
+      </m:oMathPara>
+    </w:p>
+    <w:p>
+      <w:pPr>
+        <w:pStyle w:val="ListParagraph"/>
+        <w:jc w:val="center"/>
+        <w:rPr>
+          <w:rFonts w:ascii="Times New Roman" w:hAnsi="Times New Roman" w:cs="Times New Roman"/>
+          <w:sz w:val="24"/>
+          <w:szCs w:val="24"/>
+          <w:lang w:val="en-US"/>
+        </w:rPr>
+      </w:pPr>
+    </w:p>
+    <w:p>
+      <w:pPr>
+        <w:pStyle w:val="ListParagraph"/>
+        <w:rPr>
+          <w:rFonts w:ascii="Times New Roman" w:eastAsiaTheme="minorEastAsia" w:hAnsi="Times New Roman" w:cs="Times New Roman"/>
+          <w:sz w:val="24"/>
+          <w:szCs w:val="24"/>
+          <w:lang w:val="en-US"/>
+        </w:rPr>
+      </w:pPr>
+      <w:r>
+        <w:rPr>
+          <w:rFonts w:ascii="Times New Roman" w:hAnsi="Times New Roman" w:cs="Times New Roman"/>
+          <w:sz w:val="24"/>
+          <w:szCs w:val="24"/>
+          <w:lang w:val="en-US"/>
+        </w:rPr>
+        <w:t>here,</w:t>
+      </w:r>
+    </w:p>
+    <w:p>
+      <w:pPr>
+        <w:pStyle w:val="ListParagraph"/>
+        <w:rPr>
+          <w:rFonts w:ascii="Times New Roman" w:eastAsiaTheme="minorEastAsia" w:hAnsi="Times New Roman" w:cs="Times New Roman"/>
+          <w:sz w:val="24"/>
+          <w:szCs w:val="24"/>
+          <w:lang w:val="en-US"/>
+        </w:rPr>
+      </w:pPr>
+      <m:oMathPara>
+        <m:oMath>
+          <m:r>
+            <w:rPr>
+              <w:rFonts w:ascii="Cambria Math" w:hAnsi="Cambria Math" w:cs="Times New Roman"/>
+              <w:sz w:val="24"/>
+              <w:szCs w:val="24"/>
+              <w:lang w:val="en-US"/>
+            </w:rPr>
+            <m:t>RF=</m:t>
+          </m:r>
+          <m:rad>
+            <m:radPr>
+              <m:degHide m:val="1"/>
+              <m:ctrlPr>
+                <w:rPr>
+                  <w:rFonts w:ascii="Cambria Math" w:hAnsi="Cambria Math" w:cs="Times New Roman"/>
+                  <w:i/>
+                  <w:sz w:val="24"/>
+                  <w:szCs w:val="24"/>
+                  <w:lang w:val="en-US"/>
+                </w:rPr>
+              </m:ctrlPr>
+            </m:radPr>
+            <m:deg/>
+            <m:e>
+              <m:nary>
+                <m:naryPr>
+                  <m:chr m:val="∑"/>
+                  <m:limLoc m:val="undOvr"/>
+                  <m:ctrlPr>
+                    <w:rPr>
+                      <w:rFonts w:ascii="Cambria Math" w:hAnsi="Cambria Math" w:cs="Times New Roman"/>
+                      <w:i/>
+                      <w:sz w:val="24"/>
+                      <w:szCs w:val="24"/>
+                      <w:lang w:val="en-US"/>
+                    </w:rPr>
+                  </m:ctrlPr>
+                </m:naryPr>
+                <m:sub>
+                  <m:r>
+                    <w:rPr>
+                      <w:rFonts w:ascii="Cambria Math" w:hAnsi="Cambria Math" w:cs="Times New Roman"/>
+                      <w:sz w:val="24"/>
+                      <w:szCs w:val="24"/>
+                      <w:lang w:val="en-US"/>
+                    </w:rPr>
+                    <m:t>i=1</m:t>
+                  </m:r>
+                </m:sub>
+                <m:sup>
+                  <m:r>
+                    <w:rPr>
+                      <w:rFonts w:ascii="Cambria Math" w:hAnsi="Cambria Math" w:cs="Times New Roman"/>
+                      <w:sz w:val="24"/>
+                      <w:szCs w:val="24"/>
+                      <w:lang w:val="en-US"/>
+                    </w:rPr>
+                    <m:t>M</m:t>
+                  </m:r>
+                </m:sup>
+                <m:e>
+                  <m:nary>
+                    <m:naryPr>
+                      <m:chr m:val="∑"/>
+                      <m:limLoc m:val="undOvr"/>
+                      <m:ctrlPr>
+                        <w:rPr>
+                          <w:rFonts w:ascii="Cambria Math" w:hAnsi="Cambria Math" w:cs="Times New Roman"/>
+                          <w:i/>
+                          <w:sz w:val="24"/>
+                          <w:szCs w:val="24"/>
+                          <w:lang w:val="en-US"/>
+                        </w:rPr>
+                      </m:ctrlPr>
+                    </m:naryPr>
+                    <m:sub>
+                      <m:r>
+                        <w:rPr>
+                          <w:rFonts w:ascii="Cambria Math" w:hAnsi="Cambria Math" w:cs="Times New Roman"/>
+                          <w:sz w:val="24"/>
+                          <w:szCs w:val="24"/>
+                          <w:lang w:val="en-US"/>
+                        </w:rPr>
+                        <m:t>j=1</m:t>
+                      </m:r>
+                    </m:sub>
+                    <m:sup>
+                      <m:r>
+                        <w:rPr>
+                          <w:rFonts w:ascii="Cambria Math" w:hAnsi="Cambria Math" w:cs="Times New Roman"/>
+                          <w:sz w:val="24"/>
+                          <w:szCs w:val="24"/>
+                          <w:lang w:val="en-US"/>
+                        </w:rPr>
+                        <m:t>N</m:t>
+                      </m:r>
+                    </m:sup>
+                    <m:e>
+                      <m:sSup>
+                        <m:sSupPr>
+                          <m:ctrlPr>
+                            <w:rPr>
+                              <w:rFonts w:ascii="Cambria Math" w:hAnsi="Cambria Math" w:cs="Times New Roman"/>
+                              <w:i/>
+                              <w:sz w:val="24"/>
+                              <w:szCs w:val="24"/>
+                              <w:lang w:val="en-US"/>
+                            </w:rPr>
+                          </m:ctrlPr>
+                        </m:sSupPr>
+                        <m:e>
+                          <m:d>
+                            <m:dPr>
+                              <m:ctrlPr>
+                                <w:rPr>
+                                  <w:rFonts w:ascii="Cambria Math" w:hAnsi="Cambria Math" w:cs="Times New Roman"/>
+                                  <w:i/>
+                                  <w:sz w:val="24"/>
+                                  <w:szCs w:val="24"/>
+                                  <w:lang w:val="en-US"/>
+                                </w:rPr>
+                              </m:ctrlPr>
+                            </m:dPr>
+                            <m:e>
+                              <m:r>
+                                <w:rPr>
+                                  <w:rFonts w:ascii="Cambria Math" w:hAnsi="Cambria Math" w:cs="Times New Roman"/>
+                                  <w:sz w:val="24"/>
+                                  <w:szCs w:val="24"/>
+                                  <w:lang w:val="en-US"/>
+                                </w:rPr>
+                                <m:t>F</m:t>
+                              </m:r>
+                              <m:d>
+                                <m:dPr>
+                                  <m:ctrlPr>
+                                    <w:rPr>
+                                      <w:rFonts w:ascii="Cambria Math" w:hAnsi="Cambria Math" w:cs="Times New Roman"/>
+                                      <w:i/>
+                                      <w:sz w:val="24"/>
+                                      <w:szCs w:val="24"/>
+                                      <w:lang w:val="en-US"/>
+                                    </w:rPr>
+                                  </m:ctrlPr>
+                                </m:dPr>
+                                <m:e>
+                                  <m:r>
+                                    <w:rPr>
+                                      <w:rFonts w:ascii="Cambria Math" w:hAnsi="Cambria Math" w:cs="Times New Roman"/>
+                                      <w:sz w:val="24"/>
+                                      <w:szCs w:val="24"/>
+                                      <w:lang w:val="en-US"/>
+                                    </w:rPr>
+                                    <m:t>i, j</m:t>
+                                  </m:r>
+                                </m:e>
+                              </m:d>
+                              <m:r>
+                                <w:rPr>
+                                  <w:rFonts w:ascii="Cambria Math" w:hAnsi="Cambria Math" w:cs="Times New Roman"/>
+                                  <w:sz w:val="24"/>
+                                  <w:szCs w:val="24"/>
+                                  <w:lang w:val="en-US"/>
+                                </w:rPr>
+                                <m:t xml:space="preserve"> - F</m:t>
+                              </m:r>
+                              <m:d>
+                                <m:dPr>
+                                  <m:ctrlPr>
+                                    <w:rPr>
+                                      <w:rFonts w:ascii="Cambria Math" w:hAnsi="Cambria Math" w:cs="Times New Roman"/>
+                                      <w:i/>
+                                      <w:sz w:val="24"/>
+                                      <w:szCs w:val="24"/>
+                                      <w:lang w:val="en-US"/>
+                                    </w:rPr>
+                                  </m:ctrlPr>
+                                </m:dPr>
+                                <m:e>
+                                  <m:r>
+                                    <w:rPr>
+                                      <w:rFonts w:ascii="Cambria Math" w:hAnsi="Cambria Math" w:cs="Times New Roman"/>
+                                      <w:sz w:val="24"/>
+                                      <w:szCs w:val="24"/>
+                                      <w:lang w:val="en-US"/>
+                                    </w:rPr>
+                                    <m:t>i, j-1</m:t>
+                                  </m:r>
+                                </m:e>
+                              </m:d>
+                            </m:e>
+                          </m:d>
+                        </m:e>
+                        <m:sup>
+                          <m:r>
+                            <w:rPr>
+                              <w:rFonts w:ascii="Cambria Math" w:hAnsi="Cambria Math" w:cs="Times New Roman"/>
+                              <w:sz w:val="24"/>
+                              <w:szCs w:val="24"/>
+                              <w:lang w:val="en-US"/>
+                            </w:rPr>
+                            <m:t>2</m:t>
+                          </m:r>
+                        </m:sup>
+                      </m:sSup>
+                    </m:e>
+                  </m:nary>
+                </m:e>
+              </m:nary>
+            </m:e>
+          </m:rad>
+        </m:oMath>
+      </m:oMathPara>
+    </w:p>
+    <w:p>
+      <w:pPr>
+        <w:pStyle w:val="ListParagraph"/>
+        <w:rPr>
+          <w:rFonts w:ascii="Times New Roman" w:eastAsiaTheme="minorEastAsia" w:hAnsi="Times New Roman" w:cs="Times New Roman"/>
+          <w:sz w:val="24"/>
+          <w:szCs w:val="24"/>
+          <w:lang w:val="en-US"/>
+        </w:rPr>
+      </w:pPr>
+    </w:p>
+    <w:p>
+      <w:pPr>
+        <w:pStyle w:val="ListParagraph"/>
+        <w:rPr>
+          <w:rFonts w:ascii="Times New Roman" w:hAnsi="Times New Roman" w:cs="Times New Roman"/>
+          <w:sz w:val="24"/>
+          <w:szCs w:val="24"/>
+          <w:lang w:val="en-US"/>
+        </w:rPr>
+      </w:pPr>
+      <w:r>
+        <w:rPr>
+          <w:rFonts w:ascii="Times New Roman" w:hAnsi="Times New Roman" w:cs="Times New Roman"/>
+          <w:sz w:val="24"/>
+          <w:szCs w:val="24"/>
+          <w:lang w:val="en-US"/>
+        </w:rPr>
+        <w:t>and</w:t>
+      </w:r>
+    </w:p>
+    <w:p>
+      <w:pPr>
+        <w:pStyle w:val="ListParagraph"/>
+        <w:jc w:val="center"/>
+        <w:rPr>
+          <w:rFonts w:ascii="Times New Roman" w:eastAsiaTheme="minorEastAsia" w:hAnsi="Times New Roman" w:cs="Times New Roman"/>
+          <w:sz w:val="24"/>
+          <w:szCs w:val="24"/>
+          <w:lang w:val="en-US"/>
+        </w:rPr>
+      </w:pPr>
+      <m:oMathPara>
+        <m:oMath>
+          <m:r>
+            <w:rPr>
+              <w:rFonts w:ascii="Cambria Math" w:hAnsi="Cambria Math" w:cs="Times New Roman"/>
+              <w:sz w:val="24"/>
+              <w:szCs w:val="24"/>
+              <w:lang w:val="en-US"/>
+            </w:rPr>
+            <m:t>CF=</m:t>
+          </m:r>
+          <m:rad>
+            <m:radPr>
+              <m:degHide m:val="1"/>
+              <m:ctrlPr>
+                <w:rPr>
+                  <w:rFonts w:ascii="Cambria Math" w:hAnsi="Cambria Math" w:cs="Times New Roman"/>
+                  <w:i/>
+                  <w:sz w:val="24"/>
+                  <w:szCs w:val="24"/>
+                  <w:lang w:val="en-US"/>
+                </w:rPr>
+              </m:ctrlPr>
+            </m:radPr>
+            <m:deg/>
+            <m:e>
+              <m:nary>
+                <m:naryPr>
+                  <m:chr m:val="∑"/>
+                  <m:limLoc m:val="undOvr"/>
+                  <m:ctrlPr>
+                    <w:rPr>
+                      <w:rFonts w:ascii="Cambria Math" w:hAnsi="Cambria Math" w:cs="Times New Roman"/>
+                      <w:i/>
+                      <w:sz w:val="24"/>
+                      <w:szCs w:val="24"/>
+                      <w:lang w:val="en-US"/>
+                    </w:rPr>
+                  </m:ctrlPr>
+                </m:naryPr>
+                <m:sub>
+                  <m:r>
+                    <w:rPr>
+                      <w:rFonts w:ascii="Cambria Math" w:hAnsi="Cambria Math" w:cs="Times New Roman"/>
+                      <w:sz w:val="24"/>
+                      <w:szCs w:val="24"/>
+                      <w:lang w:val="en-US"/>
+                    </w:rPr>
+                    <m:t>i=1</m:t>
+                  </m:r>
+                </m:sub>
+                <m:sup>
+                  <m:r>
+                    <w:rPr>
+                      <w:rFonts w:ascii="Cambria Math" w:hAnsi="Cambria Math" w:cs="Times New Roman"/>
+                      <w:sz w:val="24"/>
+                      <w:szCs w:val="24"/>
+                      <w:lang w:val="en-US"/>
+                    </w:rPr>
+                    <m:t>M</m:t>
+                  </m:r>
+                </m:sup>
+                <m:e>
+                  <m:nary>
+                    <m:naryPr>
+                      <m:chr m:val="∑"/>
+                      <m:limLoc m:val="undOvr"/>
+                      <m:ctrlPr>
+                        <w:rPr>
+                          <w:rFonts w:ascii="Cambria Math" w:hAnsi="Cambria Math" w:cs="Times New Roman"/>
+                          <w:i/>
+                          <w:sz w:val="24"/>
+                          <w:szCs w:val="24"/>
+                          <w:lang w:val="en-US"/>
+                        </w:rPr>
+                      </m:ctrlPr>
+                    </m:naryPr>
+                    <m:sub>
+                      <m:r>
+                        <w:rPr>
+                          <w:rFonts w:ascii="Cambria Math" w:hAnsi="Cambria Math" w:cs="Times New Roman"/>
+                          <w:sz w:val="24"/>
+                          <w:szCs w:val="24"/>
+                          <w:lang w:val="en-US"/>
+                        </w:rPr>
+                        <m:t>j=1</m:t>
+                      </m:r>
+                    </m:sub>
+                    <m:sup>
+                      <m:r>
+                        <w:rPr>
+                          <w:rFonts w:ascii="Cambria Math" w:hAnsi="Cambria Math" w:cs="Times New Roman"/>
+                          <w:sz w:val="24"/>
+                          <w:szCs w:val="24"/>
+                          <w:lang w:val="en-US"/>
+                        </w:rPr>
+                        <m:t>N</m:t>
+                      </m:r>
+                    </m:sup>
+                    <m:e>
+                      <m:sSup>
+                        <m:sSupPr>
+                          <m:ctrlPr>
+                            <w:rPr>
+                              <w:rFonts w:ascii="Cambria Math" w:hAnsi="Cambria Math" w:cs="Times New Roman"/>
+                              <w:i/>
+                              <w:sz w:val="24"/>
+                              <w:szCs w:val="24"/>
+                              <w:lang w:val="en-US"/>
+                            </w:rPr>
+                          </m:ctrlPr>
+                        </m:sSupPr>
+                        <m:e>
+                          <m:d>
+                            <m:dPr>
+                              <m:ctrlPr>
+                                <w:rPr>
+                                  <w:rFonts w:ascii="Cambria Math" w:hAnsi="Cambria Math" w:cs="Times New Roman"/>
+                                  <w:i/>
+                                  <w:sz w:val="24"/>
+                                  <w:szCs w:val="24"/>
+                                  <w:lang w:val="en-US"/>
+                                </w:rPr>
+                              </m:ctrlPr>
+                            </m:dPr>
+                            <m:e>
+                              <m:r>
+                                <w:rPr>
+                                  <w:rFonts w:ascii="Cambria Math" w:hAnsi="Cambria Math" w:cs="Times New Roman"/>
+                                  <w:sz w:val="24"/>
+                                  <w:szCs w:val="24"/>
+                                  <w:lang w:val="en-US"/>
+                                </w:rPr>
+                                <m:t>F</m:t>
+                              </m:r>
+                              <m:d>
+                                <m:dPr>
+                                  <m:ctrlPr>
+                                    <w:rPr>
+                                      <w:rFonts w:ascii="Cambria Math" w:hAnsi="Cambria Math" w:cs="Times New Roman"/>
+                                      <w:i/>
+                                      <w:sz w:val="24"/>
+                                      <w:szCs w:val="24"/>
+                                      <w:lang w:val="en-US"/>
+                                    </w:rPr>
+                                  </m:ctrlPr>
+                                </m:dPr>
+                                <m:e>
+                                  <m:r>
+                                    <w:rPr>
+                                      <w:rFonts w:ascii="Cambria Math" w:hAnsi="Cambria Math" w:cs="Times New Roman"/>
+                                      <w:sz w:val="24"/>
+                                      <w:szCs w:val="24"/>
+                                      <w:lang w:val="en-US"/>
+                                    </w:rPr>
+                                    <m:t>i, j</m:t>
+                                  </m:r>
+                                </m:e>
+                              </m:d>
+                              <m:r>
+                                <w:rPr>
+                                  <w:rFonts w:ascii="Cambria Math" w:hAnsi="Cambria Math" w:cs="Times New Roman"/>
+                                  <w:sz w:val="24"/>
+                                  <w:szCs w:val="24"/>
+                                  <w:lang w:val="en-US"/>
+                                </w:rPr>
+                                <m:t xml:space="preserve"> - F</m:t>
+                              </m:r>
+                              <m:d>
+                                <m:dPr>
+                                  <m:ctrlPr>
+                                    <w:rPr>
+                                      <w:rFonts w:ascii="Cambria Math" w:hAnsi="Cambria Math" w:cs="Times New Roman"/>
+                                      <w:i/>
+                                      <w:sz w:val="24"/>
+                                      <w:szCs w:val="24"/>
+                                      <w:lang w:val="en-US"/>
+                                    </w:rPr>
+                                  </m:ctrlPr>
+                                </m:dPr>
+                                <m:e>
+                                  <m:r>
+                                    <w:rPr>
+                                      <w:rFonts w:ascii="Cambria Math" w:hAnsi="Cambria Math" w:cs="Times New Roman"/>
+                                      <w:sz w:val="24"/>
+                                      <w:szCs w:val="24"/>
+                                      <w:lang w:val="en-US"/>
+                                    </w:rPr>
+                                    <m:t>i</m:t>
+                                  </m:r>
+                                  <m:r>
+                                    <w:rPr>
+                                      <w:rFonts w:ascii="Cambria Math" w:hAnsi="Cambria Math" w:cs="Times New Roman"/>
+                                      <w:sz w:val="24"/>
+                                      <w:szCs w:val="24"/>
+                                      <w:lang w:val="en-US"/>
+                                    </w:rPr>
+                                    <m:t>-1</m:t>
+                                  </m:r>
+                                  <m:r>
+                                    <w:rPr>
+                                      <w:rFonts w:ascii="Cambria Math" w:hAnsi="Cambria Math" w:cs="Times New Roman"/>
+                                      <w:sz w:val="24"/>
+                                      <w:szCs w:val="24"/>
+                                      <w:lang w:val="en-US"/>
+                                    </w:rPr>
+                                    <m:t>, j</m:t>
+                                  </m:r>
+                                </m:e>
+                              </m:d>
+                            </m:e>
+                          </m:d>
+                        </m:e>
+                        <m:sup>
+                          <m:r>
+                            <w:rPr>
+                              <w:rFonts w:ascii="Cambria Math" w:hAnsi="Cambria Math" w:cs="Times New Roman"/>
+                              <w:sz w:val="24"/>
+                              <w:szCs w:val="24"/>
+                              <w:lang w:val="en-US"/>
+                            </w:rPr>
+                            <m:t>2</m:t>
+                          </m:r>
+                        </m:sup>
+                      </m:sSup>
+                    </m:e>
+                  </m:nary>
+                </m:e>
+              </m:nary>
+            </m:e>
+          </m:rad>
+        </m:oMath>
+      </m:oMathPara>
+    </w:p>
+    <w:p>
+      <w:pPr>
+        <w:pStyle w:val="ListParagraph"/>
+        <w:jc w:val="center"/>
+        <w:rPr>
+          <w:rFonts w:ascii="Times New Roman" w:eastAsiaTheme="minorEastAsia" w:hAnsi="Times New Roman" w:cs="Times New Roman"/>
+          <w:sz w:val="24"/>
+          <w:szCs w:val="24"/>
+          <w:lang w:val="en-US"/>
+        </w:rPr>
+      </w:pPr>
+    </w:p>
+    <w:p>
+      <w:pPr>
+        <w:pStyle w:val="ListParagraph"/>
+        <w:jc w:val="both"/>
+        <w:rPr>
+          <w:rFonts w:ascii="Times New Roman" w:hAnsi="Times New Roman" w:cs="Times New Roman"/>
+          <w:sz w:val="24"/>
+          <w:szCs w:val="24"/>
+        </w:rPr>
+      </w:pPr>
+      <w:r>
+        <w:rPr>
+          <w:rFonts w:ascii="Times New Roman" w:hAnsi="Times New Roman" w:cs="Times New Roman"/>
+          <w:sz w:val="24"/>
+          <w:szCs w:val="24"/>
+        </w:rPr>
+        <w:t>A large SF metric indicates</w:t>
+      </w:r>
+      <w:r>
+        <w:rPr>
+          <w:rFonts w:ascii="Times New Roman" w:hAnsi="Times New Roman" w:cs="Times New Roman"/>
+          <w:sz w:val="24"/>
+          <w:szCs w:val="24"/>
+        </w:rPr>
+        <w:t xml:space="preserve"> </w:t>
+      </w:r>
+      <w:r>
+        <w:rPr>
+          <w:rFonts w:ascii="Times New Roman" w:hAnsi="Times New Roman" w:cs="Times New Roman"/>
+          <w:sz w:val="24"/>
+          <w:szCs w:val="24"/>
+        </w:rPr>
+        <w:t>that the fused image contains abundant textures and detail</w:t>
+      </w:r>
+      <w:r>
+        <w:rPr>
+          <w:rFonts w:ascii="Times New Roman" w:hAnsi="Times New Roman" w:cs="Times New Roman"/>
+          <w:sz w:val="24"/>
+          <w:szCs w:val="24"/>
+        </w:rPr>
+        <w:t xml:space="preserve"> </w:t>
+      </w:r>
+      <w:r>
+        <w:rPr>
+          <w:rFonts w:ascii="Times New Roman" w:hAnsi="Times New Roman" w:cs="Times New Roman"/>
+          <w:sz w:val="24"/>
+          <w:szCs w:val="24"/>
+        </w:rPr>
+        <w:t>information, so the fusion method has excellent performance.</w:t>
+      </w:r>
+    </w:p>
+    <w:p>
+      <w:pPr>
+        <w:pStyle w:val="ListParagraph"/>
+        <w:jc w:val="both"/>
+        <w:rPr>
+          <w:rFonts w:ascii="Times New Roman" w:hAnsi="Times New Roman" w:cs="Times New Roman"/>
+          <w:sz w:val="24"/>
+          <w:szCs w:val="24"/>
+        </w:rPr>
+      </w:pPr>
+    </w:p>
+    <w:p>
+      <w:pPr>
+        <w:pStyle w:val="ListParagraph"/>
+        <w:numPr>
+          <w:ilvl w:val="0"/>
+          <w:numId w:val="6"/>
+        </w:numPr>
+        <w:jc w:val="both"/>
+        <w:rPr>
+          <w:rFonts w:ascii="Times New Roman" w:eastAsiaTheme="minorEastAsia" w:hAnsi="Times New Roman" w:cs="Times New Roman"/>
+          <w:i/>
+          <w:iCs/>
+          <w:sz w:val="24"/>
+          <w:szCs w:val="24"/>
+        </w:rPr>
+      </w:pPr>
+      <w:r>
+        <w:rPr>
+          <w:rFonts w:ascii="Times New Roman" w:eastAsiaTheme="minorEastAsia" w:hAnsi="Times New Roman" w:cs="Times New Roman"/>
+          <w:i/>
+          <w:iCs/>
+          <w:sz w:val="24"/>
+          <w:szCs w:val="24"/>
+        </w:rPr>
+        <w:t>Structural Similarity Index (SSIM):</w:t>
+      </w:r>
+    </w:p>
+    <w:p>
+      <w:pPr>
+        <w:pStyle w:val="ListParagraph"/>
+        <w:jc w:val="both"/>
+        <w:rPr>
+          <w:rFonts w:ascii="Times New Roman" w:eastAsiaTheme="minorEastAsia" w:hAnsi="Times New Roman" w:cs="Times New Roman"/>
+          <w:i/>
+          <w:iCs/>
+          <w:sz w:val="24"/>
+          <w:szCs w:val="24"/>
+        </w:rPr>
+      </w:pPr>
+    </w:p>
+    <w:p>
+      <w:pPr>
+        <w:pStyle w:val="ListParagraph"/>
+        <w:jc w:val="both"/>
+        <w:rPr>
+          <w:rFonts w:ascii="Times New Roman" w:eastAsiaTheme="minorEastAsia" w:hAnsi="Times New Roman" w:cs="Times New Roman"/>
+          <w:sz w:val="24"/>
+          <w:szCs w:val="24"/>
+        </w:rPr>
+      </w:pPr>
+      <w:r>
+        <w:rPr>
+          <w:rFonts w:ascii="Times New Roman" w:eastAsiaTheme="minorEastAsia" w:hAnsi="Times New Roman" w:cs="Times New Roman"/>
+          <w:sz w:val="24"/>
+          <w:szCs w:val="24"/>
+        </w:rPr>
+        <w:lastRenderedPageBreak/>
+        <w:t>The structural similarity index essentially measures three basic properties of an image: luminance, contrast, and structure.</w:t>
+      </w:r>
+    </w:p>
+    <w:p>
+      <w:pPr>
+        <w:pStyle w:val="ListParagraph"/>
+        <w:jc w:val="both"/>
+        <w:rPr>
+          <w:rFonts w:ascii="Times New Roman" w:eastAsiaTheme="minorEastAsia" w:hAnsi="Times New Roman" w:cs="Times New Roman"/>
+          <w:sz w:val="24"/>
+          <w:szCs w:val="24"/>
+        </w:rPr>
+      </w:pPr>
+      <w:r>
+        <w:rPr>
+          <w:rFonts w:ascii="Times New Roman" w:eastAsiaTheme="minorEastAsia" w:hAnsi="Times New Roman" w:cs="Times New Roman"/>
+          <w:sz w:val="24"/>
+          <w:szCs w:val="24"/>
+        </w:rPr>
+        <w:t>The SSIM is the multiplicative combination of all these three terms</w:t>
+      </w:r>
+      <w:r>
+        <w:rPr>
+          <w:rFonts w:ascii="Times New Roman" w:eastAsiaTheme="minorEastAsia" w:hAnsi="Times New Roman" w:cs="Times New Roman"/>
+          <w:sz w:val="24"/>
+          <w:szCs w:val="24"/>
+        </w:rPr>
+        <w:t>.</w:t>
+      </w:r>
+    </w:p>
+    <w:p>
+      <w:pPr>
+        <w:ind w:firstLine="720"/>
+        <w:jc w:val="both"/>
+        <w:rPr>
+          <w:rFonts w:ascii="Cambria Math" w:eastAsiaTheme="minorEastAsia" w:hAnsi="Cambria Math" w:cs="Times New Roman"/>
+          <w:i/>
+          <w:sz w:val="20"/>
+          <w:szCs w:val="20"/>
+        </w:rPr>
+      </w:pPr>
+      <m:oMath>
+        <m:r>
+          <w:rPr>
+            <w:rFonts w:ascii="Cambria Math" w:eastAsiaTheme="minorEastAsia" w:hAnsi="Cambria Math" w:cs="Times New Roman"/>
+            <w:sz w:val="20"/>
+            <w:szCs w:val="20"/>
+          </w:rPr>
+          <m:t>SSIM</m:t>
+        </m:r>
+        <m:d>
+          <m:dPr>
+            <m:ctrlPr>
+              <w:rPr>
+                <w:rFonts w:ascii="Cambria Math" w:eastAsiaTheme="minorEastAsia" w:hAnsi="Cambria Math" w:cs="Times New Roman"/>
+                <w:i/>
+                <w:sz w:val="20"/>
+                <w:szCs w:val="20"/>
+              </w:rPr>
+            </m:ctrlPr>
+          </m:dPr>
+          <m:e>
+            <m:r>
+              <w:rPr>
+                <w:rFonts w:ascii="Cambria Math" w:eastAsiaTheme="minorEastAsia" w:hAnsi="Cambria Math" w:cs="Times New Roman"/>
+                <w:sz w:val="20"/>
+                <w:szCs w:val="20"/>
+              </w:rPr>
+              <m:t>p, q</m:t>
+            </m:r>
+          </m:e>
+        </m:d>
+        <m:r>
+          <w:rPr>
+            <w:rFonts w:ascii="Cambria Math" w:eastAsiaTheme="minorEastAsia" w:hAnsi="Cambria Math" w:cs="Times New Roman"/>
+            <w:sz w:val="20"/>
+            <w:szCs w:val="20"/>
+          </w:rPr>
+          <m:t>=</m:t>
+        </m:r>
+        <m:sSup>
+          <m:sSupPr>
+            <m:ctrlPr>
+              <w:rPr>
+                <w:rFonts w:ascii="Cambria Math" w:eastAsiaTheme="minorEastAsia" w:hAnsi="Cambria Math" w:cs="Times New Roman"/>
+                <w:i/>
+                <w:sz w:val="20"/>
+                <w:szCs w:val="20"/>
+              </w:rPr>
+            </m:ctrlPr>
+          </m:sSupPr>
+          <m:e>
+            <m:r>
+              <w:rPr>
+                <w:rFonts w:ascii="Cambria Math" w:eastAsiaTheme="minorEastAsia" w:hAnsi="Cambria Math" w:cs="Times New Roman"/>
+                <w:sz w:val="20"/>
+                <w:szCs w:val="20"/>
+              </w:rPr>
+              <m:t>[</m:t>
+            </m:r>
+            <m:sSub>
+              <m:sSubPr>
+                <m:ctrlPr>
+                  <w:rPr>
+                    <w:rFonts w:ascii="Cambria Math" w:eastAsiaTheme="minorEastAsia" w:hAnsi="Cambria Math" w:cs="Times New Roman"/>
+                    <w:i/>
+                    <w:sz w:val="20"/>
+                    <w:szCs w:val="20"/>
+                  </w:rPr>
+                </m:ctrlPr>
+              </m:sSubPr>
+              <m:e>
+                <m:r>
+                  <w:rPr>
+                    <w:rFonts w:ascii="Cambria Math" w:eastAsiaTheme="minorEastAsia" w:hAnsi="Cambria Math" w:cs="Times New Roman"/>
+                    <w:sz w:val="20"/>
+                    <w:szCs w:val="20"/>
+                  </w:rPr>
+                  <m:t>I</m:t>
+                </m:r>
+              </m:e>
+              <m:sub>
+                <m:r>
+                  <w:rPr>
+                    <w:rFonts w:ascii="Cambria Math" w:eastAsiaTheme="minorEastAsia" w:hAnsi="Cambria Math" w:cs="Times New Roman"/>
+                    <w:sz w:val="20"/>
+                    <w:szCs w:val="20"/>
+                  </w:rPr>
+                  <m:t>l</m:t>
+                </m:r>
+              </m:sub>
+            </m:sSub>
+            <m:r>
+              <w:rPr>
+                <w:rFonts w:ascii="Cambria Math" w:eastAsiaTheme="minorEastAsia" w:hAnsi="Cambria Math" w:cs="Times New Roman"/>
+                <w:sz w:val="20"/>
+                <w:szCs w:val="20"/>
+              </w:rPr>
+              <m:t>(p, q)]</m:t>
+            </m:r>
+          </m:e>
+          <m:sup>
+            <m:r>
+              <w:rPr>
+                <w:rFonts w:ascii="Cambria Math" w:eastAsiaTheme="minorEastAsia" w:hAnsi="Cambria Math" w:cs="Times New Roman"/>
+                <w:sz w:val="20"/>
+                <w:szCs w:val="20"/>
+              </w:rPr>
+              <m:t>α</m:t>
+            </m:r>
+          </m:sup>
+        </m:sSup>
+      </m:oMath>
+      <w:r>
+        <w:rPr>
+          <w:rFonts w:ascii="Times New Roman" w:eastAsiaTheme="minorEastAsia" w:hAnsi="Times New Roman" w:cs="Times New Roman"/>
+          <w:sz w:val="20"/>
+          <w:szCs w:val="20"/>
+        </w:rPr>
+        <w:t>.</w:t>
+      </w:r>
+      <w:r>
+        <w:rPr>
+          <w:rFonts w:ascii="Cambria Math" w:eastAsiaTheme="minorEastAsia" w:hAnsi="Cambria Math" w:cs="Times New Roman"/>
+          <w:i/>
+          <w:sz w:val="20"/>
+          <w:szCs w:val="20"/>
+        </w:rPr>
+        <w:t xml:space="preserve"> </w:t>
+      </w:r>
+      <m:oMath>
+        <m:sSup>
+          <m:sSupPr>
+            <m:ctrlPr>
+              <w:rPr>
+                <w:rFonts w:ascii="Cambria Math" w:eastAsiaTheme="minorEastAsia" w:hAnsi="Cambria Math" w:cs="Times New Roman"/>
+                <w:i/>
+                <w:sz w:val="20"/>
+                <w:szCs w:val="20"/>
+              </w:rPr>
+            </m:ctrlPr>
+          </m:sSupPr>
+          <m:e>
+            <m:r>
+              <w:rPr>
+                <w:rFonts w:ascii="Cambria Math" w:eastAsiaTheme="minorEastAsia" w:hAnsi="Cambria Math" w:cs="Times New Roman"/>
+                <w:sz w:val="20"/>
+                <w:szCs w:val="20"/>
+              </w:rPr>
+              <m:t>[</m:t>
+            </m:r>
+            <m:sSub>
+              <m:sSubPr>
+                <m:ctrlPr>
+                  <w:rPr>
+                    <w:rFonts w:ascii="Cambria Math" w:eastAsiaTheme="minorEastAsia" w:hAnsi="Cambria Math" w:cs="Times New Roman"/>
+                    <w:i/>
+                    <w:sz w:val="20"/>
+                    <w:szCs w:val="20"/>
+                  </w:rPr>
+                </m:ctrlPr>
+              </m:sSubPr>
+              <m:e>
+                <m:r>
+                  <w:rPr>
+                    <w:rFonts w:ascii="Cambria Math" w:eastAsiaTheme="minorEastAsia" w:hAnsi="Cambria Math" w:cs="Times New Roman"/>
+                    <w:sz w:val="20"/>
+                    <w:szCs w:val="20"/>
+                  </w:rPr>
+                  <m:t>I</m:t>
+                </m:r>
+              </m:e>
+              <m:sub>
+                <m:r>
+                  <w:rPr>
+                    <w:rFonts w:ascii="Cambria Math" w:eastAsiaTheme="minorEastAsia" w:hAnsi="Cambria Math" w:cs="Times New Roman"/>
+                    <w:sz w:val="20"/>
+                    <w:szCs w:val="20"/>
+                  </w:rPr>
+                  <m:t>c</m:t>
+                </m:r>
+              </m:sub>
+            </m:sSub>
+            <m:r>
+              <w:rPr>
+                <w:rFonts w:ascii="Cambria Math" w:eastAsiaTheme="minorEastAsia" w:hAnsi="Cambria Math" w:cs="Times New Roman"/>
+                <w:sz w:val="20"/>
+                <w:szCs w:val="20"/>
+              </w:rPr>
+              <m:t>(p, q)]</m:t>
+            </m:r>
+          </m:e>
+          <m:sup>
+            <m:r>
+              <w:rPr>
+                <w:rFonts w:ascii="Cambria Math" w:eastAsiaTheme="minorEastAsia" w:hAnsi="Cambria Math" w:cs="Times New Roman"/>
+                <w:sz w:val="20"/>
+                <w:szCs w:val="20"/>
+              </w:rPr>
+              <m:t>β</m:t>
+            </m:r>
+          </m:sup>
+        </m:sSup>
+        <m:r>
+          <w:rPr>
+            <w:rFonts w:ascii="Cambria Math" w:eastAsiaTheme="minorEastAsia" w:hAnsi="Cambria Math" w:cs="Times New Roman"/>
+            <w:sz w:val="20"/>
+            <w:szCs w:val="20"/>
+          </w:rPr>
+          <m:t>.</m:t>
+        </m:r>
+        <m:sSup>
+          <m:sSupPr>
+            <m:ctrlPr>
+              <w:rPr>
+                <w:rFonts w:ascii="Cambria Math" w:eastAsiaTheme="minorEastAsia" w:hAnsi="Cambria Math" w:cs="Times New Roman"/>
+                <w:i/>
+                <w:sz w:val="20"/>
+                <w:szCs w:val="20"/>
+              </w:rPr>
+            </m:ctrlPr>
+          </m:sSupPr>
+          <m:e>
+            <m:r>
+              <w:rPr>
+                <w:rFonts w:ascii="Cambria Math" w:eastAsiaTheme="minorEastAsia" w:hAnsi="Cambria Math" w:cs="Times New Roman"/>
+                <w:sz w:val="20"/>
+                <w:szCs w:val="20"/>
+              </w:rPr>
+              <m:t>[</m:t>
+            </m:r>
+            <m:sSub>
+              <m:sSubPr>
+                <m:ctrlPr>
+                  <w:rPr>
+                    <w:rFonts w:ascii="Cambria Math" w:eastAsiaTheme="minorEastAsia" w:hAnsi="Cambria Math" w:cs="Times New Roman"/>
+                    <w:i/>
+                    <w:sz w:val="20"/>
+                    <w:szCs w:val="20"/>
+                  </w:rPr>
+                </m:ctrlPr>
+              </m:sSubPr>
+              <m:e>
+                <m:r>
+                  <w:rPr>
+                    <w:rFonts w:ascii="Cambria Math" w:eastAsiaTheme="minorEastAsia" w:hAnsi="Cambria Math" w:cs="Times New Roman"/>
+                    <w:sz w:val="20"/>
+                    <w:szCs w:val="20"/>
+                  </w:rPr>
+                  <m:t>I</m:t>
+                </m:r>
+              </m:e>
+              <m:sub>
+                <m:r>
+                  <w:rPr>
+                    <w:rFonts w:ascii="Cambria Math" w:eastAsiaTheme="minorEastAsia" w:hAnsi="Cambria Math" w:cs="Times New Roman"/>
+                    <w:sz w:val="20"/>
+                    <w:szCs w:val="20"/>
+                  </w:rPr>
+                  <m:t>s</m:t>
+                </m:r>
+              </m:sub>
+            </m:sSub>
+            <m:r>
+              <w:rPr>
+                <w:rFonts w:ascii="Cambria Math" w:eastAsiaTheme="minorEastAsia" w:hAnsi="Cambria Math" w:cs="Times New Roman"/>
+                <w:sz w:val="20"/>
+                <w:szCs w:val="20"/>
+              </w:rPr>
+              <m:t>(p, q)]</m:t>
+            </m:r>
+          </m:e>
+          <m:sup>
+            <m:r>
+              <w:rPr>
+                <w:rFonts w:ascii="Cambria Math" w:eastAsiaTheme="minorEastAsia" w:hAnsi="Cambria Math" w:cs="Times New Roman"/>
+                <w:sz w:val="20"/>
+                <w:szCs w:val="20"/>
+              </w:rPr>
+              <m:t>γ</m:t>
+            </m:r>
+          </m:sup>
+        </m:sSup>
+      </m:oMath>
+    </w:p>
+    <w:p>
+      <w:pPr>
+        <w:pStyle w:val="ListParagraph"/>
+        <w:jc w:val="both"/>
+        <w:rPr>
+          <w:rFonts w:ascii="Times New Roman" w:eastAsiaTheme="minorEastAsia" w:hAnsi="Times New Roman" w:cs="Times New Roman"/>
+          <w:sz w:val="24"/>
+          <w:szCs w:val="24"/>
+        </w:rPr>
+      </w:pPr>
+      <w:r>
+        <w:rPr>
+          <w:rFonts w:ascii="Times New Roman" w:eastAsiaTheme="minorEastAsia" w:hAnsi="Times New Roman" w:cs="Times New Roman"/>
+          <w:sz w:val="24"/>
+          <w:szCs w:val="24"/>
+        </w:rPr>
+        <w:t xml:space="preserve">where </w:t>
+      </w:r>
+      <m:oMath>
+        <m:sSub>
+          <m:sSubPr>
+            <m:ctrlPr>
+              <w:rPr>
+                <w:rFonts w:ascii="Cambria Math" w:eastAsiaTheme="minorEastAsia" w:hAnsi="Cambria Math" w:cs="Times New Roman"/>
+                <w:i/>
+                <w:sz w:val="24"/>
+                <w:szCs w:val="24"/>
+              </w:rPr>
+            </m:ctrlPr>
+          </m:sSubPr>
+          <m:e>
+            <m:r>
+              <w:rPr>
+                <w:rFonts w:ascii="Cambria Math" w:eastAsiaTheme="minorEastAsia" w:hAnsi="Cambria Math" w:cs="Times New Roman"/>
+                <w:sz w:val="24"/>
+                <w:szCs w:val="24"/>
+              </w:rPr>
+              <m:t>I</m:t>
+            </m:r>
+          </m:e>
+          <m:sub>
+            <m:r>
+              <w:rPr>
+                <w:rFonts w:ascii="Cambria Math" w:eastAsiaTheme="minorEastAsia" w:hAnsi="Cambria Math" w:cs="Times New Roman"/>
+                <w:sz w:val="24"/>
+                <w:szCs w:val="24"/>
+              </w:rPr>
+              <m:t>l</m:t>
+            </m:r>
+          </m:sub>
+        </m:sSub>
+      </m:oMath>
+      <w:r>
+        <w:rPr>
+          <w:rFonts w:ascii="Times New Roman" w:eastAsiaTheme="minorEastAsia" w:hAnsi="Times New Roman" w:cs="Times New Roman"/>
+          <w:sz w:val="24"/>
+          <w:szCs w:val="24"/>
+        </w:rPr>
+        <w:t xml:space="preserve">, </w:t>
+      </w:r>
+      <m:oMath>
+        <m:sSub>
+          <m:sSubPr>
+            <m:ctrlPr>
+              <w:rPr>
+                <w:rFonts w:ascii="Cambria Math" w:eastAsiaTheme="minorEastAsia" w:hAnsi="Cambria Math" w:cs="Times New Roman"/>
+                <w:i/>
+                <w:sz w:val="24"/>
+                <w:szCs w:val="24"/>
+              </w:rPr>
+            </m:ctrlPr>
+          </m:sSubPr>
+          <m:e>
+            <m:r>
+              <w:rPr>
+                <w:rFonts w:ascii="Cambria Math" w:eastAsiaTheme="minorEastAsia" w:hAnsi="Cambria Math" w:cs="Times New Roman"/>
+                <w:sz w:val="24"/>
+                <w:szCs w:val="24"/>
+              </w:rPr>
+              <m:t>I</m:t>
+            </m:r>
+          </m:e>
+          <m:sub>
+            <m:r>
+              <w:rPr>
+                <w:rFonts w:ascii="Cambria Math" w:eastAsiaTheme="minorEastAsia" w:hAnsi="Cambria Math" w:cs="Times New Roman"/>
+                <w:sz w:val="24"/>
+                <w:szCs w:val="24"/>
+              </w:rPr>
+              <m:t>l</m:t>
+            </m:r>
+          </m:sub>
+        </m:sSub>
+        <m:r>
+          <w:rPr>
+            <w:rFonts w:ascii="Cambria Math" w:eastAsiaTheme="minorEastAsia" w:hAnsi="Cambria Math" w:cs="Times New Roman"/>
+            <w:sz w:val="24"/>
+            <w:szCs w:val="24"/>
+          </w:rPr>
+          <m:t xml:space="preserve"> </m:t>
+        </m:r>
+      </m:oMath>
+      <w:r>
+        <w:rPr>
+          <w:rFonts w:ascii="Times New Roman" w:eastAsiaTheme="minorEastAsia" w:hAnsi="Times New Roman" w:cs="Times New Roman"/>
+          <w:sz w:val="24"/>
+          <w:szCs w:val="24"/>
+        </w:rPr>
+        <w:t xml:space="preserve">and </w:t>
+      </w:r>
+      <m:oMath>
+        <m:sSub>
+          <m:sSubPr>
+            <m:ctrlPr>
+              <w:rPr>
+                <w:rFonts w:ascii="Cambria Math" w:eastAsiaTheme="minorEastAsia" w:hAnsi="Cambria Math" w:cs="Times New Roman"/>
+                <w:i/>
+                <w:sz w:val="24"/>
+                <w:szCs w:val="24"/>
+              </w:rPr>
+            </m:ctrlPr>
+          </m:sSubPr>
+          <m:e>
+            <m:r>
+              <w:rPr>
+                <w:rFonts w:ascii="Cambria Math" w:eastAsiaTheme="minorEastAsia" w:hAnsi="Cambria Math" w:cs="Times New Roman"/>
+                <w:sz w:val="24"/>
+                <w:szCs w:val="24"/>
+              </w:rPr>
+              <m:t>I</m:t>
+            </m:r>
+          </m:e>
+          <m:sub>
+            <m:r>
+              <w:rPr>
+                <w:rFonts w:ascii="Cambria Math" w:eastAsiaTheme="minorEastAsia" w:hAnsi="Cambria Math" w:cs="Times New Roman"/>
+                <w:sz w:val="24"/>
+                <w:szCs w:val="24"/>
+              </w:rPr>
+              <m:t>l</m:t>
+            </m:r>
+          </m:sub>
+        </m:sSub>
+      </m:oMath>
+      <w:r>
+        <w:rPr>
+          <w:rFonts w:ascii="Times New Roman" w:eastAsiaTheme="minorEastAsia" w:hAnsi="Times New Roman" w:cs="Times New Roman"/>
+          <w:sz w:val="24"/>
+          <w:szCs w:val="24"/>
+        </w:rPr>
+        <w:t xml:space="preserve"> are the terms of luminance, contrast and</w:t>
+      </w:r>
+      <w:r>
+        <w:rPr>
+          <w:rFonts w:ascii="Times New Roman" w:eastAsiaTheme="minorEastAsia" w:hAnsi="Times New Roman" w:cs="Times New Roman"/>
+          <w:sz w:val="24"/>
+          <w:szCs w:val="24"/>
+        </w:rPr>
+        <w:t xml:space="preserve"> structure respectively. </w:t>
+      </w:r>
+      <w:r>
+        <w:rPr>
+          <w:rFonts w:ascii="Times New Roman" w:eastAsiaTheme="minorEastAsia" w:hAnsi="Times New Roman" w:cs="Times New Roman"/>
+          <w:sz w:val="24"/>
+          <w:szCs w:val="24"/>
+        </w:rPr>
+        <w:t>A higher value of SSIM indicates a better</w:t>
+      </w:r>
+      <w:r>
+        <w:rPr>
+          <w:rFonts w:ascii="Times New Roman" w:eastAsiaTheme="minorEastAsia" w:hAnsi="Times New Roman" w:cs="Times New Roman"/>
+          <w:sz w:val="24"/>
+          <w:szCs w:val="24"/>
+        </w:rPr>
+        <w:t xml:space="preserve"> </w:t>
+      </w:r>
+      <w:r>
+        <w:rPr>
+          <w:rFonts w:ascii="Times New Roman" w:eastAsiaTheme="minorEastAsia" w:hAnsi="Times New Roman" w:cs="Times New Roman"/>
+          <w:sz w:val="24"/>
+          <w:szCs w:val="24"/>
+        </w:rPr>
+        <w:t>performance of the fusion process.</w:t>
+      </w:r>
+    </w:p>
+    <w:p>
+      <w:pPr>
+        <w:pStyle w:val="ListParagraph"/>
+        <w:jc w:val="both"/>
+        <w:rPr>
+          <w:rFonts w:ascii="Times New Roman" w:eastAsiaTheme="minorEastAsia" w:hAnsi="Times New Roman" w:cs="Times New Roman"/>
+          <w:sz w:val="24"/>
+          <w:szCs w:val="24"/>
+        </w:rPr>
+      </w:pPr>
+    </w:p>
+    <w:p>
+      <w:pPr>
+        <w:pStyle w:val="ListParagraph"/>
+        <w:numPr>
+          <w:ilvl w:val="0"/>
+          <w:numId w:val="6"/>
+        </w:numPr>
+        <w:jc w:val="both"/>
+        <w:rPr>
+          <w:rFonts w:ascii="Times New Roman" w:hAnsi="Times New Roman" w:cs="Times New Roman"/>
+          <w:i/>
+          <w:iCs/>
+          <w:sz w:val="24"/>
+          <w:szCs w:val="24"/>
+          <w:lang w:val="en-US"/>
+        </w:rPr>
+      </w:pPr>
+      <w:r>
+        <w:rPr>
+          <w:rFonts w:ascii="Times New Roman" w:hAnsi="Times New Roman" w:cs="Times New Roman"/>
+          <w:i/>
+          <w:iCs/>
+          <w:sz w:val="24"/>
+          <w:szCs w:val="24"/>
+        </w:rPr>
+        <w:t>Correlation Coefficient (CC):</w:t>
+      </w:r>
+    </w:p>
+    <w:p>
+      <w:pPr>
+        <w:pStyle w:val="ListParagraph"/>
+        <w:jc w:val="both"/>
+        <w:rPr>
+          <w:rFonts w:ascii="Times New Roman" w:hAnsi="Times New Roman" w:cs="Times New Roman"/>
+          <w:i/>
+          <w:iCs/>
+          <w:sz w:val="24"/>
+          <w:szCs w:val="24"/>
+        </w:rPr>
+      </w:pPr>
+    </w:p>
+    <w:p>
+      <w:pPr>
+        <w:pStyle w:val="ListParagraph"/>
+        <w:jc w:val="both"/>
+        <w:rPr>
+          <w:rFonts w:ascii="Times New Roman" w:hAnsi="Times New Roman" w:cs="Times New Roman"/>
+          <w:sz w:val="24"/>
+          <w:szCs w:val="24"/>
+        </w:rPr>
+      </w:pPr>
+      <w:r>
+        <w:rPr>
+          <w:rFonts w:ascii="Times New Roman" w:hAnsi="Times New Roman" w:cs="Times New Roman"/>
+          <w:sz w:val="24"/>
+          <w:szCs w:val="24"/>
+        </w:rPr>
+        <w:t>It reflects the correlation extent between the original and</w:t>
+      </w:r>
+      <w:r>
+        <w:rPr>
+          <w:rFonts w:ascii="Times New Roman" w:hAnsi="Times New Roman" w:cs="Times New Roman"/>
+          <w:sz w:val="24"/>
+          <w:szCs w:val="24"/>
+        </w:rPr>
+        <w:t xml:space="preserve"> </w:t>
+      </w:r>
+      <w:r>
+        <w:rPr>
+          <w:rFonts w:ascii="Times New Roman" w:hAnsi="Times New Roman" w:cs="Times New Roman"/>
+          <w:sz w:val="24"/>
+          <w:szCs w:val="24"/>
+        </w:rPr>
+        <w:t>fused image. It’s defined as</w:t>
+      </w:r>
+      <w:r>
+        <w:rPr>
+          <w:rFonts w:ascii="Times New Roman" w:hAnsi="Times New Roman" w:cs="Times New Roman"/>
+          <w:sz w:val="24"/>
+          <w:szCs w:val="24"/>
+        </w:rPr>
+        <w:t>:</w:t>
+      </w:r>
+    </w:p>
+    <w:p>
+      <w:pPr>
+        <w:pStyle w:val="ListParagraph"/>
+        <w:jc w:val="both"/>
+        <w:rPr>
+          <w:rFonts w:ascii="Times New Roman" w:hAnsi="Times New Roman" w:cs="Times New Roman"/>
+          <w:sz w:val="24"/>
+          <w:szCs w:val="24"/>
+        </w:rPr>
+      </w:pPr>
+    </w:p>
+    <w:p>
+      <w:pPr>
+        <w:jc w:val="both"/>
+        <w:rPr>
+          <w:rFonts w:ascii="Times New Roman" w:eastAsiaTheme="minorEastAsia" w:hAnsi="Times New Roman" w:cs="Times New Roman"/>
+          <w:lang w:val="en-US"/>
+        </w:rPr>
+      </w:pPr>
+      <m:oMathPara>
+        <m:oMath>
+          <m:r>
+            <w:rPr>
+              <w:rFonts w:ascii="Cambria Math" w:hAnsi="Cambria Math" w:cs="Times New Roman"/>
+              <w:sz w:val="20"/>
+              <w:szCs w:val="20"/>
+              <w:lang w:val="en-US"/>
+            </w:rPr>
+            <m:t xml:space="preserve">              C</m:t>
+          </m:r>
+          <m:d>
+            <m:dPr>
+              <m:ctrlPr>
+                <w:rPr>
+                  <w:rFonts w:ascii="Cambria Math" w:hAnsi="Cambria Math" w:cs="Times New Roman"/>
+                  <w:i/>
+                  <w:sz w:val="20"/>
+                  <w:szCs w:val="20"/>
+                  <w:lang w:val="en-US"/>
+                </w:rPr>
+              </m:ctrlPr>
+            </m:dPr>
+            <m:e>
+              <m:r>
+                <w:rPr>
+                  <w:rFonts w:ascii="Cambria Math" w:hAnsi="Cambria Math" w:cs="Times New Roman"/>
+                  <w:sz w:val="20"/>
+                  <w:szCs w:val="20"/>
+                  <w:lang w:val="en-US"/>
+                </w:rPr>
+                <m:t>f,g</m:t>
+              </m:r>
+            </m:e>
+          </m:d>
+          <m:r>
+            <w:rPr>
+              <w:rFonts w:ascii="Cambria Math" w:hAnsi="Cambria Math" w:cs="Times New Roman"/>
+              <w:sz w:val="20"/>
+              <w:szCs w:val="20"/>
+              <w:lang w:val="en-US"/>
+            </w:rPr>
+            <m:t>=</m:t>
+          </m:r>
+          <m:f>
+            <m:fPr>
+              <m:ctrlPr>
+                <w:rPr>
+                  <w:rFonts w:ascii="Cambria Math" w:hAnsi="Cambria Math" w:cs="Times New Roman"/>
+                  <w:i/>
+                  <w:sz w:val="20"/>
+                  <w:szCs w:val="20"/>
+                  <w:lang w:val="en-US"/>
+                </w:rPr>
+              </m:ctrlPr>
+            </m:fPr>
+            <m:num>
+              <m:nary>
+                <m:naryPr>
+                  <m:chr m:val="∑"/>
+                  <m:limLoc m:val="subSup"/>
+                  <m:supHide m:val="1"/>
+                  <m:ctrlPr>
+                    <w:rPr>
+                      <w:rFonts w:ascii="Cambria Math" w:hAnsi="Cambria Math" w:cs="Times New Roman"/>
+                      <w:i/>
+                      <w:sz w:val="20"/>
+                      <w:szCs w:val="20"/>
+                      <w:lang w:val="en-US"/>
+                    </w:rPr>
+                  </m:ctrlPr>
+                </m:naryPr>
+                <m:sub>
+                  <m:r>
+                    <w:rPr>
+                      <w:rFonts w:ascii="Cambria Math" w:hAnsi="Cambria Math" w:cs="Times New Roman"/>
+                      <w:sz w:val="20"/>
+                      <w:szCs w:val="20"/>
+                      <w:lang w:val="en-US"/>
+                    </w:rPr>
+                    <m:t>i, j</m:t>
+                  </m:r>
+                </m:sub>
+                <m:sup/>
+                <m:e>
+                  <m:d>
+                    <m:dPr>
+                      <m:begChr m:val="⌊"/>
+                      <m:endChr m:val="⌋"/>
+                      <m:ctrlPr>
+                        <w:rPr>
+                          <w:rFonts w:ascii="Cambria Math" w:hAnsi="Cambria Math" w:cs="Times New Roman"/>
+                          <w:i/>
+                          <w:sz w:val="20"/>
+                          <w:szCs w:val="20"/>
+                          <w:lang w:val="en-US"/>
+                        </w:rPr>
+                      </m:ctrlPr>
+                    </m:dPr>
+                    <m:e>
+                      <m:d>
+                        <m:dPr>
+                          <m:ctrlPr>
+                            <w:rPr>
+                              <w:rFonts w:ascii="Cambria Math" w:hAnsi="Cambria Math" w:cs="Times New Roman"/>
+                              <w:i/>
+                              <w:sz w:val="20"/>
+                              <w:szCs w:val="20"/>
+                              <w:lang w:val="en-US"/>
+                            </w:rPr>
+                          </m:ctrlPr>
+                        </m:dPr>
+                        <m:e>
+                          <m:sSub>
+                            <m:sSubPr>
+                              <m:ctrlPr>
+                                <w:rPr>
+                                  <w:rFonts w:ascii="Cambria Math" w:hAnsi="Cambria Math" w:cs="Times New Roman"/>
+                                  <w:i/>
+                                  <w:sz w:val="20"/>
+                                  <w:szCs w:val="20"/>
+                                  <w:lang w:val="en-US"/>
+                                </w:rPr>
+                              </m:ctrlPr>
+                            </m:sSubPr>
+                            <m:e>
+                              <m:r>
+                                <w:rPr>
+                                  <w:rFonts w:ascii="Cambria Math" w:hAnsi="Cambria Math" w:cs="Times New Roman"/>
+                                  <w:sz w:val="20"/>
+                                  <w:szCs w:val="20"/>
+                                  <w:lang w:val="en-US"/>
+                                </w:rPr>
+                                <m:t>f</m:t>
+                              </m:r>
+                            </m:e>
+                            <m:sub>
+                              <m:r>
+                                <w:rPr>
+                                  <w:rFonts w:ascii="Cambria Math" w:hAnsi="Cambria Math" w:cs="Times New Roman"/>
+                                  <w:sz w:val="20"/>
+                                  <w:szCs w:val="20"/>
+                                  <w:lang w:val="en-US"/>
+                                </w:rPr>
+                                <m:t>i,  j</m:t>
+                              </m:r>
+                            </m:sub>
+                          </m:sSub>
+                          <m:r>
+                            <w:rPr>
+                              <w:rFonts w:ascii="Cambria Math" w:hAnsi="Cambria Math" w:cs="Times New Roman"/>
+                              <w:sz w:val="20"/>
+                              <w:szCs w:val="20"/>
+                              <w:lang w:val="en-US"/>
+                            </w:rPr>
+                            <m:t>-</m:t>
+                          </m:r>
+                          <m:sSub>
+                            <m:sSubPr>
+                              <m:ctrlPr>
+                                <w:rPr>
+                                  <w:rFonts w:ascii="Cambria Math" w:hAnsi="Cambria Math" w:cs="Times New Roman"/>
+                                  <w:i/>
+                                  <w:sz w:val="20"/>
+                                  <w:szCs w:val="20"/>
+                                  <w:lang w:val="en-US"/>
+                                </w:rPr>
+                              </m:ctrlPr>
+                            </m:sSubPr>
+                            <m:e>
+                              <m:r>
+                                <w:rPr>
+                                  <w:rFonts w:ascii="Cambria Math" w:hAnsi="Cambria Math" w:cs="Times New Roman"/>
+                                  <w:sz w:val="20"/>
+                                  <w:szCs w:val="20"/>
+                                  <w:lang w:val="en-US"/>
+                                </w:rPr>
+                                <m:t>μ</m:t>
+                              </m:r>
+                            </m:e>
+                            <m:sub>
+                              <m:r>
+                                <w:rPr>
+                                  <w:rFonts w:ascii="Cambria Math" w:hAnsi="Cambria Math" w:cs="Times New Roman"/>
+                                  <w:sz w:val="20"/>
+                                  <w:szCs w:val="20"/>
+                                  <w:lang w:val="en-US"/>
+                                </w:rPr>
+                                <m:t>f</m:t>
+                              </m:r>
+                            </m:sub>
+                          </m:sSub>
+                        </m:e>
+                      </m:d>
+                      <m:r>
+                        <w:rPr>
+                          <w:rFonts w:ascii="Cambria Math" w:hAnsi="Cambria Math" w:cs="Times New Roman"/>
+                          <w:sz w:val="20"/>
+                          <w:szCs w:val="20"/>
+                          <w:lang w:val="en-US"/>
+                        </w:rPr>
+                        <m:t>×</m:t>
+                      </m:r>
+                      <m:d>
+                        <m:dPr>
+                          <m:ctrlPr>
+                            <w:rPr>
+                              <w:rFonts w:ascii="Cambria Math" w:hAnsi="Cambria Math" w:cs="Times New Roman"/>
+                              <w:i/>
+                              <w:sz w:val="20"/>
+                              <w:szCs w:val="20"/>
+                              <w:lang w:val="en-US"/>
+                            </w:rPr>
+                          </m:ctrlPr>
+                        </m:dPr>
+                        <m:e>
+                          <m:sSub>
+                            <m:sSubPr>
+                              <m:ctrlPr>
+                                <w:rPr>
+                                  <w:rFonts w:ascii="Cambria Math" w:hAnsi="Cambria Math" w:cs="Times New Roman"/>
+                                  <w:i/>
+                                  <w:sz w:val="20"/>
+                                  <w:szCs w:val="20"/>
+                                  <w:lang w:val="en-US"/>
+                                </w:rPr>
+                              </m:ctrlPr>
+                            </m:sSubPr>
+                            <m:e>
+                              <m:r>
+                                <w:rPr>
+                                  <w:rFonts w:ascii="Cambria Math" w:hAnsi="Cambria Math" w:cs="Times New Roman"/>
+                                  <w:sz w:val="20"/>
+                                  <w:szCs w:val="20"/>
+                                  <w:lang w:val="en-US"/>
+                                </w:rPr>
+                                <m:t>g</m:t>
+                              </m:r>
+                            </m:e>
+                            <m:sub>
+                              <m:r>
+                                <w:rPr>
+                                  <w:rFonts w:ascii="Cambria Math" w:hAnsi="Cambria Math" w:cs="Times New Roman"/>
+                                  <w:sz w:val="20"/>
+                                  <w:szCs w:val="20"/>
+                                  <w:lang w:val="en-US"/>
+                                </w:rPr>
+                                <m:t>i,  j</m:t>
+                              </m:r>
+                            </m:sub>
+                          </m:sSub>
+                          <m:r>
+                            <w:rPr>
+                              <w:rFonts w:ascii="Cambria Math" w:hAnsi="Cambria Math" w:cs="Times New Roman"/>
+                              <w:sz w:val="20"/>
+                              <w:szCs w:val="20"/>
+                              <w:lang w:val="en-US"/>
+                            </w:rPr>
+                            <m:t>-</m:t>
+                          </m:r>
+                          <m:sSub>
+                            <m:sSubPr>
+                              <m:ctrlPr>
+                                <w:rPr>
+                                  <w:rFonts w:ascii="Cambria Math" w:hAnsi="Cambria Math" w:cs="Times New Roman"/>
+                                  <w:i/>
+                                  <w:sz w:val="20"/>
+                                  <w:szCs w:val="20"/>
+                                  <w:lang w:val="en-US"/>
+                                </w:rPr>
+                              </m:ctrlPr>
+                            </m:sSubPr>
+                            <m:e>
+                              <m:r>
+                                <w:rPr>
+                                  <w:rFonts w:ascii="Cambria Math" w:hAnsi="Cambria Math" w:cs="Times New Roman"/>
+                                  <w:sz w:val="20"/>
+                                  <w:szCs w:val="20"/>
+                                  <w:lang w:val="en-US"/>
+                                </w:rPr>
+                                <m:t>μ</m:t>
+                              </m:r>
+                            </m:e>
+                            <m:sub>
+                              <m:r>
+                                <w:rPr>
+                                  <w:rFonts w:ascii="Cambria Math" w:hAnsi="Cambria Math" w:cs="Times New Roman"/>
+                                  <w:sz w:val="20"/>
+                                  <w:szCs w:val="20"/>
+                                  <w:lang w:val="en-US"/>
+                                </w:rPr>
+                                <m:t>g</m:t>
+                              </m:r>
+                            </m:sub>
+                          </m:sSub>
+                        </m:e>
+                      </m:d>
+                    </m:e>
+                  </m:d>
+                </m:e>
+              </m:nary>
+            </m:num>
+            <m:den>
+              <m:rad>
+                <m:radPr>
+                  <m:degHide m:val="1"/>
+                  <m:ctrlPr>
+                    <w:rPr>
+                      <w:rFonts w:ascii="Cambria Math" w:hAnsi="Cambria Math" w:cs="Times New Roman"/>
+                      <w:i/>
+                      <w:sz w:val="20"/>
+                      <w:szCs w:val="20"/>
+                      <w:lang w:val="en-US"/>
+                    </w:rPr>
+                  </m:ctrlPr>
+                </m:radPr>
+                <m:deg/>
+                <m:e>
+                  <m:nary>
+                    <m:naryPr>
+                      <m:chr m:val="∑"/>
+                      <m:limLoc m:val="undOvr"/>
+                      <m:supHide m:val="1"/>
+                      <m:ctrlPr>
+                        <w:rPr>
+                          <w:rFonts w:ascii="Cambria Math" w:hAnsi="Cambria Math" w:cs="Times New Roman"/>
+                          <w:i/>
+                          <w:sz w:val="20"/>
+                          <w:szCs w:val="20"/>
+                          <w:lang w:val="en-US"/>
+                        </w:rPr>
+                      </m:ctrlPr>
+                    </m:naryPr>
+                    <m:sub>
+                      <m:r>
+                        <w:rPr>
+                          <w:rFonts w:ascii="Cambria Math" w:hAnsi="Cambria Math" w:cs="Times New Roman"/>
+                          <w:sz w:val="20"/>
+                          <w:szCs w:val="20"/>
+                          <w:lang w:val="en-US"/>
+                        </w:rPr>
+                        <m:t>i,  j</m:t>
+                      </m:r>
+                    </m:sub>
+                    <m:sup/>
+                    <m:e>
+                      <m:sSup>
+                        <m:sSupPr>
+                          <m:ctrlPr>
+                            <w:rPr>
+                              <w:rFonts w:ascii="Cambria Math" w:hAnsi="Cambria Math" w:cs="Times New Roman"/>
+                              <w:i/>
+                              <w:sz w:val="20"/>
+                              <w:szCs w:val="20"/>
+                              <w:lang w:val="en-US"/>
+                            </w:rPr>
+                          </m:ctrlPr>
+                        </m:sSupPr>
+                        <m:e>
+                          <m:d>
+                            <m:dPr>
+                              <m:ctrlPr>
+                                <w:rPr>
+                                  <w:rFonts w:ascii="Cambria Math" w:hAnsi="Cambria Math" w:cs="Times New Roman"/>
+                                  <w:i/>
+                                  <w:sz w:val="20"/>
+                                  <w:szCs w:val="20"/>
+                                  <w:lang w:val="en-US"/>
+                                </w:rPr>
+                              </m:ctrlPr>
+                            </m:dPr>
+                            <m:e>
+                              <m:sSub>
+                                <m:sSubPr>
+                                  <m:ctrlPr>
+                                    <w:rPr>
+                                      <w:rFonts w:ascii="Cambria Math" w:hAnsi="Cambria Math" w:cs="Times New Roman"/>
+                                      <w:i/>
+                                      <w:sz w:val="20"/>
+                                      <w:szCs w:val="20"/>
+                                      <w:lang w:val="en-US"/>
+                                    </w:rPr>
+                                  </m:ctrlPr>
+                                </m:sSubPr>
+                                <m:e>
+                                  <m:r>
+                                    <w:rPr>
+                                      <w:rFonts w:ascii="Cambria Math" w:hAnsi="Cambria Math" w:cs="Times New Roman"/>
+                                      <w:sz w:val="20"/>
+                                      <w:szCs w:val="20"/>
+                                      <w:lang w:val="en-US"/>
+                                    </w:rPr>
+                                    <m:t>f</m:t>
+                                  </m:r>
+                                </m:e>
+                                <m:sub>
+                                  <m:r>
+                                    <w:rPr>
+                                      <w:rFonts w:ascii="Cambria Math" w:hAnsi="Cambria Math" w:cs="Times New Roman"/>
+                                      <w:sz w:val="20"/>
+                                      <w:szCs w:val="20"/>
+                                      <w:lang w:val="en-US"/>
+                                    </w:rPr>
+                                    <m:t>i,  j</m:t>
+                                  </m:r>
+                                </m:sub>
+                              </m:sSub>
+                              <m:r>
+                                <w:rPr>
+                                  <w:rFonts w:ascii="Cambria Math" w:hAnsi="Cambria Math" w:cs="Times New Roman"/>
+                                  <w:sz w:val="20"/>
+                                  <w:szCs w:val="20"/>
+                                  <w:lang w:val="en-US"/>
+                                </w:rPr>
+                                <m:t>-</m:t>
+                              </m:r>
+                              <m:sSub>
+                                <m:sSubPr>
+                                  <m:ctrlPr>
+                                    <w:rPr>
+                                      <w:rFonts w:ascii="Cambria Math" w:hAnsi="Cambria Math" w:cs="Times New Roman"/>
+                                      <w:i/>
+                                      <w:sz w:val="20"/>
+                                      <w:szCs w:val="20"/>
+                                      <w:lang w:val="en-US"/>
+                                    </w:rPr>
+                                  </m:ctrlPr>
+                                </m:sSubPr>
+                                <m:e>
+                                  <m:r>
+                                    <w:rPr>
+                                      <w:rFonts w:ascii="Cambria Math" w:hAnsi="Cambria Math" w:cs="Times New Roman"/>
+                                      <w:sz w:val="20"/>
+                                      <w:szCs w:val="20"/>
+                                      <w:lang w:val="en-US"/>
+                                    </w:rPr>
+                                    <m:t>μ</m:t>
+                                  </m:r>
+                                </m:e>
+                                <m:sub>
+                                  <m:r>
+                                    <w:rPr>
+                                      <w:rFonts w:ascii="Cambria Math" w:hAnsi="Cambria Math" w:cs="Times New Roman"/>
+                                      <w:sz w:val="20"/>
+                                      <w:szCs w:val="20"/>
+                                      <w:lang w:val="en-US"/>
+                                    </w:rPr>
+                                    <m:t>f</m:t>
+                                  </m:r>
+                                </m:sub>
+                              </m:sSub>
+                            </m:e>
+                          </m:d>
+                        </m:e>
+                        <m:sup>
+                          <m:r>
+                            <w:rPr>
+                              <w:rFonts w:ascii="Cambria Math" w:hAnsi="Cambria Math" w:cs="Times New Roman"/>
+                              <w:sz w:val="20"/>
+                              <w:szCs w:val="20"/>
+                              <w:lang w:val="en-US"/>
+                            </w:rPr>
+                            <m:t>2</m:t>
+                          </m:r>
+                        </m:sup>
+                      </m:sSup>
+                      <m:r>
+                        <w:rPr>
+                          <w:rFonts w:ascii="Cambria Math" w:hAnsi="Cambria Math" w:cs="Times New Roman"/>
+                          <w:sz w:val="20"/>
+                          <w:szCs w:val="20"/>
+                          <w:lang w:val="en-US"/>
+                        </w:rPr>
+                        <m:t>×</m:t>
+                      </m:r>
+                      <m:nary>
+                        <m:naryPr>
+                          <m:chr m:val="∑"/>
+                          <m:limLoc m:val="undOvr"/>
+                          <m:supHide m:val="1"/>
+                          <m:ctrlPr>
+                            <w:rPr>
+                              <w:rFonts w:ascii="Cambria Math" w:hAnsi="Cambria Math" w:cs="Times New Roman"/>
+                              <w:i/>
+                              <w:sz w:val="20"/>
+                              <w:szCs w:val="20"/>
+                              <w:lang w:val="en-US"/>
+                            </w:rPr>
+                          </m:ctrlPr>
+                        </m:naryPr>
+                        <m:sub>
+                          <m:r>
+                            <w:rPr>
+                              <w:rFonts w:ascii="Cambria Math" w:hAnsi="Cambria Math" w:cs="Times New Roman"/>
+                              <w:sz w:val="20"/>
+                              <w:szCs w:val="20"/>
+                              <w:lang w:val="en-US"/>
+                            </w:rPr>
+                            <m:t>i,  j</m:t>
+                          </m:r>
+                        </m:sub>
+                        <m:sup/>
+                        <m:e>
+                          <m:sSup>
+                            <m:sSupPr>
+                              <m:ctrlPr>
+                                <w:rPr>
+                                  <w:rFonts w:ascii="Cambria Math" w:hAnsi="Cambria Math" w:cs="Times New Roman"/>
+                                  <w:i/>
+                                  <w:sz w:val="20"/>
+                                  <w:szCs w:val="20"/>
+                                  <w:lang w:val="en-US"/>
+                                </w:rPr>
+                              </m:ctrlPr>
+                            </m:sSupPr>
+                            <m:e>
+                              <m:d>
+                                <m:dPr>
+                                  <m:ctrlPr>
+                                    <w:rPr>
+                                      <w:rFonts w:ascii="Cambria Math" w:hAnsi="Cambria Math" w:cs="Times New Roman"/>
+                                      <w:i/>
+                                      <w:sz w:val="20"/>
+                                      <w:szCs w:val="20"/>
+                                      <w:lang w:val="en-US"/>
+                                    </w:rPr>
+                                  </m:ctrlPr>
+                                </m:dPr>
+                                <m:e>
+                                  <m:sSub>
+                                    <m:sSubPr>
+                                      <m:ctrlPr>
+                                        <w:rPr>
+                                          <w:rFonts w:ascii="Cambria Math" w:hAnsi="Cambria Math" w:cs="Times New Roman"/>
+                                          <w:i/>
+                                          <w:sz w:val="20"/>
+                                          <w:szCs w:val="20"/>
+                                          <w:lang w:val="en-US"/>
+                                        </w:rPr>
+                                      </m:ctrlPr>
+                                    </m:sSubPr>
+                                    <m:e>
+                                      <m:r>
+                                        <w:rPr>
+                                          <w:rFonts w:ascii="Cambria Math" w:hAnsi="Cambria Math" w:cs="Times New Roman"/>
+                                          <w:sz w:val="20"/>
+                                          <w:szCs w:val="20"/>
+                                          <w:lang w:val="en-US"/>
+                                        </w:rPr>
+                                        <m:t>g</m:t>
+                                      </m:r>
+                                    </m:e>
+                                    <m:sub>
+                                      <m:r>
+                                        <w:rPr>
+                                          <w:rFonts w:ascii="Cambria Math" w:hAnsi="Cambria Math" w:cs="Times New Roman"/>
+                                          <w:sz w:val="20"/>
+                                          <w:szCs w:val="20"/>
+                                          <w:lang w:val="en-US"/>
+                                        </w:rPr>
+                                        <m:t>i,  j</m:t>
+                                      </m:r>
+                                    </m:sub>
+                                  </m:sSub>
+                                  <m:r>
+                                    <w:rPr>
+                                      <w:rFonts w:ascii="Cambria Math" w:hAnsi="Cambria Math" w:cs="Times New Roman"/>
+                                      <w:sz w:val="20"/>
+                                      <w:szCs w:val="20"/>
+                                      <w:lang w:val="en-US"/>
+                                    </w:rPr>
+                                    <m:t>-</m:t>
+                                  </m:r>
+                                  <m:sSub>
+                                    <m:sSubPr>
+                                      <m:ctrlPr>
+                                        <w:rPr>
+                                          <w:rFonts w:ascii="Cambria Math" w:hAnsi="Cambria Math" w:cs="Times New Roman"/>
+                                          <w:i/>
+                                          <w:sz w:val="20"/>
+                                          <w:szCs w:val="20"/>
+                                          <w:lang w:val="en-US"/>
+                                        </w:rPr>
+                                      </m:ctrlPr>
+                                    </m:sSubPr>
+                                    <m:e>
+                                      <m:r>
+                                        <w:rPr>
+                                          <w:rFonts w:ascii="Cambria Math" w:hAnsi="Cambria Math" w:cs="Times New Roman"/>
+                                          <w:sz w:val="20"/>
+                                          <w:szCs w:val="20"/>
+                                          <w:lang w:val="en-US"/>
+                                        </w:rPr>
+                                        <m:t>μ</m:t>
+                                      </m:r>
+                                    </m:e>
+                                    <m:sub>
+                                      <m:r>
+                                        <w:rPr>
+                                          <w:rFonts w:ascii="Cambria Math" w:hAnsi="Cambria Math" w:cs="Times New Roman"/>
+                                          <w:sz w:val="20"/>
+                                          <w:szCs w:val="20"/>
+                                          <w:lang w:val="en-US"/>
+                                        </w:rPr>
+                                        <m:t>g</m:t>
+                                      </m:r>
+                                    </m:sub>
+                                  </m:sSub>
+                                </m:e>
+                              </m:d>
+                            </m:e>
+                            <m:sup>
+                              <m:r>
+                                <w:rPr>
+                                  <w:rFonts w:ascii="Cambria Math" w:hAnsi="Cambria Math" w:cs="Times New Roman"/>
+                                  <w:sz w:val="20"/>
+                                  <w:szCs w:val="20"/>
+                                  <w:lang w:val="en-US"/>
+                                </w:rPr>
+                                <m:t>2</m:t>
+                              </m:r>
+                            </m:sup>
+                          </m:sSup>
+                        </m:e>
+                      </m:nary>
+                    </m:e>
+                  </m:nary>
+                </m:e>
+              </m:rad>
+            </m:den>
+          </m:f>
+        </m:oMath>
+      </m:oMathPara>
+    </w:p>
+    <w:p>
+      <w:pPr>
+        <w:jc w:val="both"/>
+        <w:rPr>
+          <w:rFonts w:ascii="Times New Roman" w:eastAsiaTheme="minorEastAsia" w:hAnsi="Times New Roman" w:cs="Times New Roman"/>
+          <w:sz w:val="24"/>
+          <w:szCs w:val="24"/>
+          <w:lang w:val="en-US"/>
+        </w:rPr>
+      </w:pPr>
+    </w:p>
+    <w:p>
+      <w:pPr>
+        <w:ind w:left="720"/>
+        <w:jc w:val="both"/>
+        <w:rPr>
+          <w:rFonts w:ascii="Times New Roman" w:eastAsiaTheme="minorEastAsia" w:hAnsi="Times New Roman" w:cs="Times New Roman"/>
+          <w:sz w:val="24"/>
+          <w:szCs w:val="24"/>
+          <w:lang w:val="en-US"/>
+        </w:rPr>
+      </w:pPr>
+      <w:r>
+        <w:rPr>
+          <w:rFonts w:ascii="Times New Roman" w:hAnsi="Times New Roman" w:cs="Times New Roman"/>
+          <w:sz w:val="24"/>
+          <w:szCs w:val="24"/>
+        </w:rPr>
+        <w:t xml:space="preserve">where </w:t>
+      </w:r>
+      <m:oMath>
+        <m:sSub>
+          <m:sSubPr>
+            <m:ctrlPr>
+              <w:rPr>
+                <w:rFonts w:ascii="Cambria Math" w:hAnsi="Cambria Math" w:cs="Times New Roman"/>
+                <w:i/>
+                <w:sz w:val="24"/>
+                <w:szCs w:val="24"/>
+              </w:rPr>
+            </m:ctrlPr>
+          </m:sSubPr>
+          <m:e>
+            <m:r>
+              <w:rPr>
+                <w:rFonts w:ascii="Cambria Math" w:hAnsi="Cambria Math" w:cs="Times New Roman"/>
+                <w:sz w:val="24"/>
+                <w:szCs w:val="24"/>
+              </w:rPr>
+              <m:t>f</m:t>
+            </m:r>
+          </m:e>
+          <m:sub>
+            <m:r>
+              <w:rPr>
+                <w:rFonts w:ascii="Cambria Math" w:hAnsi="Cambria Math" w:cs="Times New Roman"/>
+                <w:sz w:val="24"/>
+                <w:szCs w:val="24"/>
+              </w:rPr>
+              <m:t>i,j</m:t>
+            </m:r>
+          </m:sub>
+        </m:sSub>
+      </m:oMath>
+      <w:r>
+        <w:rPr>
+          <w:rFonts w:ascii="Times New Roman" w:eastAsiaTheme="minorEastAsia" w:hAnsi="Times New Roman" w:cs="Times New Roman"/>
+          <w:sz w:val="24"/>
+          <w:szCs w:val="24"/>
+        </w:rPr>
+        <w:t xml:space="preserve"> , </w:t>
+      </w:r>
+      <m:oMath>
+        <m:sSub>
+          <m:sSubPr>
+            <m:ctrlPr>
+              <w:rPr>
+                <w:rFonts w:ascii="Cambria Math" w:hAnsi="Cambria Math" w:cs="Times New Roman"/>
+                <w:i/>
+                <w:sz w:val="24"/>
+                <w:szCs w:val="24"/>
+              </w:rPr>
+            </m:ctrlPr>
+          </m:sSubPr>
+          <m:e>
+            <m:r>
+              <w:rPr>
+                <w:rFonts w:ascii="Cambria Math" w:hAnsi="Cambria Math" w:cs="Times New Roman"/>
+                <w:sz w:val="24"/>
+                <w:szCs w:val="24"/>
+              </w:rPr>
+              <m:t>g</m:t>
+            </m:r>
+          </m:e>
+          <m:sub>
+            <m:r>
+              <w:rPr>
+                <w:rFonts w:ascii="Cambria Math" w:hAnsi="Cambria Math" w:cs="Times New Roman"/>
+                <w:sz w:val="24"/>
+                <w:szCs w:val="24"/>
+              </w:rPr>
+              <m:t>i,j</m:t>
+            </m:r>
+          </m:sub>
+        </m:sSub>
+      </m:oMath>
+      <w:r>
+        <w:rPr>
+          <w:rFonts w:ascii="Times New Roman" w:eastAsiaTheme="minorEastAsia" w:hAnsi="Times New Roman" w:cs="Times New Roman"/>
+          <w:sz w:val="24"/>
+          <w:szCs w:val="24"/>
+        </w:rPr>
+        <w:t xml:space="preserve"> denotes the grey values in position </w:t>
+      </w:r>
+      <m:oMath>
+        <m:r>
+          <w:rPr>
+            <w:rFonts w:ascii="Cambria Math" w:eastAsiaTheme="minorEastAsia" w:hAnsi="Cambria Math" w:cs="Times New Roman"/>
+            <w:sz w:val="24"/>
+            <w:szCs w:val="24"/>
+          </w:rPr>
+          <m:t>(i, j)</m:t>
+        </m:r>
+      </m:oMath>
+      <w:r>
+        <w:rPr>
+          <w:rFonts w:ascii="Times New Roman" w:eastAsiaTheme="minorEastAsia" w:hAnsi="Times New Roman" w:cs="Times New Roman"/>
+          <w:sz w:val="24"/>
+          <w:szCs w:val="24"/>
+        </w:rPr>
+        <w:t xml:space="preserve"> of the two fused image and reference images and </w:t>
+      </w:r>
+      <m:oMath>
+        <m:sSub>
+          <m:sSubPr>
+            <m:ctrlPr>
+              <w:rPr>
+                <w:rFonts w:ascii="Cambria Math" w:hAnsi="Cambria Math" w:cs="Times New Roman"/>
+                <w:i/>
+                <w:sz w:val="24"/>
+                <w:szCs w:val="24"/>
+                <w:lang w:val="en-US"/>
+              </w:rPr>
+            </m:ctrlPr>
+          </m:sSubPr>
+          <m:e>
+            <m:r>
+              <w:rPr>
+                <w:rFonts w:ascii="Cambria Math" w:hAnsi="Cambria Math" w:cs="Times New Roman"/>
+                <w:sz w:val="24"/>
+                <w:szCs w:val="24"/>
+                <w:lang w:val="en-US"/>
+              </w:rPr>
+              <m:t>μ</m:t>
+            </m:r>
+          </m:e>
+          <m:sub>
+            <m:r>
+              <w:rPr>
+                <w:rFonts w:ascii="Cambria Math" w:hAnsi="Cambria Math" w:cs="Times New Roman"/>
+                <w:sz w:val="24"/>
+                <w:szCs w:val="24"/>
+                <w:lang w:val="en-US"/>
+              </w:rPr>
+              <m:t>f</m:t>
+            </m:r>
+          </m:sub>
+        </m:sSub>
+      </m:oMath>
+      <w:r>
+        <w:rPr>
+          <w:rFonts w:ascii="Times New Roman" w:eastAsiaTheme="minorEastAsia" w:hAnsi="Times New Roman" w:cs="Times New Roman"/>
+          <w:sz w:val="24"/>
+          <w:szCs w:val="24"/>
+          <w:lang w:val="en-US"/>
+        </w:rPr>
+        <w:t xml:space="preserve"> , </w:t>
+      </w:r>
+      <m:oMath>
+        <m:sSub>
+          <m:sSubPr>
+            <m:ctrlPr>
+              <w:rPr>
+                <w:rFonts w:ascii="Cambria Math" w:hAnsi="Cambria Math" w:cs="Times New Roman"/>
+                <w:i/>
+                <w:sz w:val="24"/>
+                <w:szCs w:val="24"/>
+                <w:lang w:val="en-US"/>
+              </w:rPr>
+            </m:ctrlPr>
+          </m:sSubPr>
+          <m:e>
+            <m:r>
+              <w:rPr>
+                <w:rFonts w:ascii="Cambria Math" w:hAnsi="Cambria Math" w:cs="Times New Roman"/>
+                <w:sz w:val="24"/>
+                <w:szCs w:val="24"/>
+                <w:lang w:val="en-US"/>
+              </w:rPr>
+              <m:t>μ</m:t>
+            </m:r>
+          </m:e>
+          <m:sub>
+            <m:r>
+              <w:rPr>
+                <w:rFonts w:ascii="Cambria Math" w:hAnsi="Cambria Math" w:cs="Times New Roman"/>
+                <w:sz w:val="24"/>
+                <w:szCs w:val="24"/>
+                <w:lang w:val="en-US"/>
+              </w:rPr>
+              <m:t>g</m:t>
+            </m:r>
+          </m:sub>
+        </m:sSub>
+      </m:oMath>
+      <w:r>
+        <w:rPr>
+          <w:rFonts w:ascii="Times New Roman" w:eastAsiaTheme="minorEastAsia" w:hAnsi="Times New Roman" w:cs="Times New Roman"/>
+          <w:sz w:val="24"/>
+          <w:szCs w:val="24"/>
+          <w:lang w:val="en-US"/>
+        </w:rPr>
+        <w:t xml:space="preserve"> is the mean of the two images respectively.</w:t>
+      </w:r>
+    </w:p>
+    <w:p>
+      <w:pPr>
+        <w:jc w:val="center"/>
+        <w:rPr>
+          <w:rFonts w:ascii="Times New Roman" w:eastAsiaTheme="minorEastAsia" w:hAnsi="Times New Roman" w:cs="Times New Roman"/>
+          <w:sz w:val="24"/>
+          <w:szCs w:val="24"/>
+        </w:rPr>
+      </w:pPr>
+    </w:p>
+    <w:p>
+      <w:pPr>
+        <w:jc w:val="center"/>
+        <w:rPr>
+          <w:rFonts w:ascii="Times New Roman" w:eastAsiaTheme="minorEastAsia" w:hAnsi="Times New Roman" w:cs="Times New Roman"/>
+          <w:sz w:val="24"/>
+          <w:szCs w:val="24"/>
+        </w:rPr>
+      </w:pPr>
+      <w:r>
+        <w:rPr>
+          <w:rFonts w:ascii="Times New Roman" w:eastAsiaTheme="minorEastAsia" w:hAnsi="Times New Roman" w:cs="Times New Roman"/>
+          <w:sz w:val="24"/>
+          <w:szCs w:val="24"/>
+        </w:rPr>
+        <w:t xml:space="preserve">Table 1: </w:t>
+      </w:r>
+      <w:r>
+        <w:rPr>
+          <w:rFonts w:ascii="Times New Roman" w:eastAsiaTheme="minorEastAsia" w:hAnsi="Times New Roman" w:cs="Times New Roman"/>
+          <w:sz w:val="24"/>
+          <w:szCs w:val="24"/>
+        </w:rPr>
+        <w:t xml:space="preserve">Performance statistical parameters for </w:t>
+      </w:r>
+      <w:r>
+        <w:rPr>
+          <w:rFonts w:ascii="Times New Roman" w:eastAsiaTheme="minorEastAsia" w:hAnsi="Times New Roman" w:cs="Times New Roman"/>
+          <w:sz w:val="24"/>
+          <w:szCs w:val="24"/>
+        </w:rPr>
+        <w:t>Man</w:t>
+      </w:r>
+    </w:p>
+    <w:tbl>
+      <w:tblPr>
+        <w:tblStyle w:val="TableGrid"/>
+        <w:tblW w:w="5100" w:type="dxa"/>
+        <w:tblLook w:val="04A0" w:firstRow="1" w:lastRow="0" w:firstColumn="1" w:lastColumn="0" w:noHBand="0" w:noVBand="1"/>
+      </w:tblPr>
+      <w:tblGrid>
+        <w:gridCol w:w="1057"/>
+        <w:gridCol w:w="844"/>
+        <w:gridCol w:w="791"/>
+        <w:gridCol w:w="781"/>
+        <w:gridCol w:w="836"/>
+        <w:gridCol w:w="791"/>
+      </w:tblGrid>
+      <w:tr>
+        <w:trPr>
+          <w:trHeight w:val="340"/>
+        </w:trPr>
+        <w:tc>
+          <w:tcPr>
+            <w:tcW w:w="850" w:type="dxa"/>
+            <w:vAlign w:val="center"/>
+          </w:tcPr>
+          <w:p>
+            <w:pPr>
+              <w:jc w:val="center"/>
+              <w:rPr>
+                <w:rFonts w:ascii="Times New Roman" w:eastAsiaTheme="minorEastAsia" w:hAnsi="Times New Roman" w:cs="Times New Roman"/>
+                <w:sz w:val="24"/>
+                <w:szCs w:val="24"/>
+              </w:rPr>
+            </w:pPr>
+            <w:r>
+              <w:rPr>
+                <w:rFonts w:ascii="Times New Roman" w:eastAsiaTheme="minorEastAsia" w:hAnsi="Times New Roman" w:cs="Times New Roman"/>
+                <w:sz w:val="24"/>
+                <w:szCs w:val="24"/>
+              </w:rPr>
+              <w:t>Methods</w:t>
+            </w:r>
+          </w:p>
+        </w:tc>
+        <w:tc>
+          <w:tcPr>
+            <w:tcW w:w="850" w:type="dxa"/>
+            <w:vAlign w:val="center"/>
+          </w:tcPr>
+          <w:p>
+            <w:pPr>
+              <w:jc w:val="center"/>
+              <w:rPr>
+                <w:rFonts w:ascii="Times New Roman" w:eastAsiaTheme="minorEastAsia" w:hAnsi="Times New Roman" w:cs="Times New Roman"/>
+                <w:sz w:val="24"/>
+                <w:szCs w:val="24"/>
+              </w:rPr>
+            </w:pPr>
+            <w:r>
+              <w:rPr>
+                <w:rFonts w:ascii="Times New Roman" w:eastAsiaTheme="minorEastAsia" w:hAnsi="Times New Roman" w:cs="Times New Roman"/>
+                <w:sz w:val="24"/>
+                <w:szCs w:val="24"/>
+              </w:rPr>
+              <w:t>PSNR</w:t>
+            </w:r>
+          </w:p>
+        </w:tc>
+        <w:tc>
+          <w:tcPr>
+            <w:tcW w:w="850" w:type="dxa"/>
+            <w:vAlign w:val="center"/>
+          </w:tcPr>
+          <w:p>
+            <w:pPr>
+              <w:jc w:val="center"/>
+              <w:rPr>
+                <w:rFonts w:ascii="Times New Roman" w:eastAsiaTheme="minorEastAsia" w:hAnsi="Times New Roman" w:cs="Times New Roman"/>
+                <w:sz w:val="24"/>
+                <w:szCs w:val="24"/>
+              </w:rPr>
+            </w:pPr>
+            <w:r>
+              <w:rPr>
+                <w:rFonts w:ascii="Times New Roman" w:eastAsiaTheme="minorEastAsia" w:hAnsi="Times New Roman" w:cs="Times New Roman"/>
+                <w:sz w:val="24"/>
+                <w:szCs w:val="24"/>
+              </w:rPr>
+              <w:t>EN</w:t>
+            </w:r>
+          </w:p>
+        </w:tc>
+        <w:tc>
+          <w:tcPr>
+            <w:tcW w:w="850" w:type="dxa"/>
+            <w:vAlign w:val="center"/>
+          </w:tcPr>
+          <w:p>
+            <w:pPr>
+              <w:jc w:val="center"/>
+              <w:rPr>
+                <w:rFonts w:ascii="Times New Roman" w:eastAsiaTheme="minorEastAsia" w:hAnsi="Times New Roman" w:cs="Times New Roman"/>
+                <w:sz w:val="24"/>
+                <w:szCs w:val="24"/>
+              </w:rPr>
+            </w:pPr>
+            <w:r>
+              <w:rPr>
+                <w:rFonts w:ascii="Times New Roman" w:eastAsiaTheme="minorEastAsia" w:hAnsi="Times New Roman" w:cs="Times New Roman"/>
+                <w:sz w:val="24"/>
+                <w:szCs w:val="24"/>
+              </w:rPr>
+              <w:t>SF</w:t>
+            </w:r>
+          </w:p>
+        </w:tc>
+        <w:tc>
+          <w:tcPr>
+            <w:tcW w:w="850" w:type="dxa"/>
+            <w:vAlign w:val="center"/>
+          </w:tcPr>
+          <w:p>
+            <w:pPr>
+              <w:jc w:val="center"/>
+              <w:rPr>
+                <w:rFonts w:ascii="Times New Roman" w:eastAsiaTheme="minorEastAsia" w:hAnsi="Times New Roman" w:cs="Times New Roman"/>
+                <w:sz w:val="24"/>
+                <w:szCs w:val="24"/>
+              </w:rPr>
+            </w:pPr>
+            <w:r>
+              <w:rPr>
+                <w:rFonts w:ascii="Times New Roman" w:eastAsiaTheme="minorEastAsia" w:hAnsi="Times New Roman" w:cs="Times New Roman"/>
+                <w:sz w:val="24"/>
+                <w:szCs w:val="24"/>
+              </w:rPr>
+              <w:t>SSIM</w:t>
+            </w:r>
+          </w:p>
+        </w:tc>
+        <w:tc>
+          <w:tcPr>
+            <w:tcW w:w="850" w:type="dxa"/>
+            <w:vAlign w:val="center"/>
+          </w:tcPr>
+          <w:p>
+            <w:pPr>
+              <w:jc w:val="center"/>
+              <w:rPr>
+                <w:rFonts w:ascii="Times New Roman" w:eastAsiaTheme="minorEastAsia" w:hAnsi="Times New Roman" w:cs="Times New Roman"/>
+                <w:sz w:val="24"/>
+                <w:szCs w:val="24"/>
+              </w:rPr>
+            </w:pPr>
+            <w:r>
+              <w:rPr>
+                <w:rFonts w:ascii="Times New Roman" w:eastAsiaTheme="minorEastAsia" w:hAnsi="Times New Roman" w:cs="Times New Roman"/>
+                <w:sz w:val="24"/>
+                <w:szCs w:val="24"/>
+              </w:rPr>
+              <w:t>CC</w:t>
+            </w:r>
+          </w:p>
+        </w:tc>
+      </w:tr>
+      <w:tr>
+        <w:trPr>
+          <w:trHeight w:val="340"/>
+        </w:trPr>
+        <w:tc>
+          <w:tcPr>
+            <w:tcW w:w="850" w:type="dxa"/>
+            <w:vAlign w:val="center"/>
+          </w:tcPr>
+          <w:p>
+            <w:pPr>
+              <w:jc w:val="center"/>
+              <w:rPr>
+                <w:rFonts w:ascii="Times New Roman" w:eastAsiaTheme="minorEastAsia" w:hAnsi="Times New Roman" w:cs="Times New Roman"/>
+                <w:sz w:val="24"/>
+                <w:szCs w:val="24"/>
+              </w:rPr>
+            </w:pPr>
+            <w:r>
+              <w:rPr>
+                <w:rFonts w:ascii="Times New Roman" w:eastAsiaTheme="minorEastAsia" w:hAnsi="Times New Roman" w:cs="Times New Roman"/>
+                <w:sz w:val="24"/>
+                <w:szCs w:val="24"/>
+              </w:rPr>
+              <w:t>STD</w:t>
+            </w:r>
+          </w:p>
+        </w:tc>
+        <w:tc>
+          <w:tcPr>
+            <w:tcW w:w="850" w:type="dxa"/>
+            <w:vAlign w:val="center"/>
+          </w:tcPr>
+          <w:p>
+            <w:pPr>
+              <w:jc w:val="center"/>
+              <w:rPr>
+                <w:rFonts w:ascii="Times New Roman" w:eastAsiaTheme="minorEastAsia" w:hAnsi="Times New Roman" w:cs="Times New Roman"/>
+                <w:sz w:val="24"/>
+                <w:szCs w:val="24"/>
+              </w:rPr>
+            </w:pPr>
+          </w:p>
+        </w:tc>
+        <w:tc>
+          <w:tcPr>
+            <w:tcW w:w="850" w:type="dxa"/>
+            <w:vAlign w:val="center"/>
+          </w:tcPr>
+          <w:p>
+            <w:pPr>
+              <w:jc w:val="center"/>
+              <w:rPr>
+                <w:rFonts w:ascii="Times New Roman" w:eastAsiaTheme="minorEastAsia" w:hAnsi="Times New Roman" w:cs="Times New Roman"/>
+                <w:sz w:val="24"/>
+                <w:szCs w:val="24"/>
+              </w:rPr>
+            </w:pPr>
+          </w:p>
+        </w:tc>
+        <w:tc>
+          <w:tcPr>
+            <w:tcW w:w="850" w:type="dxa"/>
+            <w:vAlign w:val="center"/>
+          </w:tcPr>
+          <w:p>
+            <w:pPr>
+              <w:jc w:val="center"/>
+              <w:rPr>
+                <w:rFonts w:ascii="Times New Roman" w:eastAsiaTheme="minorEastAsia" w:hAnsi="Times New Roman" w:cs="Times New Roman"/>
+                <w:sz w:val="24"/>
+                <w:szCs w:val="24"/>
+              </w:rPr>
+            </w:pPr>
+          </w:p>
+        </w:tc>
+        <w:tc>
+          <w:tcPr>
+            <w:tcW w:w="850" w:type="dxa"/>
+            <w:vAlign w:val="center"/>
+          </w:tcPr>
+          <w:p>
+            <w:pPr>
+              <w:jc w:val="center"/>
+              <w:rPr>
+                <w:rFonts w:ascii="Times New Roman" w:eastAsiaTheme="minorEastAsia" w:hAnsi="Times New Roman" w:cs="Times New Roman"/>
+                <w:sz w:val="24"/>
+                <w:szCs w:val="24"/>
+              </w:rPr>
+            </w:pPr>
+          </w:p>
+        </w:tc>
+        <w:tc>
+          <w:tcPr>
+            <w:tcW w:w="850" w:type="dxa"/>
+            <w:vAlign w:val="center"/>
+          </w:tcPr>
+          <w:p>
+            <w:pPr>
+              <w:jc w:val="center"/>
+              <w:rPr>
+                <w:rFonts w:ascii="Times New Roman" w:eastAsiaTheme="minorEastAsia" w:hAnsi="Times New Roman" w:cs="Times New Roman"/>
+                <w:sz w:val="24"/>
+                <w:szCs w:val="24"/>
+              </w:rPr>
+            </w:pPr>
+          </w:p>
+        </w:tc>
+      </w:tr>
+      <w:tr>
+        <w:trPr>
+          <w:trHeight w:val="340"/>
+        </w:trPr>
+        <w:tc>
+          <w:tcPr>
+            <w:tcW w:w="850" w:type="dxa"/>
+            <w:vAlign w:val="center"/>
+          </w:tcPr>
+          <w:p>
+            <w:pPr>
+              <w:jc w:val="center"/>
+              <w:rPr>
+                <w:rFonts w:ascii="Times New Roman" w:eastAsiaTheme="minorEastAsia" w:hAnsi="Times New Roman" w:cs="Times New Roman"/>
+                <w:sz w:val="24"/>
+                <w:szCs w:val="24"/>
+              </w:rPr>
+            </w:pPr>
+            <w:r>
+              <w:rPr>
+                <w:rFonts w:ascii="Times New Roman" w:eastAsiaTheme="minorEastAsia" w:hAnsi="Times New Roman" w:cs="Times New Roman"/>
+                <w:sz w:val="24"/>
+                <w:szCs w:val="24"/>
+              </w:rPr>
+              <w:t>DWT</w:t>
+            </w:r>
+          </w:p>
+        </w:tc>
+        <w:tc>
+          <w:tcPr>
+            <w:tcW w:w="850" w:type="dxa"/>
+            <w:vAlign w:val="center"/>
+          </w:tcPr>
+          <w:p>
+            <w:pPr>
+              <w:jc w:val="center"/>
+              <w:rPr>
+                <w:rFonts w:ascii="Times New Roman" w:eastAsiaTheme="minorEastAsia" w:hAnsi="Times New Roman" w:cs="Times New Roman"/>
+                <w:sz w:val="24"/>
+                <w:szCs w:val="24"/>
+              </w:rPr>
+            </w:pPr>
+          </w:p>
+        </w:tc>
+        <w:tc>
+          <w:tcPr>
+            <w:tcW w:w="850" w:type="dxa"/>
+            <w:vAlign w:val="center"/>
+          </w:tcPr>
+          <w:p>
+            <w:pPr>
+              <w:jc w:val="center"/>
+              <w:rPr>
+                <w:rFonts w:ascii="Times New Roman" w:eastAsiaTheme="minorEastAsia" w:hAnsi="Times New Roman" w:cs="Times New Roman"/>
+                <w:sz w:val="24"/>
+                <w:szCs w:val="24"/>
+              </w:rPr>
+            </w:pPr>
+          </w:p>
+        </w:tc>
+        <w:tc>
+          <w:tcPr>
+            <w:tcW w:w="850" w:type="dxa"/>
+            <w:vAlign w:val="center"/>
+          </w:tcPr>
+          <w:p>
+            <w:pPr>
+              <w:jc w:val="center"/>
+              <w:rPr>
+                <w:rFonts w:ascii="Times New Roman" w:eastAsiaTheme="minorEastAsia" w:hAnsi="Times New Roman" w:cs="Times New Roman"/>
+                <w:sz w:val="24"/>
+                <w:szCs w:val="24"/>
+              </w:rPr>
+            </w:pPr>
+          </w:p>
+        </w:tc>
+        <w:tc>
+          <w:tcPr>
+            <w:tcW w:w="850" w:type="dxa"/>
+            <w:vAlign w:val="center"/>
+          </w:tcPr>
+          <w:p>
+            <w:pPr>
+              <w:jc w:val="center"/>
+              <w:rPr>
+                <w:rFonts w:ascii="Times New Roman" w:eastAsiaTheme="minorEastAsia" w:hAnsi="Times New Roman" w:cs="Times New Roman"/>
+                <w:sz w:val="24"/>
+                <w:szCs w:val="24"/>
+              </w:rPr>
+            </w:pPr>
+          </w:p>
+        </w:tc>
+        <w:tc>
+          <w:tcPr>
+            <w:tcW w:w="850" w:type="dxa"/>
+            <w:vAlign w:val="center"/>
+          </w:tcPr>
+          <w:p>
+            <w:pPr>
+              <w:jc w:val="center"/>
+              <w:rPr>
+                <w:rFonts w:ascii="Times New Roman" w:eastAsiaTheme="minorEastAsia" w:hAnsi="Times New Roman" w:cs="Times New Roman"/>
+                <w:sz w:val="24"/>
+                <w:szCs w:val="24"/>
+              </w:rPr>
+            </w:pPr>
+          </w:p>
+        </w:tc>
+      </w:tr>
+      <w:tr>
+        <w:trPr>
+          <w:trHeight w:val="340"/>
+        </w:trPr>
+        <w:tc>
+          <w:tcPr>
+            <w:tcW w:w="850" w:type="dxa"/>
+            <w:vAlign w:val="center"/>
+          </w:tcPr>
+          <w:p>
+            <w:pPr>
+              <w:jc w:val="center"/>
+              <w:rPr>
+                <w:rFonts w:ascii="Times New Roman" w:eastAsiaTheme="minorEastAsia" w:hAnsi="Times New Roman" w:cs="Times New Roman"/>
+                <w:sz w:val="24"/>
+                <w:szCs w:val="24"/>
+              </w:rPr>
+            </w:pPr>
+          </w:p>
+        </w:tc>
+        <w:tc>
+          <w:tcPr>
+            <w:tcW w:w="850" w:type="dxa"/>
+            <w:vAlign w:val="center"/>
+          </w:tcPr>
+          <w:p>
+            <w:pPr>
+              <w:jc w:val="center"/>
+              <w:rPr>
+                <w:rFonts w:ascii="Times New Roman" w:eastAsiaTheme="minorEastAsia" w:hAnsi="Times New Roman" w:cs="Times New Roman"/>
+                <w:sz w:val="24"/>
+                <w:szCs w:val="24"/>
+              </w:rPr>
+            </w:pPr>
+          </w:p>
+        </w:tc>
+        <w:tc>
+          <w:tcPr>
+            <w:tcW w:w="850" w:type="dxa"/>
+            <w:vAlign w:val="center"/>
+          </w:tcPr>
+          <w:p>
+            <w:pPr>
+              <w:jc w:val="center"/>
+              <w:rPr>
+                <w:rFonts w:ascii="Times New Roman" w:eastAsiaTheme="minorEastAsia" w:hAnsi="Times New Roman" w:cs="Times New Roman"/>
+                <w:sz w:val="24"/>
+                <w:szCs w:val="24"/>
+              </w:rPr>
+            </w:pPr>
+          </w:p>
+        </w:tc>
+        <w:tc>
+          <w:tcPr>
+            <w:tcW w:w="850" w:type="dxa"/>
+            <w:vAlign w:val="center"/>
+          </w:tcPr>
+          <w:p>
+            <w:pPr>
+              <w:jc w:val="center"/>
+              <w:rPr>
+                <w:rFonts w:ascii="Times New Roman" w:eastAsiaTheme="minorEastAsia" w:hAnsi="Times New Roman" w:cs="Times New Roman"/>
+                <w:sz w:val="24"/>
+                <w:szCs w:val="24"/>
+              </w:rPr>
+            </w:pPr>
+          </w:p>
+        </w:tc>
+        <w:tc>
+          <w:tcPr>
+            <w:tcW w:w="850" w:type="dxa"/>
+            <w:vAlign w:val="center"/>
+          </w:tcPr>
+          <w:p>
+            <w:pPr>
+              <w:jc w:val="center"/>
+              <w:rPr>
+                <w:rFonts w:ascii="Times New Roman" w:eastAsiaTheme="minorEastAsia" w:hAnsi="Times New Roman" w:cs="Times New Roman"/>
+                <w:sz w:val="24"/>
+                <w:szCs w:val="24"/>
+              </w:rPr>
+            </w:pPr>
+          </w:p>
+        </w:tc>
+        <w:tc>
+          <w:tcPr>
+            <w:tcW w:w="850" w:type="dxa"/>
+            <w:vAlign w:val="center"/>
+          </w:tcPr>
+          <w:p>
+            <w:pPr>
+              <w:jc w:val="center"/>
+              <w:rPr>
+                <w:rFonts w:ascii="Times New Roman" w:eastAsiaTheme="minorEastAsia" w:hAnsi="Times New Roman" w:cs="Times New Roman"/>
+                <w:sz w:val="24"/>
+                <w:szCs w:val="24"/>
+              </w:rPr>
+            </w:pPr>
+          </w:p>
+        </w:tc>
+      </w:tr>
+    </w:tbl>
+    <w:p>
+      <w:pPr>
+        <w:jc w:val="center"/>
+        <w:rPr>
+          <w:rFonts w:ascii="Times New Roman" w:eastAsiaTheme="minorEastAsia" w:hAnsi="Times New Roman" w:cs="Times New Roman"/>
+          <w:sz w:val="24"/>
+          <w:szCs w:val="24"/>
+        </w:rPr>
+      </w:pPr>
+    </w:p>
+    <w:p>
+      <w:pPr>
+        <w:pStyle w:val="ListParagraph"/>
+        <w:jc w:val="both"/>
+        <w:rPr>
+          <w:rFonts w:ascii="Times New Roman" w:eastAsiaTheme="minorEastAsia" w:hAnsi="Times New Roman" w:cs="Times New Roman"/>
+          <w:sz w:val="24"/>
+          <w:szCs w:val="24"/>
         </w:rPr>
       </w:pPr>
     </w:p>
@@ -4045,6 +7468,25 @@
       <w:color w:val="666666"/>
     </w:rPr>
   </w:style>
+  <w:style w:type="table" w:styleId="TableGrid">
+    <w:name w:val="Table Grid"/>
+    <w:basedOn w:val="TableNormal"/>
+    <w:uiPriority w:val="39"/>
+    <w:rsid w:val="00ED0B59"/>
+    <w:pPr>
+      <w:spacing w:after="0" w:line="240" w:lineRule="auto"/>
+    </w:pPr>
+    <w:tblPr>
+      <w:tblBorders>
+        <w:top w:val="single" w:sz="4" w:space="0" w:color="auto"/>
+        <w:left w:val="single" w:sz="4" w:space="0" w:color="auto"/>
+        <w:bottom w:val="single" w:sz="4" w:space="0" w:color="auto"/>
+        <w:right w:val="single" w:sz="4" w:space="0" w:color="auto"/>
+        <w:insideH w:val="single" w:sz="4" w:space="0" w:color="auto"/>
+        <w:insideV w:val="single" w:sz="4" w:space="0" w:color="auto"/>
+      </w:tblBorders>
+    </w:tblPr>
+  </w:style>
 </w:styles>
 </file>
 

--- a/Final_Paper/paper_jatin.docx
+++ b/Final_Paper/paper_jatin.docx
@@ -1494,23 +1494,7 @@
           <w:sz w:val="24"/>
           <w:szCs w:val="24"/>
         </w:rPr>
-        <w:t xml:space="preserve">involves adding additional samples to the signal, while down sampling </w:t>
-      </w:r>
-      <w:r>
-        <w:rPr>
-          <w:rFonts w:ascii="Times New Roman" w:hAnsi="Times New Roman" w:cs="Times New Roman"/>
-          <w:sz w:val="24"/>
-          <w:szCs w:val="24"/>
-        </w:rPr>
-        <w:t>involves</w:t>
-      </w:r>
-      <w:r>
-        <w:rPr>
-          <w:rFonts w:ascii="Times New Roman" w:hAnsi="Times New Roman" w:cs="Times New Roman"/>
-          <w:sz w:val="24"/>
-          <w:szCs w:val="24"/>
-        </w:rPr>
-        <w:t xml:space="preserve"> removing part of the signal’s samples.</w:t>
+        <w:t>involves adding additional samples to the signal, while down sampling involves removing part of the signal’s samples.</w:t>
       </w:r>
     </w:p>
     <w:p>
@@ -1596,6 +1580,7 @@
       <w:r>
         <w:rPr>
           <w:rFonts w:ascii="Times New Roman" w:hAnsi="Times New Roman" w:cs="Times New Roman"/>
+          <w:noProof/>
           <w:sz w:val="24"/>
           <w:szCs w:val="24"/>
           <w:lang w:val="en-US"/>
@@ -2463,18 +2448,6 @@
     </w:p>
     <w:p>
       <w:pPr>
-        <w:ind w:left="720"/>
-        <w:jc w:val="both"/>
-        <w:rPr>
-          <w:rFonts w:ascii="Times New Roman" w:eastAsiaTheme="minorEastAsia" w:hAnsi="Times New Roman" w:cs="Times New Roman"/>
-          <w:sz w:val="24"/>
-          <w:szCs w:val="24"/>
-          <w:lang w:val="en-US"/>
-        </w:rPr>
-      </w:pPr>
-    </w:p>
-    <w:p>
-      <w:pPr>
         <w:pStyle w:val="ListParagraph"/>
         <w:numPr>
           <w:ilvl w:val="0"/>
@@ -2866,18 +2839,6 @@
         </w:rPr>
         <w:t>fusion performance.</w:t>
       </w:r>
-    </w:p>
-    <w:p>
-      <w:pPr>
-        <w:pStyle w:val="ListParagraph"/>
-        <w:jc w:val="both"/>
-        <w:rPr>
-          <w:rFonts w:ascii="Times New Roman" w:hAnsi="Times New Roman" w:cs="Times New Roman"/>
-          <w:sz w:val="24"/>
-          <w:szCs w:val="24"/>
-          <w:lang w:val="en-US"/>
-        </w:rPr>
-      </w:pPr>
     </w:p>
     <w:p>
       <w:pPr>
@@ -3643,25 +3604,7 @@
                                       <w:szCs w:val="24"/>
                                       <w:lang w:val="en-US"/>
                                     </w:rPr>
-                                    <m:t>i</m:t>
-                                  </m:r>
-                                  <m:r>
-                                    <w:rPr>
-                                      <w:rFonts w:ascii="Cambria Math" w:hAnsi="Cambria Math" w:cs="Times New Roman"/>
-                                      <w:sz w:val="24"/>
-                                      <w:szCs w:val="24"/>
-                                      <w:lang w:val="en-US"/>
-                                    </w:rPr>
-                                    <m:t>-1</m:t>
-                                  </m:r>
-                                  <m:r>
-                                    <w:rPr>
-                                      <w:rFonts w:ascii="Cambria Math" w:hAnsi="Cambria Math" w:cs="Times New Roman"/>
-                                      <w:sz w:val="24"/>
-                                      <w:szCs w:val="24"/>
-                                      <w:lang w:val="en-US"/>
-                                    </w:rPr>
-                                    <m:t>, j</m:t>
+                                    <m:t>i-1, j</m:t>
                                   </m:r>
                                 </m:e>
                               </m:d>
@@ -3819,7 +3762,6 @@
           <w:sz w:val="24"/>
           <w:szCs w:val="24"/>
         </w:rPr>
-        <w:lastRenderedPageBreak/>
         <w:t>The structural similarity index essentially measures three basic properties of an image: luminance, contrast, and structure.</w:t>
       </w:r>
     </w:p>
@@ -3839,6 +3781,7 @@
           <w:sz w:val="24"/>
           <w:szCs w:val="24"/>
         </w:rPr>
+        <w:lastRenderedPageBreak/>
         <w:t>The SSIM is the multiplicative combination of all these three terms</w:t>
       </w:r>
       <w:r>
@@ -4379,6 +4322,7 @@
           <w:iCs/>
           <w:sz w:val="24"/>
           <w:szCs w:val="24"/>
+          <w:lang w:val="en-US"/>
         </w:rPr>
       </w:pPr>
     </w:p>
@@ -5083,8 +5027,6 @@
         <w:jc w:val="both"/>
         <w:rPr>
           <w:rFonts w:ascii="Times New Roman" w:eastAsiaTheme="minorEastAsia" w:hAnsi="Times New Roman" w:cs="Times New Roman"/>
-          <w:sz w:val="24"/>
-          <w:szCs w:val="24"/>
           <w:lang w:val="en-US"/>
         </w:rPr>
       </w:pPr>
@@ -5311,6 +5253,23 @@
           <w:sz w:val="24"/>
           <w:szCs w:val="24"/>
         </w:rPr>
+        <w:sectPr>
+          <w:type w:val="continuous"/>
+          <w:pgSz w:w="11906" w:h="16838"/>
+          <w:pgMar w:top="720" w:right="720" w:bottom="720" w:left="720" w:header="708" w:footer="708" w:gutter="0"/>
+          <w:cols w:num="2" w:space="709"/>
+          <w:docGrid w:linePitch="360"/>
+        </w:sectPr>
+      </w:pPr>
+    </w:p>
+    <w:p>
+      <w:pPr>
+        <w:jc w:val="center"/>
+        <w:rPr>
+          <w:rFonts w:ascii="Times New Roman" w:eastAsiaTheme="minorEastAsia" w:hAnsi="Times New Roman" w:cs="Times New Roman"/>
+          <w:sz w:val="24"/>
+          <w:szCs w:val="24"/>
+        </w:rPr>
       </w:pPr>
     </w:p>
     <w:p>
@@ -5350,24 +5309,26 @@
     <w:tbl>
       <w:tblPr>
         <w:tblStyle w:val="TableGrid"/>
-        <w:tblW w:w="5100" w:type="dxa"/>
+        <w:tblW w:w="0" w:type="auto"/>
         <w:tblLook w:val="04A0" w:firstRow="1" w:lastRow="0" w:firstColumn="1" w:lastColumn="0" w:noHBand="0" w:noVBand="1"/>
       </w:tblPr>
       <w:tblGrid>
-        <w:gridCol w:w="1057"/>
-        <w:gridCol w:w="844"/>
-        <w:gridCol w:w="791"/>
-        <w:gridCol w:w="781"/>
-        <w:gridCol w:w="836"/>
-        <w:gridCol w:w="791"/>
+        <w:gridCol w:w="1297"/>
+        <w:gridCol w:w="1610"/>
+        <w:gridCol w:w="1260"/>
+        <w:gridCol w:w="1282"/>
+        <w:gridCol w:w="1224"/>
+        <w:gridCol w:w="1256"/>
+        <w:gridCol w:w="1231"/>
+        <w:gridCol w:w="1296"/>
       </w:tblGrid>
       <w:tr>
         <w:trPr>
-          <w:trHeight w:val="340"/>
+          <w:trHeight w:val="567"/>
         </w:trPr>
         <w:tc>
           <w:tcPr>
-            <w:tcW w:w="850" w:type="dxa"/>
+            <w:tcW w:w="1307" w:type="dxa"/>
             <w:vAlign w:val="center"/>
           </w:tcPr>
           <w:p>
@@ -5375,6 +5336,8 @@
               <w:jc w:val="center"/>
               <w:rPr>
                 <w:rFonts w:ascii="Times New Roman" w:eastAsiaTheme="minorEastAsia" w:hAnsi="Times New Roman" w:cs="Times New Roman"/>
+                <w:b/>
+                <w:bCs/>
                 <w:sz w:val="24"/>
                 <w:szCs w:val="24"/>
               </w:rPr>
@@ -5382,6 +5345,36 @@
             <w:r>
               <w:rPr>
                 <w:rFonts w:ascii="Times New Roman" w:eastAsiaTheme="minorEastAsia" w:hAnsi="Times New Roman" w:cs="Times New Roman"/>
+                <w:b/>
+                <w:bCs/>
+                <w:sz w:val="24"/>
+                <w:szCs w:val="24"/>
+              </w:rPr>
+              <w:t>Image</w:t>
+            </w:r>
+          </w:p>
+        </w:tc>
+        <w:tc>
+          <w:tcPr>
+            <w:tcW w:w="1307" w:type="dxa"/>
+            <w:vAlign w:val="center"/>
+          </w:tcPr>
+          <w:p>
+            <w:pPr>
+              <w:jc w:val="center"/>
+              <w:rPr>
+                <w:rFonts w:ascii="Times New Roman" w:eastAsiaTheme="minorEastAsia" w:hAnsi="Times New Roman" w:cs="Times New Roman"/>
+                <w:b/>
+                <w:bCs/>
+                <w:sz w:val="24"/>
+                <w:szCs w:val="24"/>
+              </w:rPr>
+            </w:pPr>
+            <w:r>
+              <w:rPr>
+                <w:rFonts w:ascii="Times New Roman" w:eastAsiaTheme="minorEastAsia" w:hAnsi="Times New Roman" w:cs="Times New Roman"/>
+                <w:b/>
+                <w:bCs/>
                 <w:sz w:val="24"/>
                 <w:szCs w:val="24"/>
               </w:rPr>
@@ -5391,7 +5384,7 @@
         </w:tc>
         <w:tc>
           <w:tcPr>
-            <w:tcW w:w="850" w:type="dxa"/>
+            <w:tcW w:w="1307" w:type="dxa"/>
             <w:vAlign w:val="center"/>
           </w:tcPr>
           <w:p>
@@ -5399,6 +5392,8 @@
               <w:jc w:val="center"/>
               <w:rPr>
                 <w:rFonts w:ascii="Times New Roman" w:eastAsiaTheme="minorEastAsia" w:hAnsi="Times New Roman" w:cs="Times New Roman"/>
+                <w:b/>
+                <w:bCs/>
                 <w:sz w:val="24"/>
                 <w:szCs w:val="24"/>
               </w:rPr>
@@ -5406,6 +5401,8 @@
             <w:r>
               <w:rPr>
                 <w:rFonts w:ascii="Times New Roman" w:eastAsiaTheme="minorEastAsia" w:hAnsi="Times New Roman" w:cs="Times New Roman"/>
+                <w:b/>
+                <w:bCs/>
                 <w:sz w:val="24"/>
                 <w:szCs w:val="24"/>
               </w:rPr>
@@ -5415,7 +5412,7 @@
         </w:tc>
         <w:tc>
           <w:tcPr>
-            <w:tcW w:w="850" w:type="dxa"/>
+            <w:tcW w:w="1307" w:type="dxa"/>
             <w:vAlign w:val="center"/>
           </w:tcPr>
           <w:p>
@@ -5423,6 +5420,8 @@
               <w:jc w:val="center"/>
               <w:rPr>
                 <w:rFonts w:ascii="Times New Roman" w:eastAsiaTheme="minorEastAsia" w:hAnsi="Times New Roman" w:cs="Times New Roman"/>
+                <w:b/>
+                <w:bCs/>
                 <w:sz w:val="24"/>
                 <w:szCs w:val="24"/>
               </w:rPr>
@@ -5430,16 +5429,18 @@
             <w:r>
               <w:rPr>
                 <w:rFonts w:ascii="Times New Roman" w:eastAsiaTheme="minorEastAsia" w:hAnsi="Times New Roman" w:cs="Times New Roman"/>
-                <w:sz w:val="24"/>
-                <w:szCs w:val="24"/>
-              </w:rPr>
-              <w:t>EN</w:t>
+                <w:b/>
+                <w:bCs/>
+                <w:sz w:val="24"/>
+                <w:szCs w:val="24"/>
+              </w:rPr>
+              <w:t>Entropy</w:t>
             </w:r>
           </w:p>
         </w:tc>
         <w:tc>
           <w:tcPr>
-            <w:tcW w:w="850" w:type="dxa"/>
+            <w:tcW w:w="1307" w:type="dxa"/>
             <w:vAlign w:val="center"/>
           </w:tcPr>
           <w:p>
@@ -5447,6 +5448,8 @@
               <w:jc w:val="center"/>
               <w:rPr>
                 <w:rFonts w:ascii="Times New Roman" w:eastAsiaTheme="minorEastAsia" w:hAnsi="Times New Roman" w:cs="Times New Roman"/>
+                <w:b/>
+                <w:bCs/>
                 <w:sz w:val="24"/>
                 <w:szCs w:val="24"/>
               </w:rPr>
@@ -5454,6 +5457,8 @@
             <w:r>
               <w:rPr>
                 <w:rFonts w:ascii="Times New Roman" w:eastAsiaTheme="minorEastAsia" w:hAnsi="Times New Roman" w:cs="Times New Roman"/>
+                <w:b/>
+                <w:bCs/>
                 <w:sz w:val="24"/>
                 <w:szCs w:val="24"/>
               </w:rPr>
@@ -5463,7 +5468,7 @@
         </w:tc>
         <w:tc>
           <w:tcPr>
-            <w:tcW w:w="850" w:type="dxa"/>
+            <w:tcW w:w="1307" w:type="dxa"/>
             <w:vAlign w:val="center"/>
           </w:tcPr>
           <w:p>
@@ -5471,6 +5476,8 @@
               <w:jc w:val="center"/>
               <w:rPr>
                 <w:rFonts w:ascii="Times New Roman" w:eastAsiaTheme="minorEastAsia" w:hAnsi="Times New Roman" w:cs="Times New Roman"/>
+                <w:b/>
+                <w:bCs/>
                 <w:sz w:val="24"/>
                 <w:szCs w:val="24"/>
               </w:rPr>
@@ -5478,6 +5485,8 @@
             <w:r>
               <w:rPr>
                 <w:rFonts w:ascii="Times New Roman" w:eastAsiaTheme="minorEastAsia" w:hAnsi="Times New Roman" w:cs="Times New Roman"/>
+                <w:b/>
+                <w:bCs/>
                 <w:sz w:val="24"/>
                 <w:szCs w:val="24"/>
               </w:rPr>
@@ -5487,7 +5496,7 @@
         </w:tc>
         <w:tc>
           <w:tcPr>
-            <w:tcW w:w="850" w:type="dxa"/>
+            <w:tcW w:w="1307" w:type="dxa"/>
             <w:vAlign w:val="center"/>
           </w:tcPr>
           <w:p>
@@ -5495,6 +5504,8 @@
               <w:jc w:val="center"/>
               <w:rPr>
                 <w:rFonts w:ascii="Times New Roman" w:eastAsiaTheme="minorEastAsia" w:hAnsi="Times New Roman" w:cs="Times New Roman"/>
+                <w:b/>
+                <w:bCs/>
                 <w:sz w:val="24"/>
                 <w:szCs w:val="24"/>
               </w:rPr>
@@ -5502,21 +5513,100 @@
             <w:r>
               <w:rPr>
                 <w:rFonts w:ascii="Times New Roman" w:eastAsiaTheme="minorEastAsia" w:hAnsi="Times New Roman" w:cs="Times New Roman"/>
+                <w:b/>
+                <w:bCs/>
                 <w:sz w:val="24"/>
                 <w:szCs w:val="24"/>
               </w:rPr>
               <w:t>CC</w:t>
+            </w:r>
+          </w:p>
+        </w:tc>
+        <w:tc>
+          <w:tcPr>
+            <w:tcW w:w="1307" w:type="dxa"/>
+            <w:vAlign w:val="center"/>
+          </w:tcPr>
+          <w:p>
+            <w:pPr>
+              <w:jc w:val="center"/>
+              <w:rPr>
+                <w:rFonts w:ascii="Times New Roman" w:eastAsiaTheme="minorEastAsia" w:hAnsi="Times New Roman" w:cs="Times New Roman"/>
+                <w:b/>
+                <w:bCs/>
+                <w:sz w:val="24"/>
+                <w:szCs w:val="24"/>
+              </w:rPr>
+            </w:pPr>
+            <w:r>
+              <w:rPr>
+                <w:rFonts w:ascii="Times New Roman" w:eastAsiaTheme="minorEastAsia" w:hAnsi="Times New Roman" w:cs="Times New Roman"/>
+                <w:b/>
+                <w:bCs/>
+                <w:sz w:val="24"/>
+                <w:szCs w:val="24"/>
+              </w:rPr>
+              <w:t>Deviation</w:t>
             </w:r>
           </w:p>
         </w:tc>
       </w:tr>
       <w:tr>
         <w:trPr>
-          <w:trHeight w:val="340"/>
+          <w:trHeight w:val="567"/>
         </w:trPr>
         <w:tc>
           <w:tcPr>
-            <w:tcW w:w="850" w:type="dxa"/>
+            <w:tcW w:w="1307" w:type="dxa"/>
+            <w:vMerge w:val="restart"/>
+            <w:vAlign w:val="center"/>
+          </w:tcPr>
+          <w:p>
+            <w:pPr>
+              <w:jc w:val="center"/>
+              <w:rPr>
+                <w:rFonts w:ascii="Times New Roman" w:hAnsi="Times New Roman" w:cs="Times New Roman"/>
+                <w:b/>
+                <w:bCs/>
+              </w:rPr>
+            </w:pPr>
+            <w:r>
+              <w:rPr>
+                <w:rFonts w:ascii="Times New Roman" w:hAnsi="Times New Roman" w:cs="Times New Roman"/>
+                <w:b/>
+                <w:bCs/>
+              </w:rPr>
+              <w:t>Man</w:t>
+            </w:r>
+          </w:p>
+        </w:tc>
+        <w:tc>
+          <w:tcPr>
+            <w:tcW w:w="1307" w:type="dxa"/>
+            <w:vAlign w:val="center"/>
+          </w:tcPr>
+          <w:p>
+            <w:pPr>
+              <w:jc w:val="center"/>
+              <w:rPr>
+                <w:rFonts w:ascii="Times New Roman" w:hAnsi="Times New Roman" w:cs="Times New Roman"/>
+                <w:b/>
+                <w:bCs/>
+              </w:rPr>
+            </w:pPr>
+            <w:r>
+              <w:rPr>
+                <w:rFonts w:ascii="Times New Roman" w:hAnsi="Times New Roman" w:cs="Times New Roman"/>
+                <w:b/>
+                <w:bCs/>
+              </w:rPr>
+              <w:t>STDFusionNet</w:t>
+            </w:r>
+          </w:p>
+        </w:tc>
+        <w:tc>
+          <w:tcPr>
+            <w:tcW w:w="1307" w:type="dxa"/>
             <w:vAlign w:val="center"/>
           </w:tcPr>
           <w:p>
@@ -5528,19 +5618,27 @@
                 <w:szCs w:val="24"/>
               </w:rPr>
             </w:pPr>
-            <w:r>
+          </w:p>
+        </w:tc>
+        <w:tc>
+          <w:tcPr>
+            <w:tcW w:w="1307" w:type="dxa"/>
+            <w:vAlign w:val="center"/>
+          </w:tcPr>
+          <w:p>
+            <w:pPr>
+              <w:jc w:val="center"/>
               <w:rPr>
                 <w:rFonts w:ascii="Times New Roman" w:eastAsiaTheme="minorEastAsia" w:hAnsi="Times New Roman" w:cs="Times New Roman"/>
                 <w:sz w:val="24"/>
                 <w:szCs w:val="24"/>
               </w:rPr>
-              <w:t>STD</w:t>
-            </w:r>
-          </w:p>
-        </w:tc>
-        <w:tc>
-          <w:tcPr>
-            <w:tcW w:w="850" w:type="dxa"/>
+            </w:pPr>
+          </w:p>
+        </w:tc>
+        <w:tc>
+          <w:tcPr>
+            <w:tcW w:w="1307" w:type="dxa"/>
             <w:vAlign w:val="center"/>
           </w:tcPr>
           <w:p>
@@ -5556,7 +5654,7 @@
         </w:tc>
         <w:tc>
           <w:tcPr>
-            <w:tcW w:w="850" w:type="dxa"/>
+            <w:tcW w:w="1307" w:type="dxa"/>
             <w:vAlign w:val="center"/>
           </w:tcPr>
           <w:p>
@@ -5572,7 +5670,7 @@
         </w:tc>
         <w:tc>
           <w:tcPr>
-            <w:tcW w:w="850" w:type="dxa"/>
+            <w:tcW w:w="1307" w:type="dxa"/>
             <w:vAlign w:val="center"/>
           </w:tcPr>
           <w:p>
@@ -5588,23 +5686,7 @@
         </w:tc>
         <w:tc>
           <w:tcPr>
-            <w:tcW w:w="850" w:type="dxa"/>
-            <w:vAlign w:val="center"/>
-          </w:tcPr>
-          <w:p>
-            <w:pPr>
-              <w:jc w:val="center"/>
-              <w:rPr>
-                <w:rFonts w:ascii="Times New Roman" w:eastAsiaTheme="minorEastAsia" w:hAnsi="Times New Roman" w:cs="Times New Roman"/>
-                <w:sz w:val="24"/>
-                <w:szCs w:val="24"/>
-              </w:rPr>
-            </w:pPr>
-          </w:p>
-        </w:tc>
-        <w:tc>
-          <w:tcPr>
-            <w:tcW w:w="850" w:type="dxa"/>
+            <w:tcW w:w="1307" w:type="dxa"/>
             <w:vAlign w:val="center"/>
           </w:tcPr>
           <w:p>
@@ -5621,11 +5703,52 @@
       </w:tr>
       <w:tr>
         <w:trPr>
-          <w:trHeight w:val="340"/>
+          <w:trHeight w:val="567"/>
         </w:trPr>
         <w:tc>
           <w:tcPr>
-            <w:tcW w:w="850" w:type="dxa"/>
+            <w:tcW w:w="1307" w:type="dxa"/>
+            <w:vMerge/>
+            <w:vAlign w:val="center"/>
+          </w:tcPr>
+          <w:p>
+            <w:pPr>
+              <w:jc w:val="center"/>
+              <w:rPr>
+                <w:rFonts w:ascii="Times New Roman" w:hAnsi="Times New Roman" w:cs="Times New Roman"/>
+                <w:b/>
+                <w:bCs/>
+              </w:rPr>
+            </w:pPr>
+          </w:p>
+        </w:tc>
+        <w:tc>
+          <w:tcPr>
+            <w:tcW w:w="1307" w:type="dxa"/>
+            <w:vAlign w:val="center"/>
+          </w:tcPr>
+          <w:p>
+            <w:pPr>
+              <w:jc w:val="center"/>
+              <w:rPr>
+                <w:rFonts w:ascii="Times New Roman" w:hAnsi="Times New Roman" w:cs="Times New Roman"/>
+                <w:b/>
+                <w:bCs/>
+              </w:rPr>
+            </w:pPr>
+            <w:r>
+              <w:rPr>
+                <w:rFonts w:ascii="Times New Roman" w:hAnsi="Times New Roman" w:cs="Times New Roman"/>
+                <w:b/>
+                <w:bCs/>
+              </w:rPr>
+              <w:t>Wavelet (DWT)</w:t>
+            </w:r>
+          </w:p>
+        </w:tc>
+        <w:tc>
+          <w:tcPr>
+            <w:tcW w:w="1307" w:type="dxa"/>
             <w:vAlign w:val="center"/>
           </w:tcPr>
           <w:p>
@@ -5637,19 +5760,27 @@
                 <w:szCs w:val="24"/>
               </w:rPr>
             </w:pPr>
-            <w:r>
+          </w:p>
+        </w:tc>
+        <w:tc>
+          <w:tcPr>
+            <w:tcW w:w="1307" w:type="dxa"/>
+            <w:vAlign w:val="center"/>
+          </w:tcPr>
+          <w:p>
+            <w:pPr>
+              <w:jc w:val="center"/>
               <w:rPr>
                 <w:rFonts w:ascii="Times New Roman" w:eastAsiaTheme="minorEastAsia" w:hAnsi="Times New Roman" w:cs="Times New Roman"/>
                 <w:sz w:val="24"/>
                 <w:szCs w:val="24"/>
               </w:rPr>
-              <w:t>DWT</w:t>
-            </w:r>
-          </w:p>
-        </w:tc>
-        <w:tc>
-          <w:tcPr>
-            <w:tcW w:w="850" w:type="dxa"/>
+            </w:pPr>
+          </w:p>
+        </w:tc>
+        <w:tc>
+          <w:tcPr>
+            <w:tcW w:w="1307" w:type="dxa"/>
             <w:vAlign w:val="center"/>
           </w:tcPr>
           <w:p>
@@ -5665,7 +5796,7 @@
         </w:tc>
         <w:tc>
           <w:tcPr>
-            <w:tcW w:w="850" w:type="dxa"/>
+            <w:tcW w:w="1307" w:type="dxa"/>
             <w:vAlign w:val="center"/>
           </w:tcPr>
           <w:p>
@@ -5681,7 +5812,7 @@
         </w:tc>
         <w:tc>
           <w:tcPr>
-            <w:tcW w:w="850" w:type="dxa"/>
+            <w:tcW w:w="1307" w:type="dxa"/>
             <w:vAlign w:val="center"/>
           </w:tcPr>
           <w:p>
@@ -5697,23 +5828,7 @@
         </w:tc>
         <w:tc>
           <w:tcPr>
-            <w:tcW w:w="850" w:type="dxa"/>
-            <w:vAlign w:val="center"/>
-          </w:tcPr>
-          <w:p>
-            <w:pPr>
-              <w:jc w:val="center"/>
-              <w:rPr>
-                <w:rFonts w:ascii="Times New Roman" w:eastAsiaTheme="minorEastAsia" w:hAnsi="Times New Roman" w:cs="Times New Roman"/>
-                <w:sz w:val="24"/>
-                <w:szCs w:val="24"/>
-              </w:rPr>
-            </w:pPr>
-          </w:p>
-        </w:tc>
-        <w:tc>
-          <w:tcPr>
-            <w:tcW w:w="850" w:type="dxa"/>
+            <w:tcW w:w="1307" w:type="dxa"/>
             <w:vAlign w:val="center"/>
           </w:tcPr>
           <w:p>
@@ -5730,11 +5845,52 @@
       </w:tr>
       <w:tr>
         <w:trPr>
-          <w:trHeight w:val="340"/>
+          <w:trHeight w:val="567"/>
         </w:trPr>
         <w:tc>
           <w:tcPr>
-            <w:tcW w:w="850" w:type="dxa"/>
+            <w:tcW w:w="1307" w:type="dxa"/>
+            <w:vMerge/>
+            <w:vAlign w:val="center"/>
+          </w:tcPr>
+          <w:p>
+            <w:pPr>
+              <w:jc w:val="center"/>
+              <w:rPr>
+                <w:rFonts w:ascii="Times New Roman" w:hAnsi="Times New Roman" w:cs="Times New Roman"/>
+                <w:b/>
+                <w:bCs/>
+              </w:rPr>
+            </w:pPr>
+          </w:p>
+        </w:tc>
+        <w:tc>
+          <w:tcPr>
+            <w:tcW w:w="1307" w:type="dxa"/>
+            <w:vAlign w:val="center"/>
+          </w:tcPr>
+          <w:p>
+            <w:pPr>
+              <w:jc w:val="center"/>
+              <w:rPr>
+                <w:rFonts w:ascii="Times New Roman" w:hAnsi="Times New Roman" w:cs="Times New Roman"/>
+                <w:b/>
+                <w:bCs/>
+              </w:rPr>
+            </w:pPr>
+            <w:r>
+              <w:rPr>
+                <w:rFonts w:ascii="Times New Roman" w:hAnsi="Times New Roman" w:cs="Times New Roman"/>
+                <w:b/>
+                <w:bCs/>
+              </w:rPr>
+              <w:t>Hybrid</w:t>
+            </w:r>
+          </w:p>
+        </w:tc>
+        <w:tc>
+          <w:tcPr>
+            <w:tcW w:w="1307" w:type="dxa"/>
             <w:vAlign w:val="center"/>
           </w:tcPr>
           <w:p>
@@ -5750,7 +5906,7 @@
         </w:tc>
         <w:tc>
           <w:tcPr>
-            <w:tcW w:w="850" w:type="dxa"/>
+            <w:tcW w:w="1307" w:type="dxa"/>
             <w:vAlign w:val="center"/>
           </w:tcPr>
           <w:p>
@@ -5766,7 +5922,7 @@
         </w:tc>
         <w:tc>
           <w:tcPr>
-            <w:tcW w:w="850" w:type="dxa"/>
+            <w:tcW w:w="1307" w:type="dxa"/>
             <w:vAlign w:val="center"/>
           </w:tcPr>
           <w:p>
@@ -5782,7 +5938,7 @@
         </w:tc>
         <w:tc>
           <w:tcPr>
-            <w:tcW w:w="850" w:type="dxa"/>
+            <w:tcW w:w="1307" w:type="dxa"/>
             <w:vAlign w:val="center"/>
           </w:tcPr>
           <w:p>
@@ -5798,7 +5954,7 @@
         </w:tc>
         <w:tc>
           <w:tcPr>
-            <w:tcW w:w="850" w:type="dxa"/>
+            <w:tcW w:w="1307" w:type="dxa"/>
             <w:vAlign w:val="center"/>
           </w:tcPr>
           <w:p>
@@ -5814,7 +5970,1309 @@
         </w:tc>
         <w:tc>
           <w:tcPr>
-            <w:tcW w:w="850" w:type="dxa"/>
+            <w:tcW w:w="1307" w:type="dxa"/>
+            <w:vAlign w:val="center"/>
+          </w:tcPr>
+          <w:p>
+            <w:pPr>
+              <w:jc w:val="center"/>
+              <w:rPr>
+                <w:rFonts w:ascii="Times New Roman" w:eastAsiaTheme="minorEastAsia" w:hAnsi="Times New Roman" w:cs="Times New Roman"/>
+                <w:sz w:val="24"/>
+                <w:szCs w:val="24"/>
+              </w:rPr>
+            </w:pPr>
+          </w:p>
+        </w:tc>
+      </w:tr>
+      <w:tr>
+        <w:trPr>
+          <w:trHeight w:val="567"/>
+        </w:trPr>
+        <w:tc>
+          <w:tcPr>
+            <w:tcW w:w="1307" w:type="dxa"/>
+            <w:vMerge w:val="restart"/>
+            <w:vAlign w:val="center"/>
+          </w:tcPr>
+          <w:p>
+            <w:pPr>
+              <w:jc w:val="center"/>
+              <w:rPr>
+                <w:rFonts w:ascii="Times New Roman" w:hAnsi="Times New Roman" w:cs="Times New Roman"/>
+                <w:b/>
+                <w:bCs/>
+              </w:rPr>
+            </w:pPr>
+            <w:r>
+              <w:rPr>
+                <w:rFonts w:ascii="Times New Roman" w:hAnsi="Times New Roman" w:cs="Times New Roman"/>
+                <w:b/>
+                <w:bCs/>
+              </w:rPr>
+              <w:t>Lake</w:t>
+            </w:r>
+          </w:p>
+        </w:tc>
+        <w:tc>
+          <w:tcPr>
+            <w:tcW w:w="1307" w:type="dxa"/>
+            <w:vAlign w:val="center"/>
+          </w:tcPr>
+          <w:p>
+            <w:pPr>
+              <w:jc w:val="center"/>
+              <w:rPr>
+                <w:rFonts w:ascii="Times New Roman" w:hAnsi="Times New Roman" w:cs="Times New Roman"/>
+                <w:b/>
+                <w:bCs/>
+              </w:rPr>
+            </w:pPr>
+            <w:r>
+              <w:rPr>
+                <w:rFonts w:ascii="Times New Roman" w:hAnsi="Times New Roman" w:cs="Times New Roman"/>
+                <w:b/>
+                <w:bCs/>
+              </w:rPr>
+              <w:t>STDFusionNet</w:t>
+            </w:r>
+          </w:p>
+        </w:tc>
+        <w:tc>
+          <w:tcPr>
+            <w:tcW w:w="1307" w:type="dxa"/>
+            <w:vAlign w:val="center"/>
+          </w:tcPr>
+          <w:p>
+            <w:pPr>
+              <w:jc w:val="center"/>
+              <w:rPr>
+                <w:rFonts w:ascii="Times New Roman" w:eastAsiaTheme="minorEastAsia" w:hAnsi="Times New Roman" w:cs="Times New Roman"/>
+                <w:sz w:val="24"/>
+                <w:szCs w:val="24"/>
+              </w:rPr>
+            </w:pPr>
+          </w:p>
+        </w:tc>
+        <w:tc>
+          <w:tcPr>
+            <w:tcW w:w="1307" w:type="dxa"/>
+            <w:vAlign w:val="center"/>
+          </w:tcPr>
+          <w:p>
+            <w:pPr>
+              <w:jc w:val="center"/>
+              <w:rPr>
+                <w:rFonts w:ascii="Times New Roman" w:eastAsiaTheme="minorEastAsia" w:hAnsi="Times New Roman" w:cs="Times New Roman"/>
+                <w:sz w:val="24"/>
+                <w:szCs w:val="24"/>
+              </w:rPr>
+            </w:pPr>
+          </w:p>
+        </w:tc>
+        <w:tc>
+          <w:tcPr>
+            <w:tcW w:w="1307" w:type="dxa"/>
+            <w:vAlign w:val="center"/>
+          </w:tcPr>
+          <w:p>
+            <w:pPr>
+              <w:jc w:val="center"/>
+              <w:rPr>
+                <w:rFonts w:ascii="Times New Roman" w:eastAsiaTheme="minorEastAsia" w:hAnsi="Times New Roman" w:cs="Times New Roman"/>
+                <w:sz w:val="24"/>
+                <w:szCs w:val="24"/>
+              </w:rPr>
+            </w:pPr>
+          </w:p>
+        </w:tc>
+        <w:tc>
+          <w:tcPr>
+            <w:tcW w:w="1307" w:type="dxa"/>
+            <w:vAlign w:val="center"/>
+          </w:tcPr>
+          <w:p>
+            <w:pPr>
+              <w:jc w:val="center"/>
+              <w:rPr>
+                <w:rFonts w:ascii="Times New Roman" w:eastAsiaTheme="minorEastAsia" w:hAnsi="Times New Roman" w:cs="Times New Roman"/>
+                <w:sz w:val="24"/>
+                <w:szCs w:val="24"/>
+              </w:rPr>
+            </w:pPr>
+          </w:p>
+        </w:tc>
+        <w:tc>
+          <w:tcPr>
+            <w:tcW w:w="1307" w:type="dxa"/>
+            <w:vAlign w:val="center"/>
+          </w:tcPr>
+          <w:p>
+            <w:pPr>
+              <w:jc w:val="center"/>
+              <w:rPr>
+                <w:rFonts w:ascii="Times New Roman" w:eastAsiaTheme="minorEastAsia" w:hAnsi="Times New Roman" w:cs="Times New Roman"/>
+                <w:sz w:val="24"/>
+                <w:szCs w:val="24"/>
+              </w:rPr>
+            </w:pPr>
+          </w:p>
+        </w:tc>
+        <w:tc>
+          <w:tcPr>
+            <w:tcW w:w="1307" w:type="dxa"/>
+            <w:vAlign w:val="center"/>
+          </w:tcPr>
+          <w:p>
+            <w:pPr>
+              <w:jc w:val="center"/>
+              <w:rPr>
+                <w:rFonts w:ascii="Times New Roman" w:eastAsiaTheme="minorEastAsia" w:hAnsi="Times New Roman" w:cs="Times New Roman"/>
+                <w:sz w:val="24"/>
+                <w:szCs w:val="24"/>
+              </w:rPr>
+            </w:pPr>
+          </w:p>
+        </w:tc>
+      </w:tr>
+      <w:tr>
+        <w:trPr>
+          <w:trHeight w:val="567"/>
+        </w:trPr>
+        <w:tc>
+          <w:tcPr>
+            <w:tcW w:w="1307" w:type="dxa"/>
+            <w:vMerge/>
+            <w:vAlign w:val="center"/>
+          </w:tcPr>
+          <w:p>
+            <w:pPr>
+              <w:jc w:val="center"/>
+              <w:rPr>
+                <w:rFonts w:ascii="Times New Roman" w:hAnsi="Times New Roman" w:cs="Times New Roman"/>
+                <w:b/>
+                <w:bCs/>
+              </w:rPr>
+            </w:pPr>
+          </w:p>
+        </w:tc>
+        <w:tc>
+          <w:tcPr>
+            <w:tcW w:w="1307" w:type="dxa"/>
+            <w:vAlign w:val="center"/>
+          </w:tcPr>
+          <w:p>
+            <w:pPr>
+              <w:jc w:val="center"/>
+              <w:rPr>
+                <w:rFonts w:ascii="Times New Roman" w:hAnsi="Times New Roman" w:cs="Times New Roman"/>
+                <w:b/>
+                <w:bCs/>
+              </w:rPr>
+            </w:pPr>
+            <w:r>
+              <w:rPr>
+                <w:rFonts w:ascii="Times New Roman" w:hAnsi="Times New Roman" w:cs="Times New Roman"/>
+                <w:b/>
+                <w:bCs/>
+              </w:rPr>
+              <w:t>Wavelet (DWT)</w:t>
+            </w:r>
+          </w:p>
+        </w:tc>
+        <w:tc>
+          <w:tcPr>
+            <w:tcW w:w="1307" w:type="dxa"/>
+            <w:vAlign w:val="center"/>
+          </w:tcPr>
+          <w:p>
+            <w:pPr>
+              <w:jc w:val="center"/>
+              <w:rPr>
+                <w:rFonts w:ascii="Times New Roman" w:eastAsiaTheme="minorEastAsia" w:hAnsi="Times New Roman" w:cs="Times New Roman"/>
+                <w:sz w:val="24"/>
+                <w:szCs w:val="24"/>
+              </w:rPr>
+            </w:pPr>
+          </w:p>
+        </w:tc>
+        <w:tc>
+          <w:tcPr>
+            <w:tcW w:w="1307" w:type="dxa"/>
+            <w:vAlign w:val="center"/>
+          </w:tcPr>
+          <w:p>
+            <w:pPr>
+              <w:jc w:val="center"/>
+              <w:rPr>
+                <w:rFonts w:ascii="Times New Roman" w:eastAsiaTheme="minorEastAsia" w:hAnsi="Times New Roman" w:cs="Times New Roman"/>
+                <w:sz w:val="24"/>
+                <w:szCs w:val="24"/>
+              </w:rPr>
+            </w:pPr>
+          </w:p>
+        </w:tc>
+        <w:tc>
+          <w:tcPr>
+            <w:tcW w:w="1307" w:type="dxa"/>
+            <w:vAlign w:val="center"/>
+          </w:tcPr>
+          <w:p>
+            <w:pPr>
+              <w:jc w:val="center"/>
+              <w:rPr>
+                <w:rFonts w:ascii="Times New Roman" w:eastAsiaTheme="minorEastAsia" w:hAnsi="Times New Roman" w:cs="Times New Roman"/>
+                <w:sz w:val="24"/>
+                <w:szCs w:val="24"/>
+              </w:rPr>
+            </w:pPr>
+          </w:p>
+        </w:tc>
+        <w:tc>
+          <w:tcPr>
+            <w:tcW w:w="1307" w:type="dxa"/>
+            <w:vAlign w:val="center"/>
+          </w:tcPr>
+          <w:p>
+            <w:pPr>
+              <w:jc w:val="center"/>
+              <w:rPr>
+                <w:rFonts w:ascii="Times New Roman" w:eastAsiaTheme="minorEastAsia" w:hAnsi="Times New Roman" w:cs="Times New Roman"/>
+                <w:sz w:val="24"/>
+                <w:szCs w:val="24"/>
+              </w:rPr>
+            </w:pPr>
+          </w:p>
+        </w:tc>
+        <w:tc>
+          <w:tcPr>
+            <w:tcW w:w="1307" w:type="dxa"/>
+            <w:vAlign w:val="center"/>
+          </w:tcPr>
+          <w:p>
+            <w:pPr>
+              <w:jc w:val="center"/>
+              <w:rPr>
+                <w:rFonts w:ascii="Times New Roman" w:eastAsiaTheme="minorEastAsia" w:hAnsi="Times New Roman" w:cs="Times New Roman"/>
+                <w:sz w:val="24"/>
+                <w:szCs w:val="24"/>
+              </w:rPr>
+            </w:pPr>
+          </w:p>
+        </w:tc>
+        <w:tc>
+          <w:tcPr>
+            <w:tcW w:w="1307" w:type="dxa"/>
+            <w:vAlign w:val="center"/>
+          </w:tcPr>
+          <w:p>
+            <w:pPr>
+              <w:jc w:val="center"/>
+              <w:rPr>
+                <w:rFonts w:ascii="Times New Roman" w:eastAsiaTheme="minorEastAsia" w:hAnsi="Times New Roman" w:cs="Times New Roman"/>
+                <w:sz w:val="24"/>
+                <w:szCs w:val="24"/>
+              </w:rPr>
+            </w:pPr>
+          </w:p>
+        </w:tc>
+      </w:tr>
+      <w:tr>
+        <w:trPr>
+          <w:trHeight w:val="567"/>
+        </w:trPr>
+        <w:tc>
+          <w:tcPr>
+            <w:tcW w:w="1307" w:type="dxa"/>
+            <w:vMerge/>
+            <w:vAlign w:val="center"/>
+          </w:tcPr>
+          <w:p>
+            <w:pPr>
+              <w:jc w:val="center"/>
+              <w:rPr>
+                <w:rFonts w:ascii="Times New Roman" w:hAnsi="Times New Roman" w:cs="Times New Roman"/>
+                <w:b/>
+                <w:bCs/>
+              </w:rPr>
+            </w:pPr>
+          </w:p>
+        </w:tc>
+        <w:tc>
+          <w:tcPr>
+            <w:tcW w:w="1307" w:type="dxa"/>
+            <w:vAlign w:val="center"/>
+          </w:tcPr>
+          <w:p>
+            <w:pPr>
+              <w:jc w:val="center"/>
+              <w:rPr>
+                <w:rFonts w:ascii="Times New Roman" w:hAnsi="Times New Roman" w:cs="Times New Roman"/>
+                <w:b/>
+                <w:bCs/>
+              </w:rPr>
+            </w:pPr>
+            <w:r>
+              <w:rPr>
+                <w:rFonts w:ascii="Times New Roman" w:hAnsi="Times New Roman" w:cs="Times New Roman"/>
+                <w:b/>
+                <w:bCs/>
+              </w:rPr>
+              <w:t>Hybrid</w:t>
+            </w:r>
+          </w:p>
+        </w:tc>
+        <w:tc>
+          <w:tcPr>
+            <w:tcW w:w="1307" w:type="dxa"/>
+            <w:vAlign w:val="center"/>
+          </w:tcPr>
+          <w:p>
+            <w:pPr>
+              <w:jc w:val="center"/>
+              <w:rPr>
+                <w:rFonts w:ascii="Times New Roman" w:eastAsiaTheme="minorEastAsia" w:hAnsi="Times New Roman" w:cs="Times New Roman"/>
+                <w:sz w:val="24"/>
+                <w:szCs w:val="24"/>
+              </w:rPr>
+            </w:pPr>
+          </w:p>
+        </w:tc>
+        <w:tc>
+          <w:tcPr>
+            <w:tcW w:w="1307" w:type="dxa"/>
+            <w:vAlign w:val="center"/>
+          </w:tcPr>
+          <w:p>
+            <w:pPr>
+              <w:jc w:val="center"/>
+              <w:rPr>
+                <w:rFonts w:ascii="Times New Roman" w:eastAsiaTheme="minorEastAsia" w:hAnsi="Times New Roman" w:cs="Times New Roman"/>
+                <w:sz w:val="24"/>
+                <w:szCs w:val="24"/>
+              </w:rPr>
+            </w:pPr>
+          </w:p>
+        </w:tc>
+        <w:tc>
+          <w:tcPr>
+            <w:tcW w:w="1307" w:type="dxa"/>
+            <w:vAlign w:val="center"/>
+          </w:tcPr>
+          <w:p>
+            <w:pPr>
+              <w:jc w:val="center"/>
+              <w:rPr>
+                <w:rFonts w:ascii="Times New Roman" w:eastAsiaTheme="minorEastAsia" w:hAnsi="Times New Roman" w:cs="Times New Roman"/>
+                <w:sz w:val="24"/>
+                <w:szCs w:val="24"/>
+              </w:rPr>
+            </w:pPr>
+          </w:p>
+        </w:tc>
+        <w:tc>
+          <w:tcPr>
+            <w:tcW w:w="1307" w:type="dxa"/>
+            <w:vAlign w:val="center"/>
+          </w:tcPr>
+          <w:p>
+            <w:pPr>
+              <w:jc w:val="center"/>
+              <w:rPr>
+                <w:rFonts w:ascii="Times New Roman" w:eastAsiaTheme="minorEastAsia" w:hAnsi="Times New Roman" w:cs="Times New Roman"/>
+                <w:sz w:val="24"/>
+                <w:szCs w:val="24"/>
+              </w:rPr>
+            </w:pPr>
+          </w:p>
+        </w:tc>
+        <w:tc>
+          <w:tcPr>
+            <w:tcW w:w="1307" w:type="dxa"/>
+            <w:vAlign w:val="center"/>
+          </w:tcPr>
+          <w:p>
+            <w:pPr>
+              <w:jc w:val="center"/>
+              <w:rPr>
+                <w:rFonts w:ascii="Times New Roman" w:eastAsiaTheme="minorEastAsia" w:hAnsi="Times New Roman" w:cs="Times New Roman"/>
+                <w:sz w:val="24"/>
+                <w:szCs w:val="24"/>
+              </w:rPr>
+            </w:pPr>
+          </w:p>
+        </w:tc>
+        <w:tc>
+          <w:tcPr>
+            <w:tcW w:w="1307" w:type="dxa"/>
+            <w:vAlign w:val="center"/>
+          </w:tcPr>
+          <w:p>
+            <w:pPr>
+              <w:jc w:val="center"/>
+              <w:rPr>
+                <w:rFonts w:ascii="Times New Roman" w:eastAsiaTheme="minorEastAsia" w:hAnsi="Times New Roman" w:cs="Times New Roman"/>
+                <w:sz w:val="24"/>
+                <w:szCs w:val="24"/>
+              </w:rPr>
+            </w:pPr>
+          </w:p>
+        </w:tc>
+      </w:tr>
+      <w:tr>
+        <w:trPr>
+          <w:trHeight w:val="567"/>
+        </w:trPr>
+        <w:tc>
+          <w:tcPr>
+            <w:tcW w:w="1307" w:type="dxa"/>
+            <w:vMerge w:val="restart"/>
+            <w:vAlign w:val="center"/>
+          </w:tcPr>
+          <w:p>
+            <w:pPr>
+              <w:jc w:val="center"/>
+              <w:rPr>
+                <w:rFonts w:ascii="Times New Roman" w:hAnsi="Times New Roman" w:cs="Times New Roman"/>
+                <w:b/>
+                <w:bCs/>
+              </w:rPr>
+            </w:pPr>
+            <w:r>
+              <w:rPr>
+                <w:rFonts w:ascii="Times New Roman" w:hAnsi="Times New Roman" w:cs="Times New Roman"/>
+                <w:b/>
+                <w:bCs/>
+              </w:rPr>
+              <w:t>Helicopter</w:t>
+            </w:r>
+          </w:p>
+        </w:tc>
+        <w:tc>
+          <w:tcPr>
+            <w:tcW w:w="1307" w:type="dxa"/>
+            <w:vAlign w:val="center"/>
+          </w:tcPr>
+          <w:p>
+            <w:pPr>
+              <w:jc w:val="center"/>
+              <w:rPr>
+                <w:rFonts w:ascii="Times New Roman" w:hAnsi="Times New Roman" w:cs="Times New Roman"/>
+                <w:b/>
+                <w:bCs/>
+              </w:rPr>
+            </w:pPr>
+            <w:r>
+              <w:rPr>
+                <w:rFonts w:ascii="Times New Roman" w:hAnsi="Times New Roman" w:cs="Times New Roman"/>
+                <w:b/>
+                <w:bCs/>
+              </w:rPr>
+              <w:t>STDFusionNet</w:t>
+            </w:r>
+          </w:p>
+        </w:tc>
+        <w:tc>
+          <w:tcPr>
+            <w:tcW w:w="1307" w:type="dxa"/>
+            <w:vAlign w:val="center"/>
+          </w:tcPr>
+          <w:p>
+            <w:pPr>
+              <w:jc w:val="center"/>
+              <w:rPr>
+                <w:rFonts w:ascii="Times New Roman" w:eastAsiaTheme="minorEastAsia" w:hAnsi="Times New Roman" w:cs="Times New Roman"/>
+                <w:sz w:val="24"/>
+                <w:szCs w:val="24"/>
+              </w:rPr>
+            </w:pPr>
+          </w:p>
+        </w:tc>
+        <w:tc>
+          <w:tcPr>
+            <w:tcW w:w="1307" w:type="dxa"/>
+            <w:vAlign w:val="center"/>
+          </w:tcPr>
+          <w:p>
+            <w:pPr>
+              <w:jc w:val="center"/>
+              <w:rPr>
+                <w:rFonts w:ascii="Times New Roman" w:eastAsiaTheme="minorEastAsia" w:hAnsi="Times New Roman" w:cs="Times New Roman"/>
+                <w:sz w:val="24"/>
+                <w:szCs w:val="24"/>
+              </w:rPr>
+            </w:pPr>
+          </w:p>
+        </w:tc>
+        <w:tc>
+          <w:tcPr>
+            <w:tcW w:w="1307" w:type="dxa"/>
+            <w:vAlign w:val="center"/>
+          </w:tcPr>
+          <w:p>
+            <w:pPr>
+              <w:jc w:val="center"/>
+              <w:rPr>
+                <w:rFonts w:ascii="Times New Roman" w:eastAsiaTheme="minorEastAsia" w:hAnsi="Times New Roman" w:cs="Times New Roman"/>
+                <w:sz w:val="24"/>
+                <w:szCs w:val="24"/>
+              </w:rPr>
+            </w:pPr>
+          </w:p>
+        </w:tc>
+        <w:tc>
+          <w:tcPr>
+            <w:tcW w:w="1307" w:type="dxa"/>
+            <w:vAlign w:val="center"/>
+          </w:tcPr>
+          <w:p>
+            <w:pPr>
+              <w:jc w:val="center"/>
+              <w:rPr>
+                <w:rFonts w:ascii="Times New Roman" w:eastAsiaTheme="minorEastAsia" w:hAnsi="Times New Roman" w:cs="Times New Roman"/>
+                <w:sz w:val="24"/>
+                <w:szCs w:val="24"/>
+              </w:rPr>
+            </w:pPr>
+          </w:p>
+        </w:tc>
+        <w:tc>
+          <w:tcPr>
+            <w:tcW w:w="1307" w:type="dxa"/>
+            <w:vAlign w:val="center"/>
+          </w:tcPr>
+          <w:p>
+            <w:pPr>
+              <w:jc w:val="center"/>
+              <w:rPr>
+                <w:rFonts w:ascii="Times New Roman" w:eastAsiaTheme="minorEastAsia" w:hAnsi="Times New Roman" w:cs="Times New Roman"/>
+                <w:sz w:val="24"/>
+                <w:szCs w:val="24"/>
+              </w:rPr>
+            </w:pPr>
+          </w:p>
+        </w:tc>
+        <w:tc>
+          <w:tcPr>
+            <w:tcW w:w="1307" w:type="dxa"/>
+            <w:vAlign w:val="center"/>
+          </w:tcPr>
+          <w:p>
+            <w:pPr>
+              <w:jc w:val="center"/>
+              <w:rPr>
+                <w:rFonts w:ascii="Times New Roman" w:eastAsiaTheme="minorEastAsia" w:hAnsi="Times New Roman" w:cs="Times New Roman"/>
+                <w:sz w:val="24"/>
+                <w:szCs w:val="24"/>
+              </w:rPr>
+            </w:pPr>
+          </w:p>
+        </w:tc>
+      </w:tr>
+      <w:tr>
+        <w:trPr>
+          <w:trHeight w:val="567"/>
+        </w:trPr>
+        <w:tc>
+          <w:tcPr>
+            <w:tcW w:w="1307" w:type="dxa"/>
+            <w:vMerge/>
+            <w:vAlign w:val="center"/>
+          </w:tcPr>
+          <w:p>
+            <w:pPr>
+              <w:jc w:val="center"/>
+              <w:rPr>
+                <w:rFonts w:ascii="Times New Roman" w:hAnsi="Times New Roman" w:cs="Times New Roman"/>
+                <w:b/>
+                <w:bCs/>
+              </w:rPr>
+            </w:pPr>
+          </w:p>
+        </w:tc>
+        <w:tc>
+          <w:tcPr>
+            <w:tcW w:w="1307" w:type="dxa"/>
+            <w:vAlign w:val="center"/>
+          </w:tcPr>
+          <w:p>
+            <w:pPr>
+              <w:jc w:val="center"/>
+              <w:rPr>
+                <w:rFonts w:ascii="Times New Roman" w:hAnsi="Times New Roman" w:cs="Times New Roman"/>
+                <w:b/>
+                <w:bCs/>
+              </w:rPr>
+            </w:pPr>
+            <w:r>
+              <w:rPr>
+                <w:rFonts w:ascii="Times New Roman" w:hAnsi="Times New Roman" w:cs="Times New Roman"/>
+                <w:b/>
+                <w:bCs/>
+              </w:rPr>
+              <w:t>Wavelet (DWT)</w:t>
+            </w:r>
+          </w:p>
+        </w:tc>
+        <w:tc>
+          <w:tcPr>
+            <w:tcW w:w="1307" w:type="dxa"/>
+            <w:vAlign w:val="center"/>
+          </w:tcPr>
+          <w:p>
+            <w:pPr>
+              <w:jc w:val="center"/>
+              <w:rPr>
+                <w:rFonts w:ascii="Times New Roman" w:eastAsiaTheme="minorEastAsia" w:hAnsi="Times New Roman" w:cs="Times New Roman"/>
+                <w:sz w:val="24"/>
+                <w:szCs w:val="24"/>
+              </w:rPr>
+            </w:pPr>
+          </w:p>
+        </w:tc>
+        <w:tc>
+          <w:tcPr>
+            <w:tcW w:w="1307" w:type="dxa"/>
+            <w:vAlign w:val="center"/>
+          </w:tcPr>
+          <w:p>
+            <w:pPr>
+              <w:jc w:val="center"/>
+              <w:rPr>
+                <w:rFonts w:ascii="Times New Roman" w:eastAsiaTheme="minorEastAsia" w:hAnsi="Times New Roman" w:cs="Times New Roman"/>
+                <w:sz w:val="24"/>
+                <w:szCs w:val="24"/>
+              </w:rPr>
+            </w:pPr>
+          </w:p>
+        </w:tc>
+        <w:tc>
+          <w:tcPr>
+            <w:tcW w:w="1307" w:type="dxa"/>
+            <w:vAlign w:val="center"/>
+          </w:tcPr>
+          <w:p>
+            <w:pPr>
+              <w:jc w:val="center"/>
+              <w:rPr>
+                <w:rFonts w:ascii="Times New Roman" w:eastAsiaTheme="minorEastAsia" w:hAnsi="Times New Roman" w:cs="Times New Roman"/>
+                <w:sz w:val="24"/>
+                <w:szCs w:val="24"/>
+              </w:rPr>
+            </w:pPr>
+          </w:p>
+        </w:tc>
+        <w:tc>
+          <w:tcPr>
+            <w:tcW w:w="1307" w:type="dxa"/>
+            <w:vAlign w:val="center"/>
+          </w:tcPr>
+          <w:p>
+            <w:pPr>
+              <w:jc w:val="center"/>
+              <w:rPr>
+                <w:rFonts w:ascii="Times New Roman" w:eastAsiaTheme="minorEastAsia" w:hAnsi="Times New Roman" w:cs="Times New Roman"/>
+                <w:sz w:val="24"/>
+                <w:szCs w:val="24"/>
+              </w:rPr>
+            </w:pPr>
+          </w:p>
+        </w:tc>
+        <w:tc>
+          <w:tcPr>
+            <w:tcW w:w="1307" w:type="dxa"/>
+            <w:vAlign w:val="center"/>
+          </w:tcPr>
+          <w:p>
+            <w:pPr>
+              <w:jc w:val="center"/>
+              <w:rPr>
+                <w:rFonts w:ascii="Times New Roman" w:eastAsiaTheme="minorEastAsia" w:hAnsi="Times New Roman" w:cs="Times New Roman"/>
+                <w:sz w:val="24"/>
+                <w:szCs w:val="24"/>
+              </w:rPr>
+            </w:pPr>
+          </w:p>
+        </w:tc>
+        <w:tc>
+          <w:tcPr>
+            <w:tcW w:w="1307" w:type="dxa"/>
+            <w:vAlign w:val="center"/>
+          </w:tcPr>
+          <w:p>
+            <w:pPr>
+              <w:jc w:val="center"/>
+              <w:rPr>
+                <w:rFonts w:ascii="Times New Roman" w:eastAsiaTheme="minorEastAsia" w:hAnsi="Times New Roman" w:cs="Times New Roman"/>
+                <w:sz w:val="24"/>
+                <w:szCs w:val="24"/>
+              </w:rPr>
+            </w:pPr>
+          </w:p>
+        </w:tc>
+      </w:tr>
+      <w:tr>
+        <w:trPr>
+          <w:trHeight w:val="567"/>
+        </w:trPr>
+        <w:tc>
+          <w:tcPr>
+            <w:tcW w:w="1307" w:type="dxa"/>
+            <w:vMerge/>
+            <w:vAlign w:val="center"/>
+          </w:tcPr>
+          <w:p>
+            <w:pPr>
+              <w:jc w:val="center"/>
+              <w:rPr>
+                <w:rFonts w:ascii="Times New Roman" w:hAnsi="Times New Roman" w:cs="Times New Roman"/>
+                <w:b/>
+                <w:bCs/>
+              </w:rPr>
+            </w:pPr>
+          </w:p>
+        </w:tc>
+        <w:tc>
+          <w:tcPr>
+            <w:tcW w:w="1307" w:type="dxa"/>
+            <w:vAlign w:val="center"/>
+          </w:tcPr>
+          <w:p>
+            <w:pPr>
+              <w:jc w:val="center"/>
+              <w:rPr>
+                <w:rFonts w:ascii="Times New Roman" w:hAnsi="Times New Roman" w:cs="Times New Roman"/>
+                <w:b/>
+                <w:bCs/>
+              </w:rPr>
+            </w:pPr>
+            <w:r>
+              <w:rPr>
+                <w:rFonts w:ascii="Times New Roman" w:hAnsi="Times New Roman" w:cs="Times New Roman"/>
+                <w:b/>
+                <w:bCs/>
+              </w:rPr>
+              <w:t>Hybrid</w:t>
+            </w:r>
+          </w:p>
+        </w:tc>
+        <w:tc>
+          <w:tcPr>
+            <w:tcW w:w="1307" w:type="dxa"/>
+            <w:vAlign w:val="center"/>
+          </w:tcPr>
+          <w:p>
+            <w:pPr>
+              <w:jc w:val="center"/>
+              <w:rPr>
+                <w:rFonts w:ascii="Times New Roman" w:eastAsiaTheme="minorEastAsia" w:hAnsi="Times New Roman" w:cs="Times New Roman"/>
+                <w:sz w:val="24"/>
+                <w:szCs w:val="24"/>
+              </w:rPr>
+            </w:pPr>
+          </w:p>
+        </w:tc>
+        <w:tc>
+          <w:tcPr>
+            <w:tcW w:w="1307" w:type="dxa"/>
+            <w:vAlign w:val="center"/>
+          </w:tcPr>
+          <w:p>
+            <w:pPr>
+              <w:jc w:val="center"/>
+              <w:rPr>
+                <w:rFonts w:ascii="Times New Roman" w:eastAsiaTheme="minorEastAsia" w:hAnsi="Times New Roman" w:cs="Times New Roman"/>
+                <w:sz w:val="24"/>
+                <w:szCs w:val="24"/>
+              </w:rPr>
+            </w:pPr>
+          </w:p>
+        </w:tc>
+        <w:tc>
+          <w:tcPr>
+            <w:tcW w:w="1307" w:type="dxa"/>
+            <w:vAlign w:val="center"/>
+          </w:tcPr>
+          <w:p>
+            <w:pPr>
+              <w:jc w:val="center"/>
+              <w:rPr>
+                <w:rFonts w:ascii="Times New Roman" w:eastAsiaTheme="minorEastAsia" w:hAnsi="Times New Roman" w:cs="Times New Roman"/>
+                <w:sz w:val="24"/>
+                <w:szCs w:val="24"/>
+              </w:rPr>
+            </w:pPr>
+          </w:p>
+        </w:tc>
+        <w:tc>
+          <w:tcPr>
+            <w:tcW w:w="1307" w:type="dxa"/>
+            <w:vAlign w:val="center"/>
+          </w:tcPr>
+          <w:p>
+            <w:pPr>
+              <w:jc w:val="center"/>
+              <w:rPr>
+                <w:rFonts w:ascii="Times New Roman" w:eastAsiaTheme="minorEastAsia" w:hAnsi="Times New Roman" w:cs="Times New Roman"/>
+                <w:sz w:val="24"/>
+                <w:szCs w:val="24"/>
+              </w:rPr>
+            </w:pPr>
+          </w:p>
+        </w:tc>
+        <w:tc>
+          <w:tcPr>
+            <w:tcW w:w="1307" w:type="dxa"/>
+            <w:vAlign w:val="center"/>
+          </w:tcPr>
+          <w:p>
+            <w:pPr>
+              <w:jc w:val="center"/>
+              <w:rPr>
+                <w:rFonts w:ascii="Times New Roman" w:eastAsiaTheme="minorEastAsia" w:hAnsi="Times New Roman" w:cs="Times New Roman"/>
+                <w:sz w:val="24"/>
+                <w:szCs w:val="24"/>
+              </w:rPr>
+            </w:pPr>
+          </w:p>
+        </w:tc>
+        <w:tc>
+          <w:tcPr>
+            <w:tcW w:w="1307" w:type="dxa"/>
+            <w:vAlign w:val="center"/>
+          </w:tcPr>
+          <w:p>
+            <w:pPr>
+              <w:jc w:val="center"/>
+              <w:rPr>
+                <w:rFonts w:ascii="Times New Roman" w:eastAsiaTheme="minorEastAsia" w:hAnsi="Times New Roman" w:cs="Times New Roman"/>
+                <w:sz w:val="24"/>
+                <w:szCs w:val="24"/>
+              </w:rPr>
+            </w:pPr>
+          </w:p>
+        </w:tc>
+      </w:tr>
+      <w:tr>
+        <w:trPr>
+          <w:trHeight w:val="567"/>
+        </w:trPr>
+        <w:tc>
+          <w:tcPr>
+            <w:tcW w:w="1307" w:type="dxa"/>
+            <w:vMerge w:val="restart"/>
+            <w:vAlign w:val="center"/>
+          </w:tcPr>
+          <w:p>
+            <w:pPr>
+              <w:jc w:val="center"/>
+              <w:rPr>
+                <w:rFonts w:ascii="Times New Roman" w:hAnsi="Times New Roman" w:cs="Times New Roman"/>
+                <w:b/>
+                <w:bCs/>
+              </w:rPr>
+            </w:pPr>
+            <w:r>
+              <w:rPr>
+                <w:rFonts w:ascii="Times New Roman" w:hAnsi="Times New Roman" w:cs="Times New Roman"/>
+                <w:b/>
+                <w:bCs/>
+              </w:rPr>
+              <w:t>Trench</w:t>
+            </w:r>
+          </w:p>
+        </w:tc>
+        <w:tc>
+          <w:tcPr>
+            <w:tcW w:w="1307" w:type="dxa"/>
+            <w:vAlign w:val="center"/>
+          </w:tcPr>
+          <w:p>
+            <w:pPr>
+              <w:jc w:val="center"/>
+              <w:rPr>
+                <w:rFonts w:ascii="Times New Roman" w:hAnsi="Times New Roman" w:cs="Times New Roman"/>
+                <w:b/>
+                <w:bCs/>
+              </w:rPr>
+            </w:pPr>
+            <w:r>
+              <w:rPr>
+                <w:rFonts w:ascii="Times New Roman" w:hAnsi="Times New Roman" w:cs="Times New Roman"/>
+                <w:b/>
+                <w:bCs/>
+              </w:rPr>
+              <w:t>STDFusionNet</w:t>
+            </w:r>
+          </w:p>
+        </w:tc>
+        <w:tc>
+          <w:tcPr>
+            <w:tcW w:w="1307" w:type="dxa"/>
+            <w:vAlign w:val="center"/>
+          </w:tcPr>
+          <w:p>
+            <w:pPr>
+              <w:jc w:val="center"/>
+              <w:rPr>
+                <w:rFonts w:ascii="Times New Roman" w:eastAsiaTheme="minorEastAsia" w:hAnsi="Times New Roman" w:cs="Times New Roman"/>
+                <w:sz w:val="24"/>
+                <w:szCs w:val="24"/>
+              </w:rPr>
+            </w:pPr>
+          </w:p>
+        </w:tc>
+        <w:tc>
+          <w:tcPr>
+            <w:tcW w:w="1307" w:type="dxa"/>
+            <w:vAlign w:val="center"/>
+          </w:tcPr>
+          <w:p>
+            <w:pPr>
+              <w:jc w:val="center"/>
+              <w:rPr>
+                <w:rFonts w:ascii="Times New Roman" w:eastAsiaTheme="minorEastAsia" w:hAnsi="Times New Roman" w:cs="Times New Roman"/>
+                <w:sz w:val="24"/>
+                <w:szCs w:val="24"/>
+              </w:rPr>
+            </w:pPr>
+          </w:p>
+        </w:tc>
+        <w:tc>
+          <w:tcPr>
+            <w:tcW w:w="1307" w:type="dxa"/>
+            <w:vAlign w:val="center"/>
+          </w:tcPr>
+          <w:p>
+            <w:pPr>
+              <w:jc w:val="center"/>
+              <w:rPr>
+                <w:rFonts w:ascii="Times New Roman" w:eastAsiaTheme="minorEastAsia" w:hAnsi="Times New Roman" w:cs="Times New Roman"/>
+                <w:sz w:val="24"/>
+                <w:szCs w:val="24"/>
+              </w:rPr>
+            </w:pPr>
+          </w:p>
+        </w:tc>
+        <w:tc>
+          <w:tcPr>
+            <w:tcW w:w="1307" w:type="dxa"/>
+            <w:vAlign w:val="center"/>
+          </w:tcPr>
+          <w:p>
+            <w:pPr>
+              <w:jc w:val="center"/>
+              <w:rPr>
+                <w:rFonts w:ascii="Times New Roman" w:eastAsiaTheme="minorEastAsia" w:hAnsi="Times New Roman" w:cs="Times New Roman"/>
+                <w:sz w:val="24"/>
+                <w:szCs w:val="24"/>
+              </w:rPr>
+            </w:pPr>
+          </w:p>
+        </w:tc>
+        <w:tc>
+          <w:tcPr>
+            <w:tcW w:w="1307" w:type="dxa"/>
+            <w:vAlign w:val="center"/>
+          </w:tcPr>
+          <w:p>
+            <w:pPr>
+              <w:jc w:val="center"/>
+              <w:rPr>
+                <w:rFonts w:ascii="Times New Roman" w:eastAsiaTheme="minorEastAsia" w:hAnsi="Times New Roman" w:cs="Times New Roman"/>
+                <w:sz w:val="24"/>
+                <w:szCs w:val="24"/>
+              </w:rPr>
+            </w:pPr>
+          </w:p>
+        </w:tc>
+        <w:tc>
+          <w:tcPr>
+            <w:tcW w:w="1307" w:type="dxa"/>
+            <w:vAlign w:val="center"/>
+          </w:tcPr>
+          <w:p>
+            <w:pPr>
+              <w:jc w:val="center"/>
+              <w:rPr>
+                <w:rFonts w:ascii="Times New Roman" w:eastAsiaTheme="minorEastAsia" w:hAnsi="Times New Roman" w:cs="Times New Roman"/>
+                <w:sz w:val="24"/>
+                <w:szCs w:val="24"/>
+              </w:rPr>
+            </w:pPr>
+          </w:p>
+        </w:tc>
+      </w:tr>
+      <w:tr>
+        <w:trPr>
+          <w:trHeight w:val="567"/>
+        </w:trPr>
+        <w:tc>
+          <w:tcPr>
+            <w:tcW w:w="1307" w:type="dxa"/>
+            <w:vMerge/>
+            <w:vAlign w:val="center"/>
+          </w:tcPr>
+          <w:p>
+            <w:pPr>
+              <w:jc w:val="center"/>
+              <w:rPr>
+                <w:rFonts w:ascii="Times New Roman" w:hAnsi="Times New Roman" w:cs="Times New Roman"/>
+                <w:b/>
+                <w:bCs/>
+              </w:rPr>
+            </w:pPr>
+          </w:p>
+        </w:tc>
+        <w:tc>
+          <w:tcPr>
+            <w:tcW w:w="1307" w:type="dxa"/>
+            <w:vAlign w:val="center"/>
+          </w:tcPr>
+          <w:p>
+            <w:pPr>
+              <w:jc w:val="center"/>
+              <w:rPr>
+                <w:rFonts w:ascii="Times New Roman" w:hAnsi="Times New Roman" w:cs="Times New Roman"/>
+                <w:b/>
+                <w:bCs/>
+              </w:rPr>
+            </w:pPr>
+            <w:r>
+              <w:rPr>
+                <w:rFonts w:ascii="Times New Roman" w:hAnsi="Times New Roman" w:cs="Times New Roman"/>
+                <w:b/>
+                <w:bCs/>
+              </w:rPr>
+              <w:t>Wavelet (DWT)</w:t>
+            </w:r>
+          </w:p>
+        </w:tc>
+        <w:tc>
+          <w:tcPr>
+            <w:tcW w:w="1307" w:type="dxa"/>
+            <w:vAlign w:val="center"/>
+          </w:tcPr>
+          <w:p>
+            <w:pPr>
+              <w:jc w:val="center"/>
+              <w:rPr>
+                <w:rFonts w:ascii="Times New Roman" w:eastAsiaTheme="minorEastAsia" w:hAnsi="Times New Roman" w:cs="Times New Roman"/>
+                <w:sz w:val="24"/>
+                <w:szCs w:val="24"/>
+              </w:rPr>
+            </w:pPr>
+          </w:p>
+        </w:tc>
+        <w:tc>
+          <w:tcPr>
+            <w:tcW w:w="1307" w:type="dxa"/>
+            <w:vAlign w:val="center"/>
+          </w:tcPr>
+          <w:p>
+            <w:pPr>
+              <w:jc w:val="center"/>
+              <w:rPr>
+                <w:rFonts w:ascii="Times New Roman" w:eastAsiaTheme="minorEastAsia" w:hAnsi="Times New Roman" w:cs="Times New Roman"/>
+                <w:sz w:val="24"/>
+                <w:szCs w:val="24"/>
+              </w:rPr>
+            </w:pPr>
+          </w:p>
+        </w:tc>
+        <w:tc>
+          <w:tcPr>
+            <w:tcW w:w="1307" w:type="dxa"/>
+            <w:vAlign w:val="center"/>
+          </w:tcPr>
+          <w:p>
+            <w:pPr>
+              <w:jc w:val="center"/>
+              <w:rPr>
+                <w:rFonts w:ascii="Times New Roman" w:eastAsiaTheme="minorEastAsia" w:hAnsi="Times New Roman" w:cs="Times New Roman"/>
+                <w:sz w:val="24"/>
+                <w:szCs w:val="24"/>
+              </w:rPr>
+            </w:pPr>
+          </w:p>
+        </w:tc>
+        <w:tc>
+          <w:tcPr>
+            <w:tcW w:w="1307" w:type="dxa"/>
+            <w:vAlign w:val="center"/>
+          </w:tcPr>
+          <w:p>
+            <w:pPr>
+              <w:jc w:val="center"/>
+              <w:rPr>
+                <w:rFonts w:ascii="Times New Roman" w:eastAsiaTheme="minorEastAsia" w:hAnsi="Times New Roman" w:cs="Times New Roman"/>
+                <w:sz w:val="24"/>
+                <w:szCs w:val="24"/>
+              </w:rPr>
+            </w:pPr>
+          </w:p>
+        </w:tc>
+        <w:tc>
+          <w:tcPr>
+            <w:tcW w:w="1307" w:type="dxa"/>
+            <w:vAlign w:val="center"/>
+          </w:tcPr>
+          <w:p>
+            <w:pPr>
+              <w:jc w:val="center"/>
+              <w:rPr>
+                <w:rFonts w:ascii="Times New Roman" w:eastAsiaTheme="minorEastAsia" w:hAnsi="Times New Roman" w:cs="Times New Roman"/>
+                <w:sz w:val="24"/>
+                <w:szCs w:val="24"/>
+              </w:rPr>
+            </w:pPr>
+          </w:p>
+        </w:tc>
+        <w:tc>
+          <w:tcPr>
+            <w:tcW w:w="1307" w:type="dxa"/>
+            <w:vAlign w:val="center"/>
+          </w:tcPr>
+          <w:p>
+            <w:pPr>
+              <w:jc w:val="center"/>
+              <w:rPr>
+                <w:rFonts w:ascii="Times New Roman" w:eastAsiaTheme="minorEastAsia" w:hAnsi="Times New Roman" w:cs="Times New Roman"/>
+                <w:sz w:val="24"/>
+                <w:szCs w:val="24"/>
+              </w:rPr>
+            </w:pPr>
+          </w:p>
+        </w:tc>
+      </w:tr>
+      <w:tr>
+        <w:trPr>
+          <w:trHeight w:val="567"/>
+        </w:trPr>
+        <w:tc>
+          <w:tcPr>
+            <w:tcW w:w="1307" w:type="dxa"/>
+            <w:vMerge/>
+            <w:vAlign w:val="center"/>
+          </w:tcPr>
+          <w:p>
+            <w:pPr>
+              <w:jc w:val="center"/>
+              <w:rPr>
+                <w:rFonts w:ascii="Times New Roman" w:hAnsi="Times New Roman" w:cs="Times New Roman"/>
+                <w:b/>
+                <w:bCs/>
+              </w:rPr>
+            </w:pPr>
+          </w:p>
+        </w:tc>
+        <w:tc>
+          <w:tcPr>
+            <w:tcW w:w="1307" w:type="dxa"/>
+            <w:vAlign w:val="center"/>
+          </w:tcPr>
+          <w:p>
+            <w:pPr>
+              <w:jc w:val="center"/>
+              <w:rPr>
+                <w:rFonts w:ascii="Times New Roman" w:hAnsi="Times New Roman" w:cs="Times New Roman"/>
+                <w:b/>
+                <w:bCs/>
+              </w:rPr>
+            </w:pPr>
+            <w:r>
+              <w:rPr>
+                <w:rFonts w:ascii="Times New Roman" w:hAnsi="Times New Roman" w:cs="Times New Roman"/>
+                <w:b/>
+                <w:bCs/>
+              </w:rPr>
+              <w:t>Hybrid</w:t>
+            </w:r>
+          </w:p>
+        </w:tc>
+        <w:tc>
+          <w:tcPr>
+            <w:tcW w:w="1307" w:type="dxa"/>
+            <w:vAlign w:val="center"/>
+          </w:tcPr>
+          <w:p>
+            <w:pPr>
+              <w:jc w:val="center"/>
+              <w:rPr>
+                <w:rFonts w:ascii="Times New Roman" w:eastAsiaTheme="minorEastAsia" w:hAnsi="Times New Roman" w:cs="Times New Roman"/>
+                <w:sz w:val="24"/>
+                <w:szCs w:val="24"/>
+              </w:rPr>
+            </w:pPr>
+          </w:p>
+        </w:tc>
+        <w:tc>
+          <w:tcPr>
+            <w:tcW w:w="1307" w:type="dxa"/>
+            <w:vAlign w:val="center"/>
+          </w:tcPr>
+          <w:p>
+            <w:pPr>
+              <w:jc w:val="center"/>
+              <w:rPr>
+                <w:rFonts w:ascii="Times New Roman" w:eastAsiaTheme="minorEastAsia" w:hAnsi="Times New Roman" w:cs="Times New Roman"/>
+                <w:sz w:val="24"/>
+                <w:szCs w:val="24"/>
+              </w:rPr>
+            </w:pPr>
+          </w:p>
+        </w:tc>
+        <w:tc>
+          <w:tcPr>
+            <w:tcW w:w="1307" w:type="dxa"/>
+            <w:vAlign w:val="center"/>
+          </w:tcPr>
+          <w:p>
+            <w:pPr>
+              <w:jc w:val="center"/>
+              <w:rPr>
+                <w:rFonts w:ascii="Times New Roman" w:eastAsiaTheme="minorEastAsia" w:hAnsi="Times New Roman" w:cs="Times New Roman"/>
+                <w:sz w:val="24"/>
+                <w:szCs w:val="24"/>
+              </w:rPr>
+            </w:pPr>
+          </w:p>
+        </w:tc>
+        <w:tc>
+          <w:tcPr>
+            <w:tcW w:w="1307" w:type="dxa"/>
+            <w:vAlign w:val="center"/>
+          </w:tcPr>
+          <w:p>
+            <w:pPr>
+              <w:jc w:val="center"/>
+              <w:rPr>
+                <w:rFonts w:ascii="Times New Roman" w:eastAsiaTheme="minorEastAsia" w:hAnsi="Times New Roman" w:cs="Times New Roman"/>
+                <w:sz w:val="24"/>
+                <w:szCs w:val="24"/>
+              </w:rPr>
+            </w:pPr>
+          </w:p>
+        </w:tc>
+        <w:tc>
+          <w:tcPr>
+            <w:tcW w:w="1307" w:type="dxa"/>
+            <w:vAlign w:val="center"/>
+          </w:tcPr>
+          <w:p>
+            <w:pPr>
+              <w:jc w:val="center"/>
+              <w:rPr>
+                <w:rFonts w:ascii="Times New Roman" w:eastAsiaTheme="minorEastAsia" w:hAnsi="Times New Roman" w:cs="Times New Roman"/>
+                <w:sz w:val="24"/>
+                <w:szCs w:val="24"/>
+              </w:rPr>
+            </w:pPr>
+          </w:p>
+        </w:tc>
+        <w:tc>
+          <w:tcPr>
+            <w:tcW w:w="1307" w:type="dxa"/>
             <w:vAlign w:val="center"/>
           </w:tcPr>
           <w:p>
@@ -5842,12 +7300,40 @@
     </w:p>
     <w:p>
       <w:pPr>
-        <w:pStyle w:val="ListParagraph"/>
+        <w:jc w:val="center"/>
+        <w:rPr>
+          <w:rFonts w:ascii="Times New Roman" w:eastAsiaTheme="minorEastAsia" w:hAnsi="Times New Roman" w:cs="Times New Roman"/>
+          <w:sz w:val="24"/>
+          <w:szCs w:val="24"/>
+        </w:rPr>
+      </w:pPr>
+    </w:p>
+    <w:p>
+      <w:pPr>
         <w:jc w:val="both"/>
         <w:rPr>
           <w:rFonts w:ascii="Times New Roman" w:eastAsiaTheme="minorEastAsia" w:hAnsi="Times New Roman" w:cs="Times New Roman"/>
           <w:sz w:val="24"/>
           <w:szCs w:val="24"/>
+          <w:lang w:val="en-US"/>
+        </w:rPr>
+        <w:sectPr>
+          <w:type w:val="continuous"/>
+          <w:pgSz w:w="11906" w:h="16838"/>
+          <w:pgMar w:top="720" w:right="720" w:bottom="720" w:left="720" w:header="708" w:footer="708" w:gutter="0"/>
+          <w:cols w:space="709"/>
+          <w:docGrid w:linePitch="360"/>
+        </w:sectPr>
+      </w:pPr>
+    </w:p>
+    <w:p>
+      <w:pPr>
+        <w:jc w:val="center"/>
+        <w:rPr>
+          <w:rFonts w:ascii="Times New Roman" w:eastAsiaTheme="minorEastAsia" w:hAnsi="Times New Roman" w:cs="Times New Roman"/>
+          <w:sz w:val="24"/>
+          <w:szCs w:val="24"/>
+          <w:lang w:val="en-US"/>
         </w:rPr>
       </w:pPr>
     </w:p>
